--- a/src/Apps/W1/Sustainability/app/src/Reports/StandardESGSalesQuoteBlueBody.docx
+++ b/src/Apps/W1/Sustainability/app/src/Reports/StandardESGSalesQuoteBlueBody.docx
@@ -1,61 +1,39 @@
 
 <file path=word/document.xml><?xml version="1.0" encoding="utf-8"?>
-<w:document xmlns:wpc="http://schemas.microsoft.com/office/word/2010/wordprocessingCanvas" xmlns:cx="http://schemas.microsoft.com/office/drawing/2014/chartex" xmlns:cx1="http://schemas.microsoft.com/office/drawing/2015/9/8/chartex" xmlns:cx2="http://schemas.microsoft.com/office/drawing/2015/10/21/chartex" xmlns:cx3="http://schemas.microsoft.com/office/drawing/2016/5/9/chartex" xmlns:cx4="http://schemas.microsoft.com/office/drawing/2016/5/10/chartex" xmlns:cx5="http://schemas.microsoft.com/office/drawing/2016/5/11/chartex" xmlns:cx6="http://schemas.microsoft.com/office/drawing/2016/5/12/chartex" xmlns:cx7="http://schemas.microsoft.com/office/drawing/2016/5/13/chartex" xmlns:cx8="http://schemas.microsoft.com/office/drawing/2016/5/14/chartex" xmlns:mc="http://schemas.openxmlformats.org/markup-compatibility/2006" xmlns:aink="http://schemas.microsoft.com/office/drawing/2016/ink" xmlns:am3d="http://schemas.microsoft.com/office/drawing/2017/model3d" xmlns:o="urn:schemas-microsoft-com:office:office" xmlns:oel="http://schemas.microsoft.com/office/2019/extlst" xmlns:r="http://schemas.openxmlformats.org/officeDocument/2006/relationships" xmlns:m="http://schemas.openxmlformats.org/officeDocument/2006/math" xmlns:v="urn:schemas-microsoft-com:vml" xmlns:wp14="http://schemas.microsoft.com/office/word/2010/wordprocessingDrawing" xmlns:wp="http://schemas.openxmlformats.org/drawingml/2006/wordprocessingDrawing" xmlns:w10="urn:schemas-microsoft-com:office:word" xmlns:w="http://schemas.openxmlformats.org/wordprocessingml/2006/main" xmlns:w14="http://schemas.microsoft.com/office/word/2010/wordml" xmlns:w15="http://schemas.microsoft.com/office/word/2012/wordml" xmlns:w16cex="http://schemas.microsoft.com/office/word/2018/wordml/cex" xmlns:w16cid="http://schemas.microsoft.com/office/word/2016/wordml/cid" xmlns:w16="http://schemas.microsoft.com/office/word/2018/wordml" xmlns:w16du="http://schemas.microsoft.com/office/word/2023/wordml/word16du" xmlns:w16sdtdh="http://schemas.microsoft.com/office/word/2020/wordml/sdtdatahash" xmlns:w16sdtfl="http://schemas.microsoft.com/office/word/2024/wordml/sdtformatlock" xmlns:w16se="http://schemas.microsoft.com/office/word/2015/wordml/symex" xmlns:wpg="http://schemas.microsoft.com/office/word/2010/wordprocessingGroup" xmlns:wpi="http://schemas.microsoft.com/office/word/2010/wordprocessingInk" xmlns:wne="http://schemas.microsoft.com/office/word/2006/wordml" xmlns:wps="http://schemas.microsoft.com/office/word/2010/wordprocessingShape" mc:Ignorable="w14 w15 w16se w16cid w16 w16cex w16sdtdh w16sdtfl w16du wp14">
+<w:document xmlns:wpc="http://schemas.microsoft.com/office/word/2010/wordprocessingCanvas" xmlns:cx="http://schemas.microsoft.com/office/drawing/2014/chartex" xmlns:cx1="http://schemas.microsoft.com/office/drawing/2015/9/8/chartex" xmlns:cx2="http://schemas.microsoft.com/office/drawing/2015/10/21/chartex" xmlns:cx3="http://schemas.microsoft.com/office/drawing/2016/5/9/chartex" xmlns:cx4="http://schemas.microsoft.com/office/drawing/2016/5/10/chartex" xmlns:cx5="http://schemas.microsoft.com/office/drawing/2016/5/11/chartex" xmlns:cx6="http://schemas.microsoft.com/office/drawing/2016/5/12/chartex" xmlns:cx7="http://schemas.microsoft.com/office/drawing/2016/5/13/chartex" xmlns:cx8="http://schemas.microsoft.com/office/drawing/2016/5/14/chartex" xmlns:mc="http://schemas.openxmlformats.org/markup-compatibility/2006" xmlns:aink="http://schemas.microsoft.com/office/drawing/2016/ink" xmlns:am3d="http://schemas.microsoft.com/office/drawing/2017/model3d" xmlns:o="urn:schemas-microsoft-com:office:office" xmlns:oel="http://schemas.microsoft.com/office/2019/extlst" xmlns:r="http://schemas.openxmlformats.org/officeDocument/2006/relationships" xmlns:m="http://schemas.openxmlformats.org/officeDocument/2006/math" xmlns:v="urn:schemas-microsoft-com:vml" xmlns:wp14="http://schemas.microsoft.com/office/word/2010/wordprocessingDrawing" xmlns:wp="http://schemas.openxmlformats.org/drawingml/2006/wordprocessingDrawing" xmlns:w10="urn:schemas-microsoft-com:office:word" xmlns:w="http://schemas.openxmlformats.org/wordprocessingml/2006/main" xmlns:w14="http://schemas.microsoft.com/office/word/2010/wordml" xmlns:w15="http://schemas.microsoft.com/office/word/2012/wordml" xmlns:w16cei="http://schemas.microsoft.com/office/word/2026/wordml/cei" xmlns:w16cex="http://schemas.microsoft.com/office/word/2018/wordml/cex" xmlns:w16cid="http://schemas.microsoft.com/office/word/2016/wordml/cid" xmlns:w16="http://schemas.microsoft.com/office/word/2018/wordml" xmlns:w16du="http://schemas.microsoft.com/office/word/2023/wordml/word16du" xmlns:w16sdtdh="http://schemas.microsoft.com/office/word/2020/wordml/sdtdatahash" xmlns:w16sdtfl="http://schemas.microsoft.com/office/word/2024/wordml/sdtformatlock" xmlns:w16se="http://schemas.microsoft.com/office/word/2015/wordml/symex" xmlns:wpg="http://schemas.microsoft.com/office/word/2010/wordprocessingGroup" xmlns:wpi="http://schemas.microsoft.com/office/word/2010/wordprocessingInk" xmlns:wne="http://schemas.microsoft.com/office/word/2006/wordml" xmlns:wps="http://schemas.microsoft.com/office/word/2010/wordprocessingShape" mc:Ignorable="w14 w15 w16se w16cid w16 w16cex w16sdtdh w16sdtfl w16du wp14">
   <w:body>
     <w:tbl>
       <w:tblPr>
-        <w:tblStyle w:val="TableGrid"/>
-        <w:tblW w:w="15422" w:type="dxa"/>
-        <w:tblBorders>
-          <w:top w:val="none" w:color="auto" w:sz="0" w:space="0"/>
-          <w:left w:val="none" w:color="auto" w:sz="0" w:space="0"/>
-          <w:bottom w:val="none" w:color="auto" w:sz="0" w:space="0"/>
-          <w:right w:val="none" w:color="auto" w:sz="0" w:space="0"/>
-          <w:insideH w:val="none" w:color="auto" w:sz="0" w:space="0"/>
-          <w:insideV w:val="none" w:color="auto" w:sz="0" w:space="0"/>
-        </w:tblBorders>
-        <w:tblCellMar>
-          <w:left w:w="0" w:type="dxa"/>
-          <w:right w:w="0" w:type="dxa"/>
-        </w:tblCellMar>
-        <w:tblLook w:val="04A0" w:firstRow="1" w:lastRow="0" w:firstColumn="1" w:lastColumn="0" w:noHBand="0" w:noVBand="1"/>
+        <w:tblStyle w:val="BCBlockTable"/>
+        <w:tblW w:w="5000" w:type="pct"/>
+        <w:tblLook w:val="0620" w:firstRow="1" w:lastRow="0" w:firstColumn="0" w:lastColumn="0" w:noHBand="1" w:noVBand="1"/>
         <w:tblCaption w:val="Address Block"/>
+        <w:tblDescription w:val="Layout table. Used for positioning, not for tabular data."/>
       </w:tblPr>
       <w:tblGrid>
-        <w:gridCol w:w="4034"/>
-        <w:gridCol w:w="5694"/>
-        <w:gridCol w:w="5694"/>
+        <w:gridCol w:w="4104"/>
+        <w:gridCol w:w="5791"/>
+        <w:gridCol w:w="5791"/>
       </w:tblGrid>
       <w:tr>
         <w:trPr>
           <w:cnfStyle w:val="100000000000" w:firstRow="1" w:lastRow="0" w:firstColumn="0" w:lastColumn="0" w:oddVBand="0" w:evenVBand="0" w:oddHBand="0" w:evenHBand="0" w:firstRowFirstColumn="0" w:firstRowLastColumn="0" w:lastRowFirstColumn="0" w:lastRowLastColumn="0"/>
+          <w:cantSplit/>
           <w:trHeight w:val="254"/>
         </w:trPr>
         <w:sdt>
           <w:sdtPr>
-            <w:rPr>
-              <w:rStyle w:val="Strong"/>
-              <w:rFonts w:ascii="Segoe UI Semibold" w:hAnsi="Segoe UI Semibold" w:cs="Segoe UI Semibold"/>
-              <w:b w:val="0"/>
-              <w:bCs w:val="0"/>
-              <w:sz w:val="22"/>
-              <w:szCs w:val="22"/>
-            </w:rPr>
             <w:alias w:val="CustomerAddress1"/>
             <w:tag w:val="#BC:InsertDataItem,DataItems/Header/CustomerAddress1"/>
             <w:id w:val="-1114448210"/>
             <w:placeholder>
-              <w:docPart w:val="19FE2BD8170048109C28FC3304CDC10F"/>
+              <w:docPart w:val="061B57A45EC04E5685B4E3EE8CA614B1"/>
             </w:placeholder>
             <w:dataBinding w:prefixMappings="xmlns:ns0='urn:microsoft-dynamics-nav/reports/Standard_Sales_Quote/1304/'" w:xpath="/ns0:NavWordReportXmlPart[1]/ns0:Header[1]/ns0:CustomerAddress1[1]" w:storeItemID="{00000000-0000-0000-0000-000000000000}"/>
             <w15:color w:val="808080"/>
             <w:text/>
           </w:sdtPr>
-          <w:sdtEndPr>
-            <w:rPr>
-              <w:rStyle w:val="Strong"/>
-            </w:rPr>
-          </w:sdtEndPr>
+          <w:sdtEndPr/>
           <w:sdtContent>
             <w:tc>
               <w:tcPr>
@@ -63,25 +41,10 @@
               </w:tcPr>
               <w:p>
                 <w:pPr>
-                  <w:pStyle w:val="Heading2"/>
-                  <w:rPr>
-                    <w:rStyle w:val="Strong"/>
-                    <w:rFonts w:ascii="Segoe UI Semibold" w:hAnsi="Segoe UI Semibold" w:cs="Segoe UI Semibold"/>
-                    <w:b w:val="0"/>
-                    <w:bCs w:val="0"/>
-                    <w:sz w:val="22"/>
-                    <w:szCs w:val="22"/>
-                  </w:rPr>
+                  <w:pStyle w:val="BCLabel"/>
+                  <w:spacing w:line="276" w:lineRule="auto"/>
                 </w:pPr>
                 <w:r>
-                  <w:rPr>
-                    <w:rStyle w:val="Strong"/>
-                    <w:rFonts w:ascii="Segoe UI Semibold" w:hAnsi="Segoe UI Semibold" w:cs="Segoe UI Semibold"/>
-                    <w:b w:val="0"/>
-                    <w:bCs w:val="0"/>
-                    <w:sz w:val="22"/>
-                    <w:szCs w:val="22"/>
-                  </w:rPr>
                   <w:t>CustomerAddress1</w:t>
                 </w:r>
               </w:p>
@@ -94,14 +57,9 @@
           </w:tcPr>
           <w:p>
             <w:pPr>
-              <w:pStyle w:val="Heading2"/>
-              <w:jc w:val="right"/>
+              <w:pStyle w:val="BCLabel"/>
+              <w:spacing w:line="276" w:lineRule="auto"/>
               <w:rPr>
-                <w:rStyle w:val="Strong"/>
-                <w:b w:val="0"/>
-                <w:bCs w:val="0"/>
-                <w:sz w:val="22"/>
-                <w:szCs w:val="22"/>
                 <w:lang w:val="da-DK"/>
               </w:rPr>
             </w:pPr>
@@ -109,29 +67,17 @@
         </w:tc>
         <w:sdt>
           <w:sdtPr>
-            <w:rPr>
-              <w:rStyle w:val="Strong"/>
-              <w:rFonts w:ascii="Segoe UI Semibold" w:hAnsi="Segoe UI Semibold" w:cs="Segoe UI Semibold"/>
-              <w:b w:val="0"/>
-              <w:bCs w:val="0"/>
-              <w:sz w:val="22"/>
-              <w:szCs w:val="22"/>
-            </w:rPr>
             <w:alias w:val="CompanyAddress1"/>
             <w:tag w:val="#BC:InsertDataItem,DataItems/Header/CompanyAddress1"/>
             <w:id w:val="-349099811"/>
             <w:placeholder>
-              <w:docPart w:val="4D0E7DA22D7F4710ABEB2190B50E4627"/>
+              <w:docPart w:val="4F934DD9F2A042E49B75DD6AB385FD0A"/>
             </w:placeholder>
             <w:dataBinding w:prefixMappings="xmlns:ns0='urn:microsoft-dynamics-nav/reports/Standard_Sales_Quote/1304/'" w:xpath="/ns0:NavWordReportXmlPart[1]/ns0:Header[1]/ns0:CompanyAddress1[1]" w:storeItemID="{00000000-0000-0000-0000-000000000000}"/>
             <w15:color w:val="808080"/>
             <w:text/>
           </w:sdtPr>
-          <w:sdtEndPr>
-            <w:rPr>
-              <w:rStyle w:val="Strong"/>
-            </w:rPr>
-          </w:sdtEndPr>
+          <w:sdtEndPr/>
           <w:sdtContent>
             <w:tc>
               <w:tcPr>
@@ -139,26 +85,14 @@
               </w:tcPr>
               <w:p>
                 <w:pPr>
-                  <w:pStyle w:val="Heading2"/>
+                  <w:pStyle w:val="BCLabelNumber"/>
+                  <w:spacing w:line="276" w:lineRule="auto"/>
                   <w:jc w:val="right"/>
                   <w:rPr>
-                    <w:rStyle w:val="Strong"/>
-                    <w:b w:val="0"/>
-                    <w:bCs w:val="0"/>
-                    <w:sz w:val="22"/>
-                    <w:szCs w:val="22"/>
                     <w:lang w:val="da-DK"/>
                   </w:rPr>
                 </w:pPr>
                 <w:r>
-                  <w:rPr>
-                    <w:rStyle w:val="Strong"/>
-                    <w:rFonts w:ascii="Segoe UI Semibold" w:hAnsi="Segoe UI Semibold" w:cs="Segoe UI Semibold"/>
-                    <w:b w:val="0"/>
-                    <w:bCs w:val="0"/>
-                    <w:sz w:val="22"/>
-                    <w:szCs w:val="22"/>
-                  </w:rPr>
                   <w:t>CompanyAddress1</w:t>
                 </w:r>
               </w:p>
@@ -168,22 +102,16 @@
       </w:tr>
       <w:tr>
         <w:trPr>
+          <w:cantSplit/>
           <w:trHeight w:val="242"/>
         </w:trPr>
         <w:sdt>
           <w:sdtPr>
-            <w:rPr>
-              <w:rFonts w:cs="Segoe UI Semibold"/>
-              <w:b/>
-              <w:bCs/>
-              <w:sz w:val="22"/>
-              <w:szCs w:val="22"/>
-            </w:rPr>
             <w:alias w:val="CustomerAddress2"/>
             <w:tag w:val="#BC:InsertDataItem,DataItems/Header/CustomerAddress2"/>
             <w:id w:val="863552788"/>
             <w:placeholder>
-              <w:docPart w:val="19FE2BD8170048109C28FC3304CDC10F"/>
+              <w:docPart w:val="061B57A45EC04E5685B4E3EE8CA614B1"/>
             </w:placeholder>
             <w:dataBinding w:prefixMappings="xmlns:ns0='urn:microsoft-dynamics-nav/reports/Standard_Sales_Quote/1304/'" w:xpath="/ns0:NavWordReportXmlPart[1]/ns0:Header[1]/ns0:CustomerAddress2[1]" w:storeItemID="{00000000-0000-0000-0000-000000000000}"/>
             <w15:color w:val="808080"/>
@@ -197,18 +125,9 @@
               </w:tcPr>
               <w:p>
                 <w:pPr>
-                  <w:rPr>
-                    <w:rFonts w:cs="Segoe UI Semibold" w:asciiTheme="minorHAnsi" w:hAnsiTheme="minorHAnsi"/>
-                    <w:sz w:val="22"/>
-                    <w:szCs w:val="22"/>
-                  </w:rPr>
+                  <w:pStyle w:val="NoSpacing"/>
                 </w:pPr>
                 <w:r>
-                  <w:rPr>
-                    <w:rFonts w:cs="Segoe UI Semibold" w:asciiTheme="minorHAnsi" w:hAnsiTheme="minorHAnsi"/>
-                    <w:sz w:val="22"/>
-                    <w:szCs w:val="22"/>
-                  </w:rPr>
                   <w:t>CustomerAddress2</w:t>
                 </w:r>
               </w:p>
@@ -221,27 +140,17 @@
           </w:tcPr>
           <w:p>
             <w:pPr>
-              <w:jc w:val="right"/>
-              <w:rPr>
-                <w:rFonts w:asciiTheme="minorHAnsi" w:hAnsiTheme="minorHAnsi"/>
-                <w:sz w:val="22"/>
-                <w:szCs w:val="22"/>
-              </w:rPr>
+              <w:pStyle w:val="NoSpacing"/>
             </w:pPr>
           </w:p>
         </w:tc>
         <w:sdt>
           <w:sdtPr>
-            <w:rPr>
-              <w:rFonts w:cs="Segoe UI Semibold"/>
-              <w:sz w:val="22"/>
-              <w:szCs w:val="22"/>
-            </w:rPr>
             <w:alias w:val="CompanyAddress2"/>
             <w:tag w:val="#BC:InsertDataItem,DataItems/Header/CompanyAddress2"/>
             <w:id w:val="-407616906"/>
             <w:placeholder>
-              <w:docPart w:val="72111B1111AD441EA927073298A74A34"/>
+              <w:docPart w:val="E805DD48A0A04369A6070841DD8435B8"/>
             </w:placeholder>
             <w:dataBinding w:prefixMappings="xmlns:ns0='urn:microsoft-dynamics-nav/reports/Standard_Sales_Quote/1304/'" w:xpath="/ns0:NavWordReportXmlPart[1]/ns0:Header[1]/ns0:CompanyAddress2[1]" w:storeItemID="{00000000-0000-0000-0000-000000000000}"/>
             <w15:color w:val="808080"/>
@@ -255,18 +164,10 @@
               </w:tcPr>
               <w:p>
                 <w:pPr>
+                  <w:pStyle w:val="BCNumber"/>
                   <w:jc w:val="right"/>
-                  <w:rPr>
-                    <w:sz w:val="22"/>
-                    <w:szCs w:val="22"/>
-                  </w:rPr>
                 </w:pPr>
                 <w:r>
-                  <w:rPr>
-                    <w:rFonts w:cs="Segoe UI Semibold" w:asciiTheme="minorHAnsi" w:hAnsiTheme="minorHAnsi"/>
-                    <w:sz w:val="22"/>
-                    <w:szCs w:val="22"/>
-                  </w:rPr>
                   <w:t>CompanyAddress2</w:t>
                 </w:r>
               </w:p>
@@ -276,20 +177,16 @@
       </w:tr>
       <w:tr>
         <w:trPr>
+          <w:cantSplit/>
           <w:trHeight w:val="242"/>
         </w:trPr>
         <w:sdt>
           <w:sdtPr>
-            <w:rPr>
-              <w:rFonts w:cs="Segoe UI Semibold"/>
-              <w:sz w:val="22"/>
-              <w:szCs w:val="22"/>
-            </w:rPr>
             <w:alias w:val="CustomerAddress3"/>
             <w:tag w:val="#BC:InsertDataItem,DataItems/Header/CustomerAddress3"/>
             <w:id w:val="335427627"/>
             <w:placeholder>
-              <w:docPart w:val="19FE2BD8170048109C28FC3304CDC10F"/>
+              <w:docPart w:val="061B57A45EC04E5685B4E3EE8CA614B1"/>
             </w:placeholder>
             <w:dataBinding w:prefixMappings="xmlns:ns0='urn:microsoft-dynamics-nav/reports/Standard_Sales_Quote/1304/'" w:xpath="/ns0:NavWordReportXmlPart[1]/ns0:Header[1]/ns0:CustomerAddress3[1]" w:storeItemID="{00000000-0000-0000-0000-000000000000}"/>
             <w15:color w:val="808080"/>
@@ -303,18 +200,9 @@
               </w:tcPr>
               <w:p>
                 <w:pPr>
-                  <w:rPr>
-                    <w:rFonts w:cs="Segoe UI Semibold" w:asciiTheme="minorHAnsi" w:hAnsiTheme="minorHAnsi"/>
-                    <w:sz w:val="22"/>
-                    <w:szCs w:val="22"/>
-                  </w:rPr>
+                  <w:pStyle w:val="NoSpacing"/>
                 </w:pPr>
                 <w:r>
-                  <w:rPr>
-                    <w:rFonts w:cs="Segoe UI Semibold" w:asciiTheme="minorHAnsi" w:hAnsiTheme="minorHAnsi"/>
-                    <w:sz w:val="22"/>
-                    <w:szCs w:val="22"/>
-                  </w:rPr>
                   <w:t>CustomerAddress3</w:t>
                 </w:r>
               </w:p>
@@ -327,26 +215,17 @@
           </w:tcPr>
           <w:p>
             <w:pPr>
-              <w:jc w:val="right"/>
-              <w:rPr>
-                <w:sz w:val="22"/>
-                <w:szCs w:val="22"/>
-              </w:rPr>
+              <w:pStyle w:val="NoSpacing"/>
             </w:pPr>
           </w:p>
         </w:tc>
         <w:sdt>
           <w:sdtPr>
-            <w:rPr>
-              <w:rFonts w:cs="Segoe UI Semibold"/>
-              <w:sz w:val="22"/>
-              <w:szCs w:val="22"/>
-            </w:rPr>
             <w:alias w:val="CompanyAddress3"/>
             <w:tag w:val="#BC:InsertDataItem,DataItems/Header/CompanyAddress3"/>
             <w:id w:val="-1208102821"/>
             <w:placeholder>
-              <w:docPart w:val="3F5AB3899AC8496EB2EE58F0D6BC6622"/>
+              <w:docPart w:val="28540FFF810E415F81CA1406D086D723"/>
             </w:placeholder>
             <w:dataBinding w:prefixMappings="xmlns:ns0='urn:microsoft-dynamics-nav/reports/Standard_Sales_Quote/1304/'" w:xpath="/ns0:NavWordReportXmlPart[1]/ns0:Header[1]/ns0:CompanyAddress3[1]" w:storeItemID="{00000000-0000-0000-0000-000000000000}"/>
             <w15:color w:val="808080"/>
@@ -360,18 +239,10 @@
               </w:tcPr>
               <w:p>
                 <w:pPr>
+                  <w:pStyle w:val="BCNumber"/>
                   <w:jc w:val="right"/>
-                  <w:rPr>
-                    <w:sz w:val="22"/>
-                    <w:szCs w:val="22"/>
-                  </w:rPr>
                 </w:pPr>
                 <w:r>
-                  <w:rPr>
-                    <w:rFonts w:cs="Segoe UI Semibold" w:asciiTheme="minorHAnsi" w:hAnsiTheme="minorHAnsi"/>
-                    <w:sz w:val="22"/>
-                    <w:szCs w:val="22"/>
-                  </w:rPr>
                   <w:t>CompanyAddress3</w:t>
                 </w:r>
               </w:p>
@@ -381,20 +252,16 @@
       </w:tr>
       <w:tr>
         <w:trPr>
+          <w:cantSplit/>
           <w:trHeight w:val="242"/>
         </w:trPr>
         <w:sdt>
           <w:sdtPr>
-            <w:rPr>
-              <w:rFonts w:cs="Segoe UI Semibold"/>
-              <w:sz w:val="22"/>
-              <w:szCs w:val="22"/>
-            </w:rPr>
             <w:alias w:val="CustomerAddress4"/>
             <w:tag w:val="#BC:InsertDataItem,DataItems/Header/CustomerAddress4"/>
             <w:id w:val="172315661"/>
             <w:placeholder>
-              <w:docPart w:val="19FE2BD8170048109C28FC3304CDC10F"/>
+              <w:docPart w:val="061B57A45EC04E5685B4E3EE8CA614B1"/>
             </w:placeholder>
             <w:dataBinding w:prefixMappings="xmlns:ns0='urn:microsoft-dynamics-nav/reports/Standard_Sales_Quote/1304/'" w:xpath="/ns0:NavWordReportXmlPart[1]/ns0:Header[1]/ns0:CustomerAddress4[1]" w:storeItemID="{00000000-0000-0000-0000-000000000000}"/>
             <w15:color w:val="808080"/>
@@ -408,18 +275,9 @@
               </w:tcPr>
               <w:p>
                 <w:pPr>
-                  <w:rPr>
-                    <w:rFonts w:cs="Segoe UI Semibold" w:asciiTheme="minorHAnsi" w:hAnsiTheme="minorHAnsi"/>
-                    <w:sz w:val="22"/>
-                    <w:szCs w:val="22"/>
-                  </w:rPr>
+                  <w:pStyle w:val="NoSpacing"/>
                 </w:pPr>
                 <w:r>
-                  <w:rPr>
-                    <w:rFonts w:cs="Segoe UI Semibold" w:asciiTheme="minorHAnsi" w:hAnsiTheme="minorHAnsi"/>
-                    <w:sz w:val="22"/>
-                    <w:szCs w:val="22"/>
-                  </w:rPr>
                   <w:t>CustomerAddress4</w:t>
                 </w:r>
               </w:p>
@@ -432,26 +290,17 @@
           </w:tcPr>
           <w:p>
             <w:pPr>
-              <w:jc w:val="right"/>
-              <w:rPr>
-                <w:sz w:val="22"/>
-                <w:szCs w:val="22"/>
-              </w:rPr>
+              <w:pStyle w:val="NoSpacing"/>
             </w:pPr>
           </w:p>
         </w:tc>
         <w:sdt>
           <w:sdtPr>
-            <w:rPr>
-              <w:rFonts w:cs="Segoe UI Semibold"/>
-              <w:sz w:val="22"/>
-              <w:szCs w:val="22"/>
-            </w:rPr>
             <w:alias w:val="CompanyAddress4"/>
             <w:tag w:val="#BC:InsertDataItem,DataItems/Header/CompanyAddress4"/>
             <w:id w:val="-1044596330"/>
             <w:placeholder>
-              <w:docPart w:val="A1DD62B2824A4A8684A8C501165B1F63"/>
+              <w:docPart w:val="23C52138C37241818118C26FEC1282CF"/>
             </w:placeholder>
             <w:dataBinding w:prefixMappings="xmlns:ns0='urn:microsoft-dynamics-nav/reports/Standard_Sales_Quote/1304/'" w:xpath="/ns0:NavWordReportXmlPart[1]/ns0:Header[1]/ns0:CompanyAddress4[1]" w:storeItemID="{00000000-0000-0000-0000-000000000000}"/>
             <w15:color w:val="808080"/>
@@ -465,18 +314,10 @@
               </w:tcPr>
               <w:p>
                 <w:pPr>
+                  <w:pStyle w:val="BCNumber"/>
                   <w:jc w:val="right"/>
-                  <w:rPr>
-                    <w:sz w:val="22"/>
-                    <w:szCs w:val="22"/>
-                  </w:rPr>
                 </w:pPr>
                 <w:r>
-                  <w:rPr>
-                    <w:rFonts w:cs="Segoe UI Semibold" w:asciiTheme="minorHAnsi" w:hAnsiTheme="minorHAnsi"/>
-                    <w:sz w:val="22"/>
-                    <w:szCs w:val="22"/>
-                  </w:rPr>
                   <w:t>CompanyAddress4</w:t>
                 </w:r>
               </w:p>
@@ -486,20 +327,16 @@
       </w:tr>
       <w:tr>
         <w:trPr>
+          <w:cantSplit/>
           <w:trHeight w:val="242"/>
         </w:trPr>
         <w:sdt>
           <w:sdtPr>
-            <w:rPr>
-              <w:rFonts w:cs="Segoe UI Semibold"/>
-              <w:sz w:val="22"/>
-              <w:szCs w:val="22"/>
-            </w:rPr>
             <w:alias w:val="CustomerAddress5"/>
             <w:tag w:val="#BC:InsertDataItem,DataItems/Header/CustomerAddress5"/>
             <w:id w:val="-2080044023"/>
             <w:placeholder>
-              <w:docPart w:val="19FE2BD8170048109C28FC3304CDC10F"/>
+              <w:docPart w:val="061B57A45EC04E5685B4E3EE8CA614B1"/>
             </w:placeholder>
             <w:dataBinding w:prefixMappings="xmlns:ns0='urn:microsoft-dynamics-nav/reports/Standard_Sales_Quote/1304/'" w:xpath="/ns0:NavWordReportXmlPart[1]/ns0:Header[1]/ns0:CustomerAddress5[1]" w:storeItemID="{00000000-0000-0000-0000-000000000000}"/>
             <w15:color w:val="808080"/>
@@ -513,18 +350,9 @@
               </w:tcPr>
               <w:p>
                 <w:pPr>
-                  <w:rPr>
-                    <w:rFonts w:cs="Segoe UI Semibold" w:asciiTheme="minorHAnsi" w:hAnsiTheme="minorHAnsi"/>
-                    <w:sz w:val="22"/>
-                    <w:szCs w:val="22"/>
-                  </w:rPr>
+                  <w:pStyle w:val="NoSpacing"/>
                 </w:pPr>
                 <w:r>
-                  <w:rPr>
-                    <w:rFonts w:cs="Segoe UI Semibold" w:asciiTheme="minorHAnsi" w:hAnsiTheme="minorHAnsi"/>
-                    <w:sz w:val="22"/>
-                    <w:szCs w:val="22"/>
-                  </w:rPr>
                   <w:t>CustomerAddress5</w:t>
                 </w:r>
               </w:p>
@@ -537,26 +365,17 @@
           </w:tcPr>
           <w:p>
             <w:pPr>
-              <w:jc w:val="right"/>
-              <w:rPr>
-                <w:sz w:val="22"/>
-                <w:szCs w:val="22"/>
-              </w:rPr>
+              <w:pStyle w:val="NoSpacing"/>
             </w:pPr>
           </w:p>
         </w:tc>
         <w:sdt>
           <w:sdtPr>
-            <w:rPr>
-              <w:rFonts w:cs="Segoe UI Semibold"/>
-              <w:sz w:val="22"/>
-              <w:szCs w:val="22"/>
-            </w:rPr>
             <w:alias w:val="CompanyAddress5"/>
             <w:tag w:val="#BC:InsertDataItem,DataItems/Header/CompanyAddress5"/>
             <w:id w:val="-1334838620"/>
             <w:placeholder>
-              <w:docPart w:val="ABF554B4BF9A4DD0862C1785ED523E2B"/>
+              <w:docPart w:val="D59A4C97B76C4277AC9476F611AD579B"/>
             </w:placeholder>
             <w:dataBinding w:prefixMappings="xmlns:ns0='urn:microsoft-dynamics-nav/reports/Standard_Sales_Quote/1304/'" w:xpath="/ns0:NavWordReportXmlPart[1]/ns0:Header[1]/ns0:CompanyAddress5[1]" w:storeItemID="{00000000-0000-0000-0000-000000000000}"/>
             <w15:color w:val="808080"/>
@@ -570,18 +389,10 @@
               </w:tcPr>
               <w:p>
                 <w:pPr>
+                  <w:pStyle w:val="BCNumber"/>
                   <w:jc w:val="right"/>
-                  <w:rPr>
-                    <w:sz w:val="22"/>
-                    <w:szCs w:val="22"/>
-                  </w:rPr>
                 </w:pPr>
                 <w:r>
-                  <w:rPr>
-                    <w:rFonts w:cs="Segoe UI Semibold" w:asciiTheme="minorHAnsi" w:hAnsiTheme="minorHAnsi"/>
-                    <w:sz w:val="22"/>
-                    <w:szCs w:val="22"/>
-                  </w:rPr>
                   <w:t>CompanyAddress5</w:t>
                 </w:r>
               </w:p>
@@ -591,20 +402,16 @@
       </w:tr>
       <w:tr>
         <w:trPr>
+          <w:cantSplit/>
           <w:trHeight w:val="242"/>
         </w:trPr>
         <w:sdt>
           <w:sdtPr>
-            <w:rPr>
-              <w:rFonts w:cs="Segoe UI Semibold"/>
-              <w:sz w:val="22"/>
-              <w:szCs w:val="22"/>
-            </w:rPr>
             <w:alias w:val="CustomerAddress6"/>
             <w:tag w:val="#BC:InsertDataItem,DataItems/Header/CustomerAddress6"/>
             <w:id w:val="-2086289259"/>
             <w:placeholder>
-              <w:docPart w:val="19FE2BD8170048109C28FC3304CDC10F"/>
+              <w:docPart w:val="061B57A45EC04E5685B4E3EE8CA614B1"/>
             </w:placeholder>
             <w:dataBinding w:prefixMappings="xmlns:ns0='urn:microsoft-dynamics-nav/reports/Standard_Sales_Quote/1304/'" w:xpath="/ns0:NavWordReportXmlPart[1]/ns0:Header[1]/ns0:CustomerAddress6[1]" w:storeItemID="{00000000-0000-0000-0000-000000000000}"/>
             <w15:color w:val="808080"/>
@@ -618,18 +425,9 @@
               </w:tcPr>
               <w:p>
                 <w:pPr>
-                  <w:rPr>
-                    <w:rFonts w:cs="Segoe UI Semibold" w:asciiTheme="minorHAnsi" w:hAnsiTheme="minorHAnsi"/>
-                    <w:sz w:val="22"/>
-                    <w:szCs w:val="22"/>
-                  </w:rPr>
+                  <w:pStyle w:val="NoSpacing"/>
                 </w:pPr>
                 <w:r>
-                  <w:rPr>
-                    <w:rFonts w:cs="Segoe UI Semibold" w:asciiTheme="minorHAnsi" w:hAnsiTheme="minorHAnsi"/>
-                    <w:sz w:val="22"/>
-                    <w:szCs w:val="22"/>
-                  </w:rPr>
                   <w:t>CustomerAddress6</w:t>
                 </w:r>
               </w:p>
@@ -642,26 +440,17 @@
           </w:tcPr>
           <w:p>
             <w:pPr>
-              <w:jc w:val="right"/>
-              <w:rPr>
-                <w:sz w:val="22"/>
-                <w:szCs w:val="22"/>
-              </w:rPr>
+              <w:pStyle w:val="NoSpacing"/>
             </w:pPr>
           </w:p>
         </w:tc>
         <w:sdt>
           <w:sdtPr>
-            <w:rPr>
-              <w:rFonts w:cs="Segoe UI Semibold"/>
-              <w:sz w:val="22"/>
-              <w:szCs w:val="22"/>
-            </w:rPr>
             <w:alias w:val="CompanyAddress6"/>
             <w:tag w:val="#BC:InsertDataItem,DataItems/Header/CompanyAddress6"/>
             <w:id w:val="29467029"/>
             <w:placeholder>
-              <w:docPart w:val="08C6750B7E864BC79604BAF7B42CEEFB"/>
+              <w:docPart w:val="5D3BCF2C39354B2999D0A533D457D1CA"/>
             </w:placeholder>
             <w:dataBinding w:prefixMappings="xmlns:ns0='urn:microsoft-dynamics-nav/reports/Standard_Sales_Quote/1304/'" w:xpath="/ns0:NavWordReportXmlPart[1]/ns0:Header[1]/ns0:CompanyAddress6[1]" w:storeItemID="{00000000-0000-0000-0000-000000000000}"/>
             <w15:color w:val="808080"/>
@@ -675,18 +464,10 @@
               </w:tcPr>
               <w:p>
                 <w:pPr>
+                  <w:pStyle w:val="BCNumber"/>
                   <w:jc w:val="right"/>
-                  <w:rPr>
-                    <w:sz w:val="22"/>
-                    <w:szCs w:val="22"/>
-                  </w:rPr>
                 </w:pPr>
                 <w:r>
-                  <w:rPr>
-                    <w:rFonts w:cs="Segoe UI Semibold" w:asciiTheme="minorHAnsi" w:hAnsiTheme="minorHAnsi"/>
-                    <w:sz w:val="22"/>
-                    <w:szCs w:val="22"/>
-                  </w:rPr>
                   <w:t>CompanyAddress6</w:t>
                 </w:r>
               </w:p>
@@ -696,20 +477,16 @@
       </w:tr>
       <w:tr>
         <w:trPr>
+          <w:cantSplit/>
           <w:trHeight w:val="242"/>
         </w:trPr>
         <w:sdt>
           <w:sdtPr>
-            <w:rPr>
-              <w:rFonts w:cs="Segoe UI Semibold"/>
-              <w:sz w:val="22"/>
-              <w:szCs w:val="22"/>
-            </w:rPr>
             <w:alias w:val="CustomerAddress7"/>
             <w:tag w:val="#BC:InsertDataItem,DataItems/Header/CustomerAddress7"/>
             <w:id w:val="2127339997"/>
             <w:placeholder>
-              <w:docPart w:val="19FE2BD8170048109C28FC3304CDC10F"/>
+              <w:docPart w:val="061B57A45EC04E5685B4E3EE8CA614B1"/>
             </w:placeholder>
             <w:dataBinding w:prefixMappings="xmlns:ns0='urn:microsoft-dynamics-nav/reports/Standard_Sales_Quote/1304/'" w:xpath="/ns0:NavWordReportXmlPart[1]/ns0:Header[1]/ns0:CustomerAddress7[1]" w:storeItemID="{00000000-0000-0000-0000-000000000000}"/>
             <w15:color w:val="808080"/>
@@ -723,18 +500,9 @@
               </w:tcPr>
               <w:p>
                 <w:pPr>
-                  <w:rPr>
-                    <w:rFonts w:cs="Segoe UI Semibold" w:asciiTheme="minorHAnsi" w:hAnsiTheme="minorHAnsi"/>
-                    <w:sz w:val="22"/>
-                    <w:szCs w:val="22"/>
-                  </w:rPr>
+                  <w:pStyle w:val="NoSpacing"/>
                 </w:pPr>
                 <w:r>
-                  <w:rPr>
-                    <w:rFonts w:cs="Segoe UI Semibold" w:asciiTheme="minorHAnsi" w:hAnsiTheme="minorHAnsi"/>
-                    <w:sz w:val="22"/>
-                    <w:szCs w:val="22"/>
-                  </w:rPr>
                   <w:t>CustomerAddress7</w:t>
                 </w:r>
               </w:p>
@@ -747,45 +515,53 @@
           </w:tcPr>
           <w:p>
             <w:pPr>
-              <w:jc w:val="right"/>
-              <w:rPr>
-                <w:sz w:val="22"/>
-                <w:szCs w:val="22"/>
-              </w:rPr>
+              <w:pStyle w:val="NoSpacing"/>
             </w:pPr>
           </w:p>
         </w:tc>
-        <w:tc>
-          <w:tcPr>
-            <w:tcW w:w="1846" w:type="pct"/>
-          </w:tcPr>
-          <w:p>
-            <w:pPr>
-              <w:jc w:val="right"/>
-              <w:rPr>
-                <w:sz w:val="22"/>
-                <w:szCs w:val="22"/>
-              </w:rPr>
-            </w:pPr>
-          </w:p>
-        </w:tc>
+        <w:sdt>
+          <w:sdtPr>
+            <w:alias w:val="CompanyLegalOffice_Lbl"/>
+            <w:tag w:val="#BC:InsertDataItem,DataItems/Header/CompanyLegalOffice_Lbl"/>
+            <w:id w:val="483044511"/>
+            <w:placeholder>
+              <w:docPart w:val="557CF84145C848C29C0362205A936494"/>
+            </w:placeholder>
+            <w:dataBinding w:prefixMappings="xmlns:ns0='urn:microsoft-dynamics-nav/reports/Standard_Sales_Quote/1304/'" w:xpath="/ns0:NavWordReportXmlPart[1]/ns0:Header[1]/ns0:CompanyLegalOffice_Lbl[1]" w:storeItemID="{00000000-0000-0000-0000-000000000000}"/>
+            <w15:color w:val="808080"/>
+            <w:text/>
+          </w:sdtPr>
+          <w:sdtEndPr/>
+          <w:sdtContent>
+            <w:tc>
+              <w:tcPr>
+                <w:tcW w:w="1846" w:type="pct"/>
+              </w:tcPr>
+              <w:p>
+                <w:pPr>
+                  <w:pStyle w:val="BCNumber"/>
+                  <w:jc w:val="right"/>
+                </w:pPr>
+                <w:r>
+                  <w:t>CompanyLegalOffice_Lbl</w:t>
+                </w:r>
+              </w:p>
+            </w:tc>
+          </w:sdtContent>
+        </w:sdt>
       </w:tr>
       <w:tr>
         <w:trPr>
+          <w:cantSplit/>
           <w:trHeight w:val="242"/>
         </w:trPr>
         <w:sdt>
           <w:sdtPr>
-            <w:rPr>
-              <w:rFonts w:cs="Segoe UI Semibold"/>
-              <w:sz w:val="22"/>
-              <w:szCs w:val="22"/>
-            </w:rPr>
             <w:alias w:val="CustomerAddress8"/>
             <w:tag w:val="#BC:InsertDataItem,DataItems/Header/CustomerAddress8"/>
             <w:id w:val="-1986933782"/>
             <w:placeholder>
-              <w:docPart w:val="19FE2BD8170048109C28FC3304CDC10F"/>
+              <w:docPart w:val="061B57A45EC04E5685B4E3EE8CA614B1"/>
             </w:placeholder>
             <w:dataBinding w:prefixMappings="xmlns:ns0='urn:microsoft-dynamics-nav/reports/Standard_Sales_Quote/1304/'" w:xpath="/ns0:NavWordReportXmlPart[1]/ns0:Header[1]/ns0:CustomerAddress8[1]" w:storeItemID="{00000000-0000-0000-0000-000000000000}"/>
             <w15:color w:val="808080"/>
@@ -799,18 +575,9 @@
               </w:tcPr>
               <w:p>
                 <w:pPr>
-                  <w:rPr>
-                    <w:rFonts w:cs="Segoe UI Semibold" w:asciiTheme="minorHAnsi" w:hAnsiTheme="minorHAnsi"/>
-                    <w:sz w:val="22"/>
-                    <w:szCs w:val="22"/>
-                  </w:rPr>
+                  <w:pStyle w:val="NoSpacing"/>
                 </w:pPr>
                 <w:r>
-                  <w:rPr>
-                    <w:rFonts w:cs="Segoe UI Semibold" w:asciiTheme="minorHAnsi" w:hAnsiTheme="minorHAnsi"/>
-                    <w:sz w:val="22"/>
-                    <w:szCs w:val="22"/>
-                  </w:rPr>
                   <w:t>CustomerAddress8</w:t>
                 </w:r>
               </w:p>
@@ -823,83 +590,106 @@
           </w:tcPr>
           <w:p>
             <w:pPr>
-              <w:jc w:val="right"/>
-              <w:rPr>
-                <w:sz w:val="22"/>
-                <w:szCs w:val="22"/>
-              </w:rPr>
+              <w:pStyle w:val="NoSpacing"/>
             </w:pPr>
           </w:p>
         </w:tc>
-        <w:tc>
-          <w:tcPr>
-            <w:tcW w:w="1846" w:type="pct"/>
-          </w:tcPr>
-          <w:p>
-            <w:pPr>
-              <w:jc w:val="right"/>
-              <w:rPr>
-                <w:sz w:val="22"/>
-                <w:szCs w:val="22"/>
-              </w:rPr>
-            </w:pPr>
-          </w:p>
-        </w:tc>
+        <w:sdt>
+          <w:sdtPr>
+            <w:alias w:val="CompanyLegalOffice"/>
+            <w:tag w:val="#BC:InsertDataItem,DataItems/Header/CompanyLegalOffice"/>
+            <w:id w:val="-1993854372"/>
+            <w:placeholder>
+              <w:docPart w:val="0A2C76F33E3F4581AF067C447B281112"/>
+            </w:placeholder>
+            <w:dataBinding w:prefixMappings="xmlns:ns0='urn:microsoft-dynamics-nav/reports/Standard_Sales_Quote/1304/'" w:xpath="/ns0:NavWordReportXmlPart[1]/ns0:Header[1]/ns0:CompanyLegalOffice[1]" w:storeItemID="{00000000-0000-0000-0000-000000000000}"/>
+            <w15:color w:val="808080"/>
+            <w:text/>
+          </w:sdtPr>
+          <w:sdtEndPr/>
+          <w:sdtContent>
+            <w:tc>
+              <w:tcPr>
+                <w:tcW w:w="1846" w:type="pct"/>
+              </w:tcPr>
+              <w:p>
+                <w:pPr>
+                  <w:pStyle w:val="BCNumber"/>
+                  <w:jc w:val="right"/>
+                </w:pPr>
+                <w:r>
+                  <w:t>CompanyLegalOffice</w:t>
+                </w:r>
+              </w:p>
+            </w:tc>
+          </w:sdtContent>
+        </w:sdt>
       </w:tr>
     </w:tbl>
     <w:p>
       <w:pPr>
-        <w:rPr>
-          <w:sz w:val="22"/>
-          <w:szCs w:val="22"/>
-        </w:rPr>
+        <w:spacing w:after="0" w:line="240" w:lineRule="auto"/>
       </w:pPr>
     </w:p>
     <w:tbl>
       <w:tblPr>
-        <w:tblStyle w:val="TableGrid"/>
-        <w:tblW w:w="15422" w:type="dxa"/>
-        <w:tblBorders>
-          <w:top w:val="none" w:color="auto" w:sz="0" w:space="0"/>
-          <w:left w:val="none" w:color="auto" w:sz="0" w:space="0"/>
-          <w:bottom w:val="none" w:color="auto" w:sz="0" w:space="0"/>
-          <w:right w:val="none" w:color="auto" w:sz="0" w:space="0"/>
-          <w:insideH w:val="none" w:color="auto" w:sz="0" w:space="0"/>
-          <w:insideV w:val="none" w:color="auto" w:sz="0" w:space="0"/>
-        </w:tblBorders>
-        <w:tblLayout w:type="fixed"/>
-        <w:tblCellMar>
-          <w:left w:w="0" w:type="dxa"/>
-          <w:right w:w="0" w:type="dxa"/>
-        </w:tblCellMar>
-        <w:tblLook w:val="04A0" w:firstRow="1" w:lastRow="0" w:firstColumn="1" w:lastColumn="0" w:noHBand="0" w:noVBand="1"/>
+        <w:tblStyle w:val="BCBlockTable"/>
+        <w:tblW w:w="5000" w:type="pct"/>
+        <w:tblLook w:val="0620" w:firstRow="1" w:lastRow="0" w:firstColumn="0" w:lastColumn="0" w:noHBand="1" w:noVBand="1"/>
         <w:tblCaption w:val="Document Information Block"/>
+        <w:tblDescription w:val="Layout table. Used for positioning, not for tabular data."/>
       </w:tblPr>
       <w:tblGrid>
-        <w:gridCol w:w="2570"/>
-        <w:gridCol w:w="2570"/>
-        <w:gridCol w:w="2571"/>
-        <w:gridCol w:w="2570"/>
-        <w:gridCol w:w="2570"/>
-        <w:gridCol w:w="2571"/>
+        <w:gridCol w:w="3206"/>
+        <w:gridCol w:w="2376"/>
+        <w:gridCol w:w="2379"/>
+        <w:gridCol w:w="2376"/>
+        <w:gridCol w:w="2377"/>
+        <w:gridCol w:w="2972"/>
       </w:tblGrid>
       <w:tr>
         <w:trPr>
           <w:cnfStyle w:val="100000000000" w:firstRow="1" w:lastRow="0" w:firstColumn="0" w:lastColumn="0" w:oddVBand="0" w:evenVBand="0" w:oddHBand="0" w:evenHBand="0" w:firstRowFirstColumn="0" w:firstRowLastColumn="0" w:lastRowFirstColumn="0" w:lastRowLastColumn="0"/>
+          <w:cantSplit/>
           <w:trHeight w:val="254"/>
         </w:trPr>
         <w:sdt>
           <w:sdtPr>
-            <w:rPr>
-              <w:rFonts w:ascii="Segoe UI Semibold" w:hAnsi="Segoe UI Semibold" w:cs="Segoe UI Semibold"/>
-              <w:sz w:val="22"/>
-              <w:szCs w:val="22"/>
-            </w:rPr>
+            <w:alias w:val="DocumentNo_Lbl"/>
+            <w:tag w:val="#BC:InsertDataItem,DataItems/Header/DocumentNo_Lbl"/>
+            <w:id w:val="-1503347694"/>
+            <w:placeholder>
+              <w:docPart w:val="DefaultPlaceholder_-1854013440"/>
+            </w:placeholder>
+            <w15:color w:val="808080"/>
+            <w:text/>
+            <w:dataBinding w:prefixMappings="xmlns:ns0='urn:microsoft-dynamics-nav/reports/Standard_Sales_Quote/1304/'" w:xpath="/ns0:NavWordReportXmlPart[1]/ns0:Header[1]/ns0:DocumentNo_Lbl[1]"/>
+          </w:sdtPr>
+          <w:sdtEndPr/>
+          <w:sdtContent>
+            <w:tc>
+              <w:tcPr>
+                <w:tcW w:w="833" w:type="pct"/>
+              </w:tcPr>
+              <w:p>
+                <w:pPr>
+                  <w:pStyle w:val="BCLabel"/>
+                  <w:spacing w:line="276" w:lineRule="auto"/>
+                </w:pPr>
+                <w:r>
+                  <w:t>DocumentNo_Lbl</w:t>
+                </w:r>
+              </w:p>
+            </w:tc>
+          </w:sdtContent>
+        </w:sdt>
+        <w:sdt>
+          <w:sdtPr>
             <w:alias w:val="DocumentDate_Lbl"/>
             <w:tag w:val="#BC:InsertDataItem,DataItems/Header/DocumentDate_Lbl"/>
-            <w:id w:val="-1170562974"/>
+            <w:id w:val="-1366297429"/>
             <w:placeholder>
-              <w:docPart w:val="080180D32AB74B6BB6BE6BC9B4A62054"/>
+              <w:docPart w:val="DefaultPlaceholder_-1854013440"/>
             </w:placeholder>
             <w15:color w:val="808080"/>
             <w:text/>
@@ -909,44 +699,57 @@
           <w:sdtContent>
             <w:tc>
               <w:tcPr>
-                <w:tcW w:w="2570" w:type="dxa"/>
+                <w:tcW w:w="833" w:type="pct"/>
               </w:tcPr>
               <w:p>
                 <w:pPr>
-                  <w:pStyle w:val="Heading2"/>
-                  <w:spacing w:before="0" w:after="0" w:line="276" w:lineRule="auto"/>
-                  <w:rPr>
-                    <w:rFonts w:ascii="Segoe UI Semibold" w:hAnsi="Segoe UI Semibold" w:cs="Segoe UI Semibold"/>
-                    <w:sz w:val="22"/>
-                    <w:szCs w:val="22"/>
-                  </w:rPr>
+                  <w:pStyle w:val="BCLabel"/>
+                  <w:spacing w:line="276" w:lineRule="auto"/>
                 </w:pPr>
-                <w:proofErr w:type="spellStart"/>
                 <w:r>
-                  <w:rPr>
-                    <w:rFonts w:ascii="Segoe UI Semibold" w:hAnsi="Segoe UI Semibold" w:cs="Segoe UI Semibold"/>
-                    <w:sz w:val="22"/>
-                    <w:szCs w:val="22"/>
-                  </w:rPr>
                   <w:t>DocumentDate_Lbl</w:t>
                 </w:r>
-                <w:proofErr w:type="spellEnd"/>
               </w:p>
             </w:tc>
           </w:sdtContent>
         </w:sdt>
         <w:sdt>
           <w:sdtPr>
-            <w:rPr>
-              <w:rFonts w:ascii="Segoe UI Semibold" w:hAnsi="Segoe UI Semibold" w:cs="Segoe UI Semibold"/>
-              <w:sz w:val="22"/>
-              <w:szCs w:val="22"/>
-            </w:rPr>
+            <w:alias w:val="YourReference__Lbl"/>
+            <w:tag w:val="#BC:InsertDataItem,DataItems/Header/YourReference__Lbl"/>
+            <w:id w:val="-1221047115"/>
+            <w:placeholder>
+              <w:docPart w:val="5362D1BB91FD4A49B48781571EA36CCD"/>
+            </w:placeholder>
+            <w:dataBinding w:prefixMappings="xmlns:ns0='urn:microsoft-dynamics-nav/reports/Standard_Sales_Quote/1304/'" w:xpath="/ns0:NavWordReportXmlPart[1]/ns0:Header[1]/ns0:YourReference__Lbl[1]" w:storeItemID="{00000000-0000-0000-0000-000000000000}"/>
+            <w15:color w:val="808080"/>
+            <w:text/>
+          </w:sdtPr>
+          <w:sdtEndPr/>
+          <w:sdtContent>
+            <w:tc>
+              <w:tcPr>
+                <w:tcW w:w="834" w:type="pct"/>
+              </w:tcPr>
+              <w:p>
+                <w:pPr>
+                  <w:pStyle w:val="BCLabel"/>
+                  <w:spacing w:line="276" w:lineRule="auto"/>
+                </w:pPr>
+                <w:r>
+                  <w:t>YourReference__Lbl</w:t>
+                </w:r>
+              </w:p>
+            </w:tc>
+          </w:sdtContent>
+        </w:sdt>
+        <w:sdt>
+          <w:sdtPr>
             <w:alias w:val="QuoteValidToDate_Lbl"/>
             <w:tag w:val="#BC:InsertDataItem,DataItems/Header/QuoteValidToDate_Lbl"/>
             <w:id w:val="1751777438"/>
             <w:placeholder>
-              <w:docPart w:val="609178B460324BD19094C222B957B06B"/>
+              <w:docPart w:val="6E495FABF8E042E1B8E65DE18BF35B1C"/>
             </w:placeholder>
             <w:dataBinding w:prefixMappings="xmlns:ns0='urn:microsoft-dynamics-nav/reports/Standard_Sales_Quote/1304/'" w:xpath="/ns0:NavWordReportXmlPart[1]/ns0:Header[1]/ns0:QuoteValidToDate_Lbl[1]" w:storeItemID="{00000000-0000-0000-0000-000000000000}"/>
             <w15:color w:val="808080"/>
@@ -956,44 +759,27 @@
           <w:sdtContent>
             <w:tc>
               <w:tcPr>
-                <w:tcW w:w="2570" w:type="dxa"/>
+                <w:tcW w:w="833" w:type="pct"/>
               </w:tcPr>
               <w:p>
                 <w:pPr>
-                  <w:pStyle w:val="Heading2"/>
-                  <w:spacing w:before="0" w:after="0" w:line="276" w:lineRule="auto"/>
-                  <w:rPr>
-                    <w:rFonts w:ascii="Segoe UI Semibold" w:hAnsi="Segoe UI Semibold" w:cs="Segoe UI Semibold"/>
-                    <w:sz w:val="22"/>
-                    <w:szCs w:val="22"/>
-                  </w:rPr>
+                  <w:pStyle w:val="BCLabel"/>
+                  <w:spacing w:line="276" w:lineRule="auto"/>
                 </w:pPr>
-                <w:proofErr w:type="spellStart"/>
                 <w:r>
-                  <w:rPr>
-                    <w:rFonts w:ascii="Segoe UI Semibold" w:hAnsi="Segoe UI Semibold" w:cs="Segoe UI Semibold"/>
-                    <w:sz w:val="22"/>
-                    <w:szCs w:val="22"/>
-                  </w:rPr>
                   <w:t>QuoteValidToDate_Lbl</w:t>
                 </w:r>
-                <w:proofErr w:type="spellEnd"/>
               </w:p>
             </w:tc>
           </w:sdtContent>
         </w:sdt>
         <w:sdt>
           <w:sdtPr>
-            <w:rPr>
-              <w:rFonts w:ascii="Segoe UI Semibold" w:hAnsi="Segoe UI Semibold" w:cs="Segoe UI Semibold"/>
-              <w:sz w:val="22"/>
-              <w:szCs w:val="22"/>
-            </w:rPr>
             <w:alias w:val="SalesPersonBlank_Lbl"/>
             <w:tag w:val="#BC:InsertDataItem,DataItems/Header/SalesPersonBlank_Lbl"/>
             <w:id w:val="1946040158"/>
             <w:placeholder>
-              <w:docPart w:val="CA7B4DD291694F2BACFC454219FD8C33"/>
+              <w:docPart w:val="3D6B9EE2047142D79471E354C28766DA"/>
             </w:placeholder>
             <w:dataBinding w:prefixMappings="xmlns:ns0='urn:microsoft-dynamics-nav/reports/Standard_Sales_Quote/1304/'" w:xpath="/ns0:NavWordReportXmlPart[1]/ns0:Header[1]/ns0:SalesPersonBlank_Lbl[1]" w:storeItemID="{00000000-0000-0000-0000-000000000000}"/>
             <w15:color w:val="808080"/>
@@ -1003,95 +789,92 @@
           <w:sdtContent>
             <w:tc>
               <w:tcPr>
-                <w:tcW w:w="2571" w:type="dxa"/>
+                <w:tcW w:w="833" w:type="pct"/>
               </w:tcPr>
               <w:p>
                 <w:pPr>
-                  <w:pStyle w:val="Heading2"/>
-                  <w:spacing w:before="0" w:after="0" w:line="276" w:lineRule="auto"/>
-                  <w:rPr>
-                    <w:rFonts w:ascii="Segoe UI Semibold" w:hAnsi="Segoe UI Semibold" w:cs="Segoe UI Semibold"/>
-                    <w:sz w:val="22"/>
-                    <w:szCs w:val="22"/>
-                  </w:rPr>
+                  <w:pStyle w:val="BCLabel"/>
+                  <w:spacing w:line="276" w:lineRule="auto"/>
                 </w:pPr>
-                <w:proofErr w:type="spellStart"/>
                 <w:r>
-                  <w:rPr>
-                    <w:rFonts w:ascii="Segoe UI Semibold" w:hAnsi="Segoe UI Semibold" w:cs="Segoe UI Semibold"/>
-                    <w:sz w:val="22"/>
-                    <w:szCs w:val="22"/>
-                  </w:rPr>
                   <w:t>SalesPersonBlank_Lbl</w:t>
                 </w:r>
-                <w:proofErr w:type="spellEnd"/>
               </w:p>
             </w:tc>
           </w:sdtContent>
         </w:sdt>
-        <w:tc>
-          <w:tcPr>
-            <w:tcW w:w="2570" w:type="dxa"/>
-          </w:tcPr>
-          <w:p>
-            <w:pPr>
-              <w:pStyle w:val="Heading2"/>
-              <w:rPr>
-                <w:rFonts w:ascii="Segoe UI Semibold" w:hAnsi="Segoe UI Semibold" w:cs="Segoe UI Semibold"/>
-                <w:sz w:val="22"/>
-                <w:szCs w:val="22"/>
-              </w:rPr>
-            </w:pPr>
-          </w:p>
-        </w:tc>
-        <w:tc>
-          <w:tcPr>
-            <w:tcW w:w="2570" w:type="dxa"/>
-          </w:tcPr>
-          <w:p>
-            <w:pPr>
-              <w:pStyle w:val="Heading2"/>
-              <w:rPr>
-                <w:rFonts w:ascii="Segoe UI Semibold" w:hAnsi="Segoe UI Semibold" w:cs="Segoe UI Semibold"/>
-                <w:sz w:val="22"/>
-                <w:szCs w:val="22"/>
-              </w:rPr>
-            </w:pPr>
-          </w:p>
-        </w:tc>
-        <w:tc>
-          <w:tcPr>
-            <w:tcW w:w="2571" w:type="dxa"/>
-          </w:tcPr>
-          <w:p>
-            <w:pPr>
-              <w:pStyle w:val="Heading2"/>
-              <w:rPr>
-                <w:rFonts w:ascii="Segoe UI Semibold" w:hAnsi="Segoe UI Semibold" w:cs="Segoe UI Semibold"/>
-                <w:sz w:val="22"/>
-                <w:szCs w:val="22"/>
-              </w:rPr>
-            </w:pPr>
-          </w:p>
-        </w:tc>
+        <w:sdt>
+          <w:sdtPr>
+            <w:alias w:val="PaymentTermsDescription_Lbl"/>
+            <w:tag w:val="#BC:InsertDataItem,DataItems/Header/PaymentTermsDescription_Lbl"/>
+            <w:id w:val="822389090"/>
+            <w:placeholder>
+              <w:docPart w:val="2045EEA6CB4642F4A38A2400B9BB10B4"/>
+            </w:placeholder>
+            <w:dataBinding w:prefixMappings="xmlns:ns0='urn:microsoft-dynamics-nav/reports/Standard_Sales_Quote/1304/'" w:xpath="/ns0:NavWordReportXmlPart[1]/ns0:Header[1]/ns0:PaymentTermsDescription_Lbl[1]" w:storeItemID="{00000000-0000-0000-0000-000000000000}"/>
+            <w15:color w:val="808080"/>
+            <w:text/>
+          </w:sdtPr>
+          <w:sdtEndPr/>
+          <w:sdtContent>
+            <w:tc>
+              <w:tcPr>
+                <w:tcW w:w="834" w:type="pct"/>
+              </w:tcPr>
+              <w:p>
+                <w:pPr>
+                  <w:pStyle w:val="BCLabel"/>
+                  <w:spacing w:line="276" w:lineRule="auto"/>
+                </w:pPr>
+                <w:r>
+                  <w:t>PaymentTermsDescription_Lbl</w:t>
+                </w:r>
+              </w:p>
+            </w:tc>
+          </w:sdtContent>
+        </w:sdt>
       </w:tr>
       <w:tr>
         <w:trPr>
+          <w:cantSplit/>
           <w:trHeight w:val="242"/>
         </w:trPr>
         <w:sdt>
           <w:sdtPr>
-            <w:rPr>
-              <w:rFonts w:cs="Segoe UI"/>
-              <w:color w:val="242424"/>
-              <w:sz w:val="22"/>
-              <w:szCs w:val="22"/>
-            </w:rPr>
+            <w:alias w:val="DocumentNo"/>
+            <w:tag w:val="#BC:InsertDataItem,DataItems/Header/DocumentNo"/>
+            <w:id w:val="113177568"/>
+            <w:placeholder>
+              <w:docPart w:val="DefaultPlaceholder_-1854013440"/>
+            </w:placeholder>
+            <w15:color w:val="808080"/>
+            <w:text/>
+            <w:dataBinding w:prefixMappings="xmlns:ns0='urn:microsoft-dynamics-nav/reports/Standard_Sales_Quote/1304/'" w:xpath="/ns0:NavWordReportXmlPart[1]/ns0:Header[1]/ns0:DocumentNo[1]"/>
+          </w:sdtPr>
+          <w:sdtEndPr/>
+          <w:sdtContent>
+            <w:tc>
+              <w:tcPr>
+                <w:tcW w:w="833" w:type="pct"/>
+              </w:tcPr>
+              <w:p>
+                <w:pPr>
+                  <w:pStyle w:val="NoSpacing"/>
+                </w:pPr>
+                <w:r>
+                  <w:t>DocumentNo</w:t>
+                </w:r>
+              </w:p>
+            </w:tc>
+          </w:sdtContent>
+        </w:sdt>
+        <w:sdt>
+          <w:sdtPr>
             <w:alias w:val="DocumentDate"/>
             <w:tag w:val="#BC:InsertDataItem,DataItems/Header/DocumentDate"/>
-            <w:id w:val="-1228374941"/>
+            <w:id w:val="887221046"/>
             <w:placeholder>
-              <w:docPart w:val="080180D32AB74B6BB6BE6BC9B4A62054"/>
+              <w:docPart w:val="DefaultPlaceholder_-1854013440"/>
             </w:placeholder>
             <w15:color w:val="808080"/>
             <w:text/>
@@ -1101,45 +884,55 @@
           <w:sdtContent>
             <w:tc>
               <w:tcPr>
-                <w:tcW w:w="2570" w:type="dxa"/>
+                <w:tcW w:w="833" w:type="pct"/>
               </w:tcPr>
               <w:p>
                 <w:pPr>
-                  <w:rPr>
-                    <w:rFonts w:cs="Segoe UI" w:asciiTheme="minorHAnsi" w:hAnsiTheme="minorHAnsi"/>
-                    <w:color w:val="242424"/>
-                    <w:sz w:val="22"/>
-                    <w:szCs w:val="22"/>
-                  </w:rPr>
+                  <w:pStyle w:val="NoSpacing"/>
                 </w:pPr>
-                <w:proofErr w:type="spellStart"/>
                 <w:r>
-                  <w:rPr>
-                    <w:rFonts w:cs="Segoe UI" w:asciiTheme="minorHAnsi" w:hAnsiTheme="minorHAnsi"/>
-                    <w:color w:val="242424"/>
-                    <w:sz w:val="22"/>
-                    <w:szCs w:val="22"/>
-                  </w:rPr>
                   <w:t>DocumentDate</w:t>
                 </w:r>
-                <w:proofErr w:type="spellEnd"/>
               </w:p>
             </w:tc>
           </w:sdtContent>
         </w:sdt>
         <w:sdt>
           <w:sdtPr>
-            <w:rPr>
-              <w:rFonts w:cs="Segoe UI"/>
-              <w:color w:val="242424"/>
-              <w:sz w:val="22"/>
-              <w:szCs w:val="22"/>
-            </w:rPr>
+            <w:alias w:val="YourReference"/>
+            <w:tag w:val="#BC:InsertDataItem,DataItems/Header/YourReference"/>
+            <w:id w:val="1477105704"/>
+            <w:placeholder>
+              <w:docPart w:val="5BB3B99145F94A11BAC568F7E3FF21FC"/>
+            </w:placeholder>
+            <w:dataBinding w:prefixMappings="xmlns:ns0='urn:microsoft-dynamics-nav/reports/Standard_Sales_Quote/1304/'" w:xpath="/ns0:NavWordReportXmlPart[1]/ns0:Header[1]/ns0:YourReference[1]" w:storeItemID="{00000000-0000-0000-0000-000000000000}"/>
+            <w15:color w:val="808080"/>
+            <w:text/>
+          </w:sdtPr>
+          <w:sdtEndPr/>
+          <w:sdtContent>
+            <w:tc>
+              <w:tcPr>
+                <w:tcW w:w="834" w:type="pct"/>
+              </w:tcPr>
+              <w:p>
+                <w:pPr>
+                  <w:pStyle w:val="NoSpacing"/>
+                </w:pPr>
+                <w:r>
+                  <w:t>YourReference</w:t>
+                </w:r>
+              </w:p>
+            </w:tc>
+          </w:sdtContent>
+        </w:sdt>
+        <w:sdt>
+          <w:sdtPr>
             <w:alias w:val="QuoteValidToDate"/>
             <w:tag w:val="#BC:InsertDataItem,DataItems/Header/QuoteValidToDate"/>
             <w:id w:val="1986967374"/>
             <w:placeholder>
-              <w:docPart w:val="AC9AD2A382DA497ABD316CF631F0E6D7"/>
+              <w:docPart w:val="E5BAA42C61494BD0A34459B53DA4A1B0"/>
             </w:placeholder>
             <w:dataBinding w:prefixMappings="xmlns:ns0='urn:microsoft-dynamics-nav/reports/Standard_Sales_Quote/1304/'" w:xpath="/ns0:NavWordReportXmlPart[1]/ns0:Header[1]/ns0:QuoteValidToDate[1]" w:storeItemID="{00000000-0000-0000-0000-000000000000}"/>
             <w15:color w:val="808080"/>
@@ -1149,45 +942,26 @@
           <w:sdtContent>
             <w:tc>
               <w:tcPr>
-                <w:tcW w:w="2570" w:type="dxa"/>
+                <w:tcW w:w="833" w:type="pct"/>
               </w:tcPr>
               <w:p>
                 <w:pPr>
-                  <w:rPr>
-                    <w:rFonts w:cs="Segoe UI" w:asciiTheme="minorHAnsi" w:hAnsiTheme="minorHAnsi"/>
-                    <w:color w:val="242424"/>
-                    <w:sz w:val="22"/>
-                    <w:szCs w:val="22"/>
-                  </w:rPr>
+                  <w:pStyle w:val="NoSpacing"/>
                 </w:pPr>
-                <w:proofErr w:type="spellStart"/>
                 <w:r>
-                  <w:rPr>
-                    <w:rFonts w:cs="Segoe UI"/>
-                    <w:color w:val="242424"/>
-                    <w:sz w:val="22"/>
-                    <w:szCs w:val="22"/>
-                  </w:rPr>
                   <w:t>QuoteValidToDate</w:t>
                 </w:r>
-                <w:proofErr w:type="spellEnd"/>
               </w:p>
             </w:tc>
           </w:sdtContent>
         </w:sdt>
         <w:sdt>
           <w:sdtPr>
-            <w:rPr>
-              <w:rFonts w:cs="Segoe UI"/>
-              <w:color w:val="242424"/>
-              <w:sz w:val="22"/>
-              <w:szCs w:val="22"/>
-            </w:rPr>
             <w:alias w:val="SalesPersonName"/>
             <w:tag w:val="#BC:InsertDataItem,DataItems/Header/SalesPersonName"/>
             <w:id w:val="269368846"/>
             <w:placeholder>
-              <w:docPart w:val="DB547E93058243FCB3E6B609BD2CA3B9"/>
+              <w:docPart w:val="94E32D22E9F74F4C8F9AECA13A0B0999"/>
             </w:placeholder>
             <w:dataBinding w:prefixMappings="xmlns:ns0='urn:microsoft-dynamics-nav/reports/Standard_Sales_Quote/1304/'" w:xpath="/ns0:NavWordReportXmlPart[1]/ns0:Header[1]/ns0:SalesPersonName[1]" w:storeItemID="{00000000-0000-0000-0000-000000000000}"/>
             <w15:color w:val="808080"/>
@@ -1197,131 +971,236 @@
           <w:sdtContent>
             <w:tc>
               <w:tcPr>
-                <w:tcW w:w="2571" w:type="dxa"/>
+                <w:tcW w:w="833" w:type="pct"/>
               </w:tcPr>
               <w:p>
                 <w:pPr>
-                  <w:rPr>
-                    <w:rFonts w:cs="Segoe UI" w:asciiTheme="minorHAnsi" w:hAnsiTheme="minorHAnsi"/>
-                    <w:color w:val="242424"/>
-                    <w:sz w:val="22"/>
-                    <w:szCs w:val="22"/>
-                  </w:rPr>
+                  <w:pStyle w:val="NoSpacing"/>
                 </w:pPr>
-                <w:proofErr w:type="spellStart"/>
                 <w:r>
-                  <w:rPr>
-                    <w:rFonts w:cs="Segoe UI" w:asciiTheme="minorHAnsi" w:hAnsiTheme="minorHAnsi"/>
-                    <w:color w:val="242424"/>
-                    <w:sz w:val="22"/>
-                    <w:szCs w:val="22"/>
-                  </w:rPr>
                   <w:t>SalesPersonName</w:t>
                 </w:r>
-                <w:proofErr w:type="spellEnd"/>
               </w:p>
             </w:tc>
           </w:sdtContent>
         </w:sdt>
+        <w:sdt>
+          <w:sdtPr>
+            <w:alias w:val="PaymentTermsDescription"/>
+            <w:tag w:val="#BC:InsertDataItem,DataItems/Header/PaymentTermsDescription"/>
+            <w:id w:val="-49539690"/>
+            <w:placeholder>
+              <w:docPart w:val="73E0F34A421B41918771B5953A79C469"/>
+            </w:placeholder>
+            <w:dataBinding w:prefixMappings="xmlns:ns0='urn:microsoft-dynamics-nav/reports/Standard_Sales_Quote/1304/'" w:xpath="/ns0:NavWordReportXmlPart[1]/ns0:Header[1]/ns0:PaymentTermsDescription[1]" w:storeItemID="{00000000-0000-0000-0000-000000000000}"/>
+            <w15:color w:val="808080"/>
+            <w:text/>
+          </w:sdtPr>
+          <w:sdtEndPr/>
+          <w:sdtContent>
+            <w:tc>
+              <w:tcPr>
+                <w:tcW w:w="834" w:type="pct"/>
+              </w:tcPr>
+              <w:p>
+                <w:pPr>
+                  <w:pStyle w:val="NoSpacing"/>
+                </w:pPr>
+                <w:r>
+                  <w:t>PaymentTermsDescription</w:t>
+                </w:r>
+              </w:p>
+            </w:tc>
+          </w:sdtContent>
+        </w:sdt>
+      </w:tr>
+      <w:tr>
+        <w:trPr>
+          <w:cantSplit/>
+          <w:trHeight w:val="432"/>
+        </w:trPr>
         <w:tc>
           <w:tcPr>
-            <w:tcW w:w="2570" w:type="dxa"/>
+            <w:tcW w:w="833" w:type="pct"/>
           </w:tcPr>
           <w:p>
             <w:pPr>
-              <w:rPr>
-                <w:rFonts w:cs="Segoe UI" w:asciiTheme="minorHAnsi" w:hAnsiTheme="minorHAnsi"/>
-                <w:color w:val="242424"/>
-                <w:sz w:val="22"/>
-                <w:szCs w:val="22"/>
-              </w:rPr>
+              <w:pStyle w:val="NoSpacing"/>
             </w:pPr>
           </w:p>
         </w:tc>
         <w:tc>
           <w:tcPr>
-            <w:tcW w:w="2570" w:type="dxa"/>
+            <w:tcW w:w="833" w:type="pct"/>
           </w:tcPr>
           <w:p>
             <w:pPr>
-              <w:rPr>
-                <w:rFonts w:cs="Segoe UI"/>
-                <w:color w:val="242424"/>
-                <w:sz w:val="22"/>
-                <w:szCs w:val="22"/>
-              </w:rPr>
+              <w:pStyle w:val="NoSpacing"/>
             </w:pPr>
           </w:p>
         </w:tc>
         <w:tc>
           <w:tcPr>
-            <w:tcW w:w="2571" w:type="dxa"/>
+            <w:tcW w:w="834" w:type="pct"/>
           </w:tcPr>
           <w:p>
             <w:pPr>
-              <w:rPr>
-                <w:rFonts w:cs="Segoe UI"/>
-                <w:color w:val="242424"/>
-                <w:sz w:val="22"/>
-                <w:szCs w:val="22"/>
-              </w:rPr>
+              <w:pStyle w:val="NoSpacing"/>
+            </w:pPr>
+          </w:p>
+        </w:tc>
+        <w:tc>
+          <w:tcPr>
+            <w:tcW w:w="833" w:type="pct"/>
+          </w:tcPr>
+          <w:p>
+            <w:pPr>
+              <w:pStyle w:val="NoSpacing"/>
+            </w:pPr>
+          </w:p>
+        </w:tc>
+        <w:tc>
+          <w:tcPr>
+            <w:tcW w:w="833" w:type="pct"/>
+          </w:tcPr>
+          <w:p>
+            <w:pPr>
+              <w:pStyle w:val="NoSpacing"/>
+            </w:pPr>
+          </w:p>
+        </w:tc>
+        <w:tc>
+          <w:tcPr>
+            <w:tcW w:w="834" w:type="pct"/>
+          </w:tcPr>
+          <w:p>
+            <w:pPr>
+              <w:pStyle w:val="NoSpacing"/>
             </w:pPr>
           </w:p>
         </w:tc>
       </w:tr>
+      <w:tr>
+        <w:trPr>
+          <w:gridAfter w:val="5"/>
+          <w:wAfter w:w="12852" w:type="dxa"/>
+          <w:cantSplit/>
+          <w:trHeight w:val="254"/>
+        </w:trPr>
+        <w:sdt>
+          <w:sdtPr>
+            <w:alias w:val="ShipmentMethodDescription_Lbl"/>
+            <w:tag w:val="#BC:InsertDataItem,DataItems/Header/ShipmentMethodDescription_Lbl"/>
+            <w:id w:val="-2128765385"/>
+            <w:placeholder>
+              <w:docPart w:val="E0EE8EF006BB45DB995BA223F5A49729"/>
+            </w:placeholder>
+            <w:dataBinding w:prefixMappings="xmlns:ns0='urn:microsoft-dynamics-nav/reports/Standard_Sales_Quote/1304/'" w:xpath="/ns0:NavWordReportXmlPart[1]/ns0:Header[1]/ns0:ShipmentMethodDescription_Lbl[1]" w:storeItemID="{00000000-0000-0000-0000-000000000000}"/>
+            <w15:color w:val="808080"/>
+            <w:text/>
+          </w:sdtPr>
+          <w:sdtEndPr/>
+          <w:sdtContent>
+            <w:tc>
+              <w:tcPr>
+                <w:tcW w:w="833" w:type="pct"/>
+              </w:tcPr>
+              <w:p>
+                <w:pPr>
+                  <w:pStyle w:val="BCLabel"/>
+                  <w:spacing w:line="276" w:lineRule="auto"/>
+                </w:pPr>
+                <w:r>
+                  <w:t>ShipmentMethodDescription_Lbl</w:t>
+                </w:r>
+              </w:p>
+            </w:tc>
+          </w:sdtContent>
+        </w:sdt>
+      </w:tr>
+      <w:tr>
+        <w:trPr>
+          <w:gridAfter w:val="5"/>
+          <w:wAfter w:w="12852" w:type="dxa"/>
+          <w:cantSplit/>
+          <w:trHeight w:val="242"/>
+        </w:trPr>
+        <w:sdt>
+          <w:sdtPr>
+            <w:alias w:val="ShipmentMethodDescription"/>
+            <w:tag w:val="#BC:InsertDataItem,DataItems/Header/ShipmentMethodDescription"/>
+            <w:id w:val="-1663927754"/>
+            <w:placeholder>
+              <w:docPart w:val="971BE9AC9FD54580A8055E73FF52FAAC"/>
+            </w:placeholder>
+            <w:dataBinding w:prefixMappings="xmlns:ns0='urn:microsoft-dynamics-nav/reports/Standard_Sales_Quote/1304/'" w:xpath="/ns0:NavWordReportXmlPart[1]/ns0:Header[1]/ns0:ShipmentMethodDescription[1]" w:storeItemID="{00000000-0000-0000-0000-000000000000}"/>
+            <w15:color w:val="808080"/>
+            <w:text/>
+          </w:sdtPr>
+          <w:sdtEndPr/>
+          <w:sdtContent>
+            <w:tc>
+              <w:tcPr>
+                <w:tcW w:w="833" w:type="pct"/>
+              </w:tcPr>
+              <w:p>
+                <w:pPr>
+                  <w:pStyle w:val="NoSpacing"/>
+                </w:pPr>
+                <w:r>
+                  <w:t>ShipmentMethodDescription</w:t>
+                </w:r>
+              </w:p>
+            </w:tc>
+          </w:sdtContent>
+        </w:sdt>
+      </w:tr>
     </w:tbl>
     <w:p>
       <w:pPr>
-        <w:rPr>
-          <w:sz w:val="12"/>
-          <w:szCs w:val="12"/>
-        </w:rPr>
+        <w:spacing w:after="0" w:line="240" w:lineRule="auto"/>
       </w:pPr>
     </w:p>
     <w:tbl>
       <w:tblPr>
-        <w:tblStyle w:val="CLSequoiatablestyle021"/>
-        <w:tblW w:w="15422" w:type="dxa"/>
-        <w:tblLayout w:type="fixed"/>
-        <w:tblLook w:val="04A0" w:firstRow="1" w:lastRow="0" w:firstColumn="1" w:lastColumn="0" w:noHBand="0" w:noVBand="1"/>
+        <w:tblStyle w:val="BCDataTable"/>
+        <w:tblW w:w="5000" w:type="pct"/>
+        <w:tblLook w:val="0420" w:firstRow="1" w:lastRow="0" w:firstColumn="0" w:lastColumn="0" w:noHBand="0" w:noVBand="1"/>
         <w:tblCaption w:val="Data Table Block"/>
+        <w:tblDescription w:val="Document lines. Column headers in the first row."/>
       </w:tblPr>
       <w:tblGrid>
-        <w:gridCol w:w="1073"/>
-        <w:gridCol w:w="3210"/>
-        <w:gridCol w:w="2107"/>
-        <w:gridCol w:w="1464"/>
-        <w:gridCol w:w="1190"/>
-        <w:gridCol w:w="1546"/>
-        <w:gridCol w:w="1786"/>
-        <w:gridCol w:w="1160"/>
-        <w:gridCol w:w="1886"/>
+        <w:gridCol w:w="1547"/>
+        <w:gridCol w:w="1862"/>
+        <w:gridCol w:w="1752"/>
+        <w:gridCol w:w="1628"/>
+        <w:gridCol w:w="1486"/>
+        <w:gridCol w:w="1269"/>
+        <w:gridCol w:w="2717"/>
+        <w:gridCol w:w="1517"/>
+        <w:gridCol w:w="1908"/>
       </w:tblGrid>
       <w:tr>
         <w:trPr>
           <w:cnfStyle w:val="100000000000" w:firstRow="1" w:lastRow="0" w:firstColumn="0" w:lastColumn="0" w:oddVBand="0" w:evenVBand="0" w:oddHBand="0" w:evenHBand="0" w:firstRowFirstColumn="0" w:firstRowLastColumn="0" w:lastRowFirstColumn="0" w:lastRowLastColumn="0"/>
+          <w:cantSplit/>
           <w:trHeight w:val="490"/>
+          <w:tblHeader/>
         </w:trPr>
         <w:tc>
           <w:tcPr>
-            <w:cnfStyle w:val="001000000000" w:firstRow="0" w:lastRow="0" w:firstColumn="1" w:lastColumn="0" w:oddVBand="0" w:evenVBand="0" w:oddHBand="0" w:evenHBand="0" w:firstRowFirstColumn="0" w:firstRowLastColumn="0" w:lastRowFirstColumn="0" w:lastRowLastColumn="0"/>
-            <w:tcW w:w="1073" w:type="dxa"/>
+            <w:tcW w:w="348" w:type="pct"/>
             <w:tcBorders>
               <w:bottom w:val="single" w:color="auto" w:sz="4" w:space="0"/>
             </w:tcBorders>
           </w:tcPr>
           <w:sdt>
             <w:sdtPr>
-              <w:rPr>
-                <w:rFonts w:ascii="Segoe UI Semibold" w:hAnsi="Segoe UI Semibold" w:cs="Segoe UI Semibold" w:eastAsiaTheme="minorHAnsi"/>
-                <w:sz w:val="22"/>
-                <w:szCs w:val="22"/>
-              </w:rPr>
               <w:alias w:val="ItemNo_Line_Lbl"/>
               <w:tag w:val="#BC:InsertDataItem,DataItems/Header/Line/ItemNo_Line_Lbl"/>
               <w:id w:val="1833629939"/>
               <w:placeholder>
-                <w:docPart w:val="92D27C5C8F3B4A149AA7180AEEC6CEBE"/>
+                <w:docPart w:val="BF197F6806704546B700202E7CF6AD5D"/>
               </w:placeholder>
               <w:dataBinding w:prefixMappings="xmlns:ns0='urn:microsoft-dynamics-nav/reports/Standard_Sales_Quote/1304/'" w:xpath="/ns0:NavWordReportXmlPart[1]/ns0:Header[1]/ns0:Line[1]/ns0:ItemNo_Line_Lbl[1]" w:storeItemID="{00000000-0000-0000-0000-000000000000}"/>
               <w15:color w:val="808080"/>
@@ -1331,39 +1210,22 @@
             <w:sdtContent>
               <w:p>
                 <w:pPr>
-                  <w:pStyle w:val="Heading2"/>
-                  <w:rPr>
-                    <w:rFonts w:ascii="Segoe UI Semibold" w:hAnsi="Segoe UI Semibold" w:cs="Segoe UI Semibold" w:eastAsiaTheme="minorHAnsi"/>
-                    <w:sz w:val="22"/>
-                    <w:szCs w:val="22"/>
-                  </w:rPr>
+                  <w:pStyle w:val="BCLabel"/>
                 </w:pPr>
-                <w:proofErr w:type="spellStart"/>
                 <w:r>
-                  <w:rPr>
-                    <w:rFonts w:ascii="Segoe UI Semibold" w:hAnsi="Segoe UI Semibold" w:cs="Segoe UI Semibold" w:eastAsiaTheme="minorHAnsi"/>
-                    <w:sz w:val="22"/>
-                    <w:szCs w:val="22"/>
-                  </w:rPr>
                   <w:t>ItemNo_Line_Lbl</w:t>
                 </w:r>
-                <w:proofErr w:type="spellEnd"/>
               </w:p>
             </w:sdtContent>
           </w:sdt>
         </w:tc>
         <w:sdt>
           <w:sdtPr>
-            <w:rPr>
-              <w:rFonts w:ascii="Segoe UI Semibold" w:hAnsi="Segoe UI Semibold" w:cs="Segoe UI Semibold"/>
-              <w:sz w:val="22"/>
-              <w:szCs w:val="22"/>
-            </w:rPr>
             <w:alias w:val="Description_Line_Lbl"/>
             <w:tag w:val="#BC:InsertDataItem,DataItems/Header/Line/Description_Line_Lbl"/>
             <w:id w:val="-52395777"/>
             <w:placeholder>
-              <w:docPart w:val="3BD326A489B347A692F6517C6D0A7D58"/>
+              <w:docPart w:val="4C36D81245204C02A31089D20E34C10A"/>
             </w:placeholder>
             <w:dataBinding w:prefixMappings="xmlns:ns0='urn:microsoft-dynamics-nav/reports/Standard_Sales_Quote/1304/'" w:xpath="/ns0:NavWordReportXmlPart[1]/ns0:Header[1]/ns0:Line[1]/ns0:Description_Line_Lbl[1]" w:storeItemID="{00000000-0000-0000-0000-000000000000}"/>
             <w15:color w:val="808080"/>
@@ -1373,47 +1235,29 @@
           <w:sdtContent>
             <w:tc>
               <w:tcPr>
-                <w:tcW w:w="3210" w:type="dxa"/>
+                <w:tcW w:w="1041" w:type="pct"/>
                 <w:tcBorders>
                   <w:bottom w:val="single" w:color="auto" w:sz="4" w:space="0"/>
                 </w:tcBorders>
               </w:tcPr>
               <w:p>
                 <w:pPr>
-                  <w:pStyle w:val="Heading2"/>
-                  <w:cnfStyle w:val="100000000000" w:firstRow="1" w:lastRow="0" w:firstColumn="0" w:lastColumn="0" w:oddVBand="0" w:evenVBand="0" w:oddHBand="0" w:evenHBand="0" w:firstRowFirstColumn="0" w:firstRowLastColumn="0" w:lastRowFirstColumn="0" w:lastRowLastColumn="0"/>
-                  <w:rPr>
-                    <w:rFonts w:ascii="Segoe UI Semibold" w:hAnsi="Segoe UI Semibold" w:cs="Segoe UI Semibold"/>
-                    <w:sz w:val="22"/>
-                    <w:szCs w:val="22"/>
-                  </w:rPr>
+                  <w:pStyle w:val="BCLabel"/>
                 </w:pPr>
-                <w:proofErr w:type="spellStart"/>
                 <w:r>
-                  <w:rPr>
-                    <w:rFonts w:ascii="Segoe UI Semibold" w:hAnsi="Segoe UI Semibold" w:cs="Segoe UI Semibold"/>
-                    <w:sz w:val="22"/>
-                    <w:szCs w:val="22"/>
-                  </w:rPr>
                   <w:t>Description_Line_Lbl</w:t>
                 </w:r>
-                <w:proofErr w:type="spellEnd"/>
               </w:p>
             </w:tc>
           </w:sdtContent>
         </w:sdt>
         <w:sdt>
           <w:sdtPr>
-            <w:rPr>
-              <w:rFonts w:ascii="Segoe UI Semibold" w:hAnsi="Segoe UI Semibold" w:cs="Segoe UI Semibold"/>
-              <w:sz w:val="22"/>
-              <w:szCs w:val="22"/>
-            </w:rPr>
             <w:alias w:val="CO2ePerUnit_Lbl"/>
             <w:tag w:val="#BC:InsertDataItem,DataItems/Header/CO2ePerUnit_Lbl"/>
             <w:id w:val="1239681716"/>
             <w:placeholder>
-              <w:docPart w:val="DE9C2189A54949B1881F5B042F268C2A"/>
+              <w:docPart w:val="F47C5E35A87C41DBA54AD3B633C7533D"/>
             </w:placeholder>
             <w:dataBinding w:prefixMappings="xmlns:ns0='urn:microsoft-dynamics-nav/reports/Standard_Sales_Quote/1304/'" w:xpath="/ns0:NavWordReportXmlPart[1]/ns0:Header[1]/ns0:CO2ePerUnit_Lbl[1]" w:storeItemID="{00000000-0000-0000-0000-000000000000}"/>
             <w15:color w:val="808080"/>
@@ -1423,28 +1267,17 @@
           <w:sdtContent>
             <w:tc>
               <w:tcPr>
-                <w:tcW w:w="2107" w:type="dxa"/>
+                <w:tcW w:w="683" w:type="pct"/>
                 <w:tcBorders>
                   <w:bottom w:val="single" w:color="auto" w:sz="4" w:space="0"/>
                 </w:tcBorders>
               </w:tcPr>
               <w:p>
                 <w:pPr>
-                  <w:pStyle w:val="Heading2"/>
+                  <w:pStyle w:val="BCLabelNumber"/>
                   <w:jc w:val="right"/>
-                  <w:cnfStyle w:val="100000000000" w:firstRow="1" w:lastRow="0" w:firstColumn="0" w:lastColumn="0" w:oddVBand="0" w:evenVBand="0" w:oddHBand="0" w:evenHBand="0" w:firstRowFirstColumn="0" w:firstRowLastColumn="0" w:lastRowFirstColumn="0" w:lastRowLastColumn="0"/>
-                  <w:rPr>
-                    <w:rFonts w:ascii="Segoe UI Semibold" w:hAnsi="Segoe UI Semibold" w:cs="Segoe UI Semibold"/>
-                    <w:sz w:val="22"/>
-                    <w:szCs w:val="22"/>
-                  </w:rPr>
                 </w:pPr>
                 <w:r>
-                  <w:rPr>
-                    <w:rFonts w:ascii="Segoe UI Semibold" w:hAnsi="Segoe UI Semibold" w:cs="Segoe UI Semibold"/>
-                    <w:sz w:val="22"/>
-                    <w:szCs w:val="22"/>
-                  </w:rPr>
                   <w:t>CO2ePerUnit_Lbl</w:t>
                 </w:r>
               </w:p>
@@ -1453,16 +1286,11 @@
         </w:sdt>
         <w:sdt>
           <w:sdtPr>
-            <w:rPr>
-              <w:rFonts w:ascii="Segoe UI Semibold" w:hAnsi="Segoe UI Semibold" w:cs="Segoe UI Semibold"/>
-              <w:sz w:val="22"/>
-              <w:szCs w:val="22"/>
-            </w:rPr>
             <w:alias w:val="Quantity_Line_Lbl"/>
             <w:tag w:val="#BC:InsertDataItem,DataItems/Header/Line/Quantity_Line_Lbl"/>
             <w:id w:val="-630170238"/>
             <w:placeholder>
-              <w:docPart w:val="6AD33AA69D304DABB94D2DA5BDF8692A"/>
+              <w:docPart w:val="F24C3B7860CE436ABB1FAB0636089B5D"/>
             </w:placeholder>
             <w:dataBinding w:prefixMappings="xmlns:ns0='urn:microsoft-dynamics-nav/reports/Standard_Sales_Quote/1304/'" w:xpath="/ns0:NavWordReportXmlPart[1]/ns0:Header[1]/ns0:Line[1]/ns0:Quantity_Line_Lbl[1]" w:storeItemID="{00000000-0000-0000-0000-000000000000}"/>
             <w15:color w:val="808080"/>
@@ -1472,48 +1300,30 @@
           <w:sdtContent>
             <w:tc>
               <w:tcPr>
-                <w:tcW w:w="1464" w:type="dxa"/>
+                <w:tcW w:w="475" w:type="pct"/>
                 <w:tcBorders>
                   <w:bottom w:val="single" w:color="auto" w:sz="4" w:space="0"/>
                 </w:tcBorders>
               </w:tcPr>
               <w:p>
                 <w:pPr>
-                  <w:pStyle w:val="Heading2"/>
+                  <w:pStyle w:val="BCLabelNumber"/>
                   <w:jc w:val="right"/>
-                  <w:cnfStyle w:val="100000000000" w:firstRow="1" w:lastRow="0" w:firstColumn="0" w:lastColumn="0" w:oddVBand="0" w:evenVBand="0" w:oddHBand="0" w:evenHBand="0" w:firstRowFirstColumn="0" w:firstRowLastColumn="0" w:lastRowFirstColumn="0" w:lastRowLastColumn="0"/>
-                  <w:rPr>
-                    <w:rFonts w:ascii="Segoe UI Semibold" w:hAnsi="Segoe UI Semibold" w:cs="Segoe UI Semibold"/>
-                    <w:sz w:val="22"/>
-                    <w:szCs w:val="22"/>
-                  </w:rPr>
                 </w:pPr>
-                <w:proofErr w:type="spellStart"/>
                 <w:r>
-                  <w:rPr>
-                    <w:rFonts w:ascii="Segoe UI Semibold" w:hAnsi="Segoe UI Semibold" w:cs="Segoe UI Semibold"/>
-                    <w:sz w:val="22"/>
-                    <w:szCs w:val="22"/>
-                  </w:rPr>
                   <w:t>Quantity_Line_Lbl</w:t>
                 </w:r>
-                <w:proofErr w:type="spellEnd"/>
               </w:p>
             </w:tc>
           </w:sdtContent>
         </w:sdt>
         <w:sdt>
           <w:sdtPr>
-            <w:rPr>
-              <w:rFonts w:ascii="Segoe UI Semibold" w:hAnsi="Segoe UI Semibold" w:cs="Segoe UI Semibold"/>
-              <w:sz w:val="22"/>
-              <w:szCs w:val="22"/>
-            </w:rPr>
             <w:alias w:val="Unit_Lbl"/>
             <w:tag w:val="#BC:InsertDataItem,DataItems/Header/Line/Unit_Lbl"/>
             <w:id w:val="1441568432"/>
             <w:placeholder>
-              <w:docPart w:val="CD5537D15F514738A61DCF422B594462"/>
+              <w:docPart w:val="B6296AF1EE56482F9313EE3FFC509E33"/>
             </w:placeholder>
             <w:dataBinding w:prefixMappings="xmlns:ns0='urn:microsoft-dynamics-nav/reports/Standard_Sales_Quote/1304/'" w:xpath="/ns0:NavWordReportXmlPart[1]/ns0:Header[1]/ns0:Line[1]/ns0:Unit_Lbl[1]" w:storeItemID="{00000000-0000-0000-0000-000000000000}"/>
             <w15:color w:val="808080"/>
@@ -1523,47 +1333,29 @@
           <w:sdtContent>
             <w:tc>
               <w:tcPr>
-                <w:tcW w:w="1190" w:type="dxa"/>
+                <w:tcW w:w="386" w:type="pct"/>
                 <w:tcBorders>
                   <w:bottom w:val="single" w:color="auto" w:sz="4" w:space="0"/>
                 </w:tcBorders>
               </w:tcPr>
               <w:p>
                 <w:pPr>
-                  <w:pStyle w:val="Heading2"/>
-                  <w:cnfStyle w:val="100000000000" w:firstRow="1" w:lastRow="0" w:firstColumn="0" w:lastColumn="0" w:oddVBand="0" w:evenVBand="0" w:oddHBand="0" w:evenHBand="0" w:firstRowFirstColumn="0" w:firstRowLastColumn="0" w:lastRowFirstColumn="0" w:lastRowLastColumn="0"/>
-                  <w:rPr>
-                    <w:rFonts w:ascii="Segoe UI Semibold" w:hAnsi="Segoe UI Semibold" w:cs="Segoe UI Semibold"/>
-                    <w:sz w:val="22"/>
-                    <w:szCs w:val="22"/>
-                  </w:rPr>
+                  <w:pStyle w:val="BCLabel"/>
                 </w:pPr>
-                <w:proofErr w:type="spellStart"/>
                 <w:r>
-                  <w:rPr>
-                    <w:rFonts w:ascii="Segoe UI Semibold" w:hAnsi="Segoe UI Semibold" w:cs="Segoe UI Semibold"/>
-                    <w:sz w:val="22"/>
-                    <w:szCs w:val="22"/>
-                  </w:rPr>
                   <w:t>Unit_Lbl</w:t>
                 </w:r>
-                <w:proofErr w:type="spellEnd"/>
               </w:p>
             </w:tc>
           </w:sdtContent>
         </w:sdt>
         <w:sdt>
           <w:sdtPr>
-            <w:rPr>
-              <w:rFonts w:ascii="Segoe UI Semibold" w:hAnsi="Segoe UI Semibold" w:cs="Segoe UI Semibold"/>
-              <w:sz w:val="22"/>
-              <w:szCs w:val="22"/>
-            </w:rPr>
             <w:alias w:val="UnitPrice_Lbl"/>
             <w:tag w:val="#BC:InsertDataItem,DataItems/Header/Line/UnitPrice_Lbl"/>
             <w:id w:val="-1707175143"/>
             <w:placeholder>
-              <w:docPart w:val="977258797C9A466DBF28FCA6A24B705F"/>
+              <w:docPart w:val="80C0EC7903F9419E86696179E371F5DF"/>
             </w:placeholder>
             <w:dataBinding w:prefixMappings="xmlns:ns0='urn:microsoft-dynamics-nav/reports/Standard_Sales_Quote/1304/'" w:xpath="/ns0:NavWordReportXmlPart[1]/ns0:Header[1]/ns0:Line[1]/ns0:UnitPrice_Lbl[1]" w:storeItemID="{00000000-0000-0000-0000-000000000000}"/>
             <w15:color w:val="808080"/>
@@ -1573,48 +1365,30 @@
           <w:sdtContent>
             <w:tc>
               <w:tcPr>
-                <w:tcW w:w="1546" w:type="dxa"/>
+                <w:tcW w:w="501" w:type="pct"/>
                 <w:tcBorders>
                   <w:bottom w:val="single" w:color="auto" w:sz="4" w:space="0"/>
                 </w:tcBorders>
               </w:tcPr>
               <w:p>
                 <w:pPr>
-                  <w:pStyle w:val="Heading2"/>
+                  <w:pStyle w:val="BCLabelNumber"/>
                   <w:jc w:val="right"/>
-                  <w:cnfStyle w:val="100000000000" w:firstRow="1" w:lastRow="0" w:firstColumn="0" w:lastColumn="0" w:oddVBand="0" w:evenVBand="0" w:oddHBand="0" w:evenHBand="0" w:firstRowFirstColumn="0" w:firstRowLastColumn="0" w:lastRowFirstColumn="0" w:lastRowLastColumn="0"/>
-                  <w:rPr>
-                    <w:rFonts w:ascii="Segoe UI Semibold" w:hAnsi="Segoe UI Semibold" w:cs="Segoe UI Semibold"/>
-                    <w:sz w:val="22"/>
-                    <w:szCs w:val="22"/>
-                  </w:rPr>
                 </w:pPr>
-                <w:proofErr w:type="spellStart"/>
                 <w:r>
-                  <w:rPr>
-                    <w:rFonts w:ascii="Segoe UI Semibold" w:hAnsi="Segoe UI Semibold" w:cs="Segoe UI Semibold"/>
-                    <w:sz w:val="22"/>
-                    <w:szCs w:val="22"/>
-                  </w:rPr>
                   <w:t>UnitPrice_Lbl</w:t>
                 </w:r>
-                <w:proofErr w:type="spellEnd"/>
               </w:p>
             </w:tc>
           </w:sdtContent>
         </w:sdt>
         <w:sdt>
           <w:sdtPr>
-            <w:rPr>
-              <w:rFonts w:ascii="Segoe UI Semibold" w:hAnsi="Segoe UI Semibold" w:cs="Segoe UI Semibold"/>
-              <w:sz w:val="22"/>
-              <w:szCs w:val="22"/>
-            </w:rPr>
             <w:alias w:val="SalesInvoiceLineDiscount_Lbl"/>
             <w:tag w:val="#BC:InsertDataItem,DataItems/Header/SalesInvoiceLineDiscount_Lbl"/>
             <w:id w:val="-264690703"/>
             <w:placeholder>
-              <w:docPart w:val="CD5537D15F514738A61DCF422B594462"/>
+              <w:docPart w:val="B6296AF1EE56482F9313EE3FFC509E33"/>
             </w:placeholder>
             <w:dataBinding w:prefixMappings="xmlns:ns0='urn:microsoft-dynamics-nav/reports/Standard_Sales_Quote/1304/'" w:xpath="/ns0:NavWordReportXmlPart[1]/ns0:Header[1]/ns0:SalesInvoiceLineDiscount_Lbl[1]" w:storeItemID="{00000000-0000-0000-0000-000000000000}"/>
             <w15:color w:val="808080"/>
@@ -1624,48 +1398,30 @@
           <w:sdtContent>
             <w:tc>
               <w:tcPr>
-                <w:tcW w:w="1786" w:type="dxa"/>
+                <w:tcW w:w="579" w:type="pct"/>
                 <w:tcBorders>
                   <w:bottom w:val="single" w:color="auto" w:sz="4" w:space="0"/>
                 </w:tcBorders>
               </w:tcPr>
               <w:p>
                 <w:pPr>
-                  <w:pStyle w:val="Heading2"/>
+                  <w:pStyle w:val="BCLabelNumber"/>
                   <w:jc w:val="right"/>
-                  <w:cnfStyle w:val="100000000000" w:firstRow="1" w:lastRow="0" w:firstColumn="0" w:lastColumn="0" w:oddVBand="0" w:evenVBand="0" w:oddHBand="0" w:evenHBand="0" w:firstRowFirstColumn="0" w:firstRowLastColumn="0" w:lastRowFirstColumn="0" w:lastRowLastColumn="0"/>
-                  <w:rPr>
-                    <w:rFonts w:ascii="Segoe UI Semibold" w:hAnsi="Segoe UI Semibold" w:cs="Segoe UI Semibold"/>
-                    <w:sz w:val="22"/>
-                    <w:szCs w:val="22"/>
-                  </w:rPr>
                 </w:pPr>
-                <w:proofErr w:type="spellStart"/>
                 <w:r>
-                  <w:rPr>
-                    <w:rFonts w:ascii="Segoe UI Semibold" w:hAnsi="Segoe UI Semibold" w:cs="Segoe UI Semibold"/>
-                    <w:sz w:val="22"/>
-                    <w:szCs w:val="22"/>
-                  </w:rPr>
                   <w:t>SalesInvoiceLineDiscount_Lbl</w:t>
                 </w:r>
-                <w:proofErr w:type="spellEnd"/>
               </w:p>
             </w:tc>
           </w:sdtContent>
         </w:sdt>
         <w:sdt>
           <w:sdtPr>
-            <w:rPr>
-              <w:rFonts w:ascii="Segoe UI Semibold" w:hAnsi="Segoe UI Semibold" w:cs="Segoe UI Semibold"/>
-              <w:sz w:val="22"/>
-              <w:szCs w:val="22"/>
-            </w:rPr>
             <w:alias w:val="VATPct_Line_Lbl"/>
             <w:tag w:val="#BC:InsertDataItem,DataItems/Header/Line/VATPct_Line_Lbl"/>
             <w:id w:val="-1858347860"/>
             <w:placeholder>
-              <w:docPart w:val="66065A89FC5349929B81969A18914446"/>
+              <w:docPart w:val="18EDB98473954AAB87E4FEF1D0C49DF8"/>
             </w:placeholder>
             <w:dataBinding w:prefixMappings="xmlns:ns0='urn:microsoft-dynamics-nav/reports/Standard_Sales_Quote/1304/'" w:xpath="/ns0:NavWordReportXmlPart[1]/ns0:Header[1]/ns0:Line[1]/ns0:VATPct_Line_Lbl[1]" w:storeItemID="{00000000-0000-0000-0000-000000000000}"/>
             <w15:color w:val="808080"/>
@@ -1675,48 +1431,30 @@
           <w:sdtContent>
             <w:tc>
               <w:tcPr>
-                <w:tcW w:w="1160" w:type="dxa"/>
+                <w:tcW w:w="376" w:type="pct"/>
                 <w:tcBorders>
                   <w:bottom w:val="single" w:color="auto" w:sz="4" w:space="0"/>
                 </w:tcBorders>
               </w:tcPr>
               <w:p>
                 <w:pPr>
-                  <w:pStyle w:val="Heading2"/>
+                  <w:pStyle w:val="BCLabelNumber"/>
                   <w:jc w:val="right"/>
-                  <w:cnfStyle w:val="100000000000" w:firstRow="1" w:lastRow="0" w:firstColumn="0" w:lastColumn="0" w:oddVBand="0" w:evenVBand="0" w:oddHBand="0" w:evenHBand="0" w:firstRowFirstColumn="0" w:firstRowLastColumn="0" w:lastRowFirstColumn="0" w:lastRowLastColumn="0"/>
-                  <w:rPr>
-                    <w:rFonts w:ascii="Segoe UI Semibold" w:hAnsi="Segoe UI Semibold" w:cs="Segoe UI Semibold"/>
-                    <w:sz w:val="22"/>
-                    <w:szCs w:val="22"/>
-                  </w:rPr>
                 </w:pPr>
-                <w:proofErr w:type="spellStart"/>
                 <w:r>
-                  <w:rPr>
-                    <w:rFonts w:ascii="Segoe UI Semibold" w:hAnsi="Segoe UI Semibold" w:cs="Segoe UI Semibold"/>
-                    <w:sz w:val="22"/>
-                    <w:szCs w:val="22"/>
-                  </w:rPr>
                   <w:t>VATPct_Line_Lbl</w:t>
                 </w:r>
-                <w:proofErr w:type="spellEnd"/>
               </w:p>
             </w:tc>
           </w:sdtContent>
         </w:sdt>
         <w:sdt>
           <w:sdtPr>
-            <w:rPr>
-              <w:rFonts w:ascii="Segoe UI Semibold" w:hAnsi="Segoe UI Semibold" w:cs="Segoe UI Semibold"/>
-              <w:sz w:val="22"/>
-              <w:szCs w:val="22"/>
-            </w:rPr>
             <w:alias w:val="LineAmount_Line_Lbl"/>
             <w:tag w:val="#BC:InsertDataItem,DataItems/Header/Line/LineAmount_Line_Lbl"/>
             <w:id w:val="362403583"/>
             <w:placeholder>
-              <w:docPart w:val="DAEF62B5EE954D7FB3C3D81B4F3136DF"/>
+              <w:docPart w:val="D30A136D735E4AEAAA4428FDF2FAD541"/>
             </w:placeholder>
             <w:dataBinding w:prefixMappings="xmlns:ns0='urn:microsoft-dynamics-nav/reports/Standard_Sales_Quote/1304/'" w:xpath="/ns0:NavWordReportXmlPart[1]/ns0:Header[1]/ns0:Line[1]/ns0:LineAmount_Line_Lbl[1]" w:storeItemID="{00000000-0000-0000-0000-000000000000}"/>
             <w15:color w:val="808080"/>
@@ -1726,32 +1464,19 @@
           <w:sdtContent>
             <w:tc>
               <w:tcPr>
-                <w:tcW w:w="1886" w:type="dxa"/>
+                <w:tcW w:w="611" w:type="pct"/>
                 <w:tcBorders>
                   <w:bottom w:val="single" w:color="auto" w:sz="4" w:space="0"/>
                 </w:tcBorders>
               </w:tcPr>
               <w:p>
                 <w:pPr>
-                  <w:pStyle w:val="Heading2"/>
+                  <w:pStyle w:val="BCLabelNumber"/>
                   <w:jc w:val="right"/>
-                  <w:cnfStyle w:val="100000000000" w:firstRow="1" w:lastRow="0" w:firstColumn="0" w:lastColumn="0" w:oddVBand="0" w:evenVBand="0" w:oddHBand="0" w:evenHBand="0" w:firstRowFirstColumn="0" w:firstRowLastColumn="0" w:lastRowFirstColumn="0" w:lastRowLastColumn="0"/>
-                  <w:rPr>
-                    <w:rFonts w:ascii="Segoe UI Semibold" w:hAnsi="Segoe UI Semibold" w:cs="Segoe UI Semibold"/>
-                    <w:sz w:val="22"/>
-                    <w:szCs w:val="22"/>
-                  </w:rPr>
                 </w:pPr>
-                <w:proofErr w:type="spellStart"/>
                 <w:r>
-                  <w:rPr>
-                    <w:rFonts w:ascii="Segoe UI Semibold" w:hAnsi="Segoe UI Semibold" w:cs="Segoe UI Semibold"/>
-                    <w:sz w:val="22"/>
-                    <w:szCs w:val="22"/>
-                  </w:rPr>
                   <w:t>LineAmount_Line_Lbl</w:t>
                 </w:r>
-                <w:proofErr w:type="spellEnd"/>
               </w:p>
             </w:tc>
           </w:sdtContent>
@@ -1760,23 +1485,20 @@
       <w:tr>
         <w:trPr>
           <w:cnfStyle w:val="000000100000" w:firstRow="0" w:lastRow="0" w:firstColumn="0" w:lastColumn="0" w:oddVBand="0" w:evenVBand="0" w:oddHBand="1" w:evenHBand="0" w:firstRowFirstColumn="0" w:firstRowLastColumn="0" w:lastRowFirstColumn="0" w:lastRowLastColumn="0"/>
-          <w:trHeight w:val="245" w:hRule="exact"/>
+          <w:cantSplit/>
+          <w:trHeight w:val="245"/>
         </w:trPr>
         <w:tc>
           <w:tcPr>
-            <w:cnfStyle w:val="001000000000" w:firstRow="0" w:lastRow="0" w:firstColumn="1" w:lastColumn="0" w:oddVBand="0" w:evenVBand="0" w:oddHBand="0" w:evenHBand="0" w:firstRowFirstColumn="0" w:firstRowLastColumn="0" w:lastRowFirstColumn="0" w:lastRowLastColumn="0"/>
-            <w:tcW w:w="1073" w:type="dxa"/>
+            <w:tcW w:w="348" w:type="pct"/>
             <w:tcBorders>
               <w:top w:val="single" w:color="auto" w:sz="4" w:space="0"/>
             </w:tcBorders>
           </w:tcPr>
           <w:p>
             <w:pPr>
+              <w:pStyle w:val="NoSpacing"/>
               <w:rPr>
-                <w:rFonts w:ascii="Segoe UI Semibold" w:hAnsi="Segoe UI Semibold" w:cs="Segoe UI Semibold"/>
-                <w:b/>
-                <w:sz w:val="22"/>
-                <w:szCs w:val="22"/>
                 <w:lang w:val="en-US" w:eastAsia="en-US"/>
               </w:rPr>
             </w:pPr>
@@ -1784,20 +1506,15 @@
         </w:tc>
         <w:tc>
           <w:tcPr>
-            <w:tcW w:w="3210" w:type="dxa"/>
+            <w:tcW w:w="1041" w:type="pct"/>
             <w:tcBorders>
               <w:top w:val="single" w:color="auto" w:sz="4" w:space="0"/>
             </w:tcBorders>
           </w:tcPr>
           <w:p>
             <w:pPr>
-              <w:cnfStyle w:val="000000100000" w:firstRow="0" w:lastRow="0" w:firstColumn="0" w:lastColumn="0" w:oddVBand="0" w:evenVBand="0" w:oddHBand="1" w:evenHBand="0" w:firstRowFirstColumn="0" w:firstRowLastColumn="0" w:lastRowFirstColumn="0" w:lastRowLastColumn="0"/>
+              <w:pStyle w:val="NoSpacing"/>
               <w:rPr>
-                <w:rFonts w:ascii="Segoe UI Semibold" w:hAnsi="Segoe UI Semibold" w:cs="Segoe UI Semibold"/>
-                <w:b/>
-                <w:bCs/>
-                <w:sz w:val="22"/>
-                <w:szCs w:val="22"/>
                 <w:lang w:val="en-US" w:eastAsia="en-US"/>
               </w:rPr>
             </w:pPr>
@@ -1805,20 +1522,15 @@
         </w:tc>
         <w:tc>
           <w:tcPr>
-            <w:tcW w:w="2107" w:type="dxa"/>
+            <w:tcW w:w="683" w:type="pct"/>
             <w:tcBorders>
               <w:top w:val="single" w:color="auto" w:sz="4" w:space="0"/>
             </w:tcBorders>
           </w:tcPr>
           <w:p>
             <w:pPr>
-              <w:cnfStyle w:val="000000100000" w:firstRow="0" w:lastRow="0" w:firstColumn="0" w:lastColumn="0" w:oddVBand="0" w:evenVBand="0" w:oddHBand="1" w:evenHBand="0" w:firstRowFirstColumn="0" w:firstRowLastColumn="0" w:lastRowFirstColumn="0" w:lastRowLastColumn="0"/>
+              <w:pStyle w:val="NoSpacing"/>
               <w:rPr>
-                <w:rFonts w:ascii="Segoe UI Semibold" w:hAnsi="Segoe UI Semibold" w:cs="Segoe UI Semibold"/>
-                <w:b/>
-                <w:bCs/>
-                <w:sz w:val="22"/>
-                <w:szCs w:val="22"/>
                 <w:lang w:val="en-US" w:eastAsia="en-US"/>
               </w:rPr>
             </w:pPr>
@@ -1826,20 +1538,15 @@
         </w:tc>
         <w:tc>
           <w:tcPr>
-            <w:tcW w:w="1464" w:type="dxa"/>
+            <w:tcW w:w="475" w:type="pct"/>
             <w:tcBorders>
               <w:top w:val="single" w:color="auto" w:sz="4" w:space="0"/>
             </w:tcBorders>
           </w:tcPr>
           <w:p>
             <w:pPr>
-              <w:cnfStyle w:val="000000100000" w:firstRow="0" w:lastRow="0" w:firstColumn="0" w:lastColumn="0" w:oddVBand="0" w:evenVBand="0" w:oddHBand="1" w:evenHBand="0" w:firstRowFirstColumn="0" w:firstRowLastColumn="0" w:lastRowFirstColumn="0" w:lastRowLastColumn="0"/>
+              <w:pStyle w:val="NoSpacing"/>
               <w:rPr>
-                <w:rFonts w:ascii="Segoe UI Semibold" w:hAnsi="Segoe UI Semibold" w:cs="Segoe UI Semibold"/>
-                <w:b/>
-                <w:bCs/>
-                <w:sz w:val="22"/>
-                <w:szCs w:val="22"/>
                 <w:lang w:val="en-US" w:eastAsia="en-US"/>
               </w:rPr>
             </w:pPr>
@@ -1847,20 +1554,15 @@
         </w:tc>
         <w:tc>
           <w:tcPr>
-            <w:tcW w:w="1190" w:type="dxa"/>
+            <w:tcW w:w="386" w:type="pct"/>
             <w:tcBorders>
               <w:top w:val="single" w:color="auto" w:sz="4" w:space="0"/>
             </w:tcBorders>
           </w:tcPr>
           <w:p>
             <w:pPr>
-              <w:cnfStyle w:val="000000100000" w:firstRow="0" w:lastRow="0" w:firstColumn="0" w:lastColumn="0" w:oddVBand="0" w:evenVBand="0" w:oddHBand="1" w:evenHBand="0" w:firstRowFirstColumn="0" w:firstRowLastColumn="0" w:lastRowFirstColumn="0" w:lastRowLastColumn="0"/>
+              <w:pStyle w:val="NoSpacing"/>
               <w:rPr>
-                <w:rFonts w:ascii="Segoe UI Semibold" w:hAnsi="Segoe UI Semibold" w:cs="Segoe UI Semibold"/>
-                <w:b/>
-                <w:bCs/>
-                <w:sz w:val="22"/>
-                <w:szCs w:val="22"/>
                 <w:lang w:val="en-US" w:eastAsia="en-US"/>
               </w:rPr>
             </w:pPr>
@@ -1868,20 +1570,15 @@
         </w:tc>
         <w:tc>
           <w:tcPr>
-            <w:tcW w:w="1546" w:type="dxa"/>
+            <w:tcW w:w="501" w:type="pct"/>
             <w:tcBorders>
               <w:top w:val="single" w:color="auto" w:sz="4" w:space="0"/>
             </w:tcBorders>
           </w:tcPr>
           <w:p>
             <w:pPr>
-              <w:cnfStyle w:val="000000100000" w:firstRow="0" w:lastRow="0" w:firstColumn="0" w:lastColumn="0" w:oddVBand="0" w:evenVBand="0" w:oddHBand="1" w:evenHBand="0" w:firstRowFirstColumn="0" w:firstRowLastColumn="0" w:lastRowFirstColumn="0" w:lastRowLastColumn="0"/>
+              <w:pStyle w:val="NoSpacing"/>
               <w:rPr>
-                <w:rFonts w:ascii="Segoe UI Semibold" w:hAnsi="Segoe UI Semibold" w:cs="Segoe UI Semibold"/>
-                <w:b/>
-                <w:bCs/>
-                <w:sz w:val="22"/>
-                <w:szCs w:val="22"/>
                 <w:lang w:val="en-US" w:eastAsia="en-US"/>
               </w:rPr>
             </w:pPr>
@@ -1889,21 +1586,16 @@
         </w:tc>
         <w:tc>
           <w:tcPr>
-            <w:tcW w:w="1786" w:type="dxa"/>
+            <w:tcW w:w="579" w:type="pct"/>
             <w:tcBorders>
               <w:top w:val="single" w:color="auto" w:sz="4" w:space="0"/>
             </w:tcBorders>
           </w:tcPr>
           <w:p>
             <w:pPr>
+              <w:pStyle w:val="BCNumber"/>
               <w:jc w:val="right"/>
-              <w:cnfStyle w:val="000000100000" w:firstRow="0" w:lastRow="0" w:firstColumn="0" w:lastColumn="0" w:oddVBand="0" w:evenVBand="0" w:oddHBand="1" w:evenHBand="0" w:firstRowFirstColumn="0" w:firstRowLastColumn="0" w:lastRowFirstColumn="0" w:lastRowLastColumn="0"/>
               <w:rPr>
-                <w:rFonts w:ascii="Segoe UI Semibold" w:hAnsi="Segoe UI Semibold" w:cs="Segoe UI Semibold"/>
-                <w:b/>
-                <w:bCs/>
-                <w:sz w:val="22"/>
-                <w:szCs w:val="22"/>
                 <w:lang w:val="en-US" w:eastAsia="en-US"/>
               </w:rPr>
             </w:pPr>
@@ -1911,21 +1603,16 @@
         </w:tc>
         <w:tc>
           <w:tcPr>
-            <w:tcW w:w="1160" w:type="dxa"/>
+            <w:tcW w:w="376" w:type="pct"/>
             <w:tcBorders>
               <w:top w:val="single" w:color="auto" w:sz="4" w:space="0"/>
             </w:tcBorders>
           </w:tcPr>
           <w:p>
             <w:pPr>
+              <w:pStyle w:val="BCNumber"/>
               <w:jc w:val="right"/>
-              <w:cnfStyle w:val="000000100000" w:firstRow="0" w:lastRow="0" w:firstColumn="0" w:lastColumn="0" w:oddVBand="0" w:evenVBand="0" w:oddHBand="1" w:evenHBand="0" w:firstRowFirstColumn="0" w:firstRowLastColumn="0" w:lastRowFirstColumn="0" w:lastRowLastColumn="0"/>
               <w:rPr>
-                <w:rFonts w:ascii="Segoe UI Semibold" w:hAnsi="Segoe UI Semibold" w:cs="Segoe UI Semibold"/>
-                <w:b/>
-                <w:bCs/>
-                <w:sz w:val="22"/>
-                <w:szCs w:val="22"/>
                 <w:lang w:val="en-US" w:eastAsia="en-US"/>
               </w:rPr>
             </w:pPr>
@@ -1933,21 +1620,16 @@
         </w:tc>
         <w:tc>
           <w:tcPr>
-            <w:tcW w:w="1886" w:type="dxa"/>
+            <w:tcW w:w="611" w:type="pct"/>
             <w:tcBorders>
               <w:top w:val="single" w:color="auto" w:sz="4" w:space="0"/>
             </w:tcBorders>
           </w:tcPr>
           <w:p>
             <w:pPr>
+              <w:pStyle w:val="BCNumber"/>
               <w:jc w:val="right"/>
-              <w:cnfStyle w:val="000000100000" w:firstRow="0" w:lastRow="0" w:firstColumn="0" w:lastColumn="0" w:oddVBand="0" w:evenVBand="0" w:oddHBand="1" w:evenHBand="0" w:firstRowFirstColumn="0" w:firstRowLastColumn="0" w:lastRowFirstColumn="0" w:lastRowLastColumn="0"/>
               <w:rPr>
-                <w:rFonts w:ascii="Segoe UI Semibold" w:hAnsi="Segoe UI Semibold" w:cs="Segoe UI Semibold"/>
-                <w:b/>
-                <w:bCs/>
-                <w:sz w:val="22"/>
-                <w:szCs w:val="22"/>
                 <w:lang w:val="en-US" w:eastAsia="en-US"/>
               </w:rPr>
             </w:pPr>
@@ -1957,875 +1639,498 @@
       <w:sdt>
         <w:sdtPr>
           <w:rPr>
-            <w:rFonts w:cs="Arial" w:asciiTheme="minorHAnsi" w:hAnsiTheme="minorHAnsi" w:eastAsiaTheme="minorEastAsia"/>
-            <w:bCs w:val="0"/>
-            <w:kern w:val="2"/>
-            <w:sz w:val="22"/>
-            <w:szCs w:val="22"/>
             <w:lang w:val="en-US" w:eastAsia="en-US"/>
-            <w14:ligatures w14:val="standardContextual"/>
+            <w14:numSpacing w14:val="tabular"/>
           </w:rPr>
           <w:alias w:val="Repeater: Line"/>
           <w:tag w:val="#BC:InsertRepeater,DataItems/Header/Line"/>
-          <w:id w:val="-973523442"/>
+          <w:id w:val="-7836820"/>
           <w:placeholder>
-            <w:docPart w:val="294BEDB7C2174521BA002CFCBD639990"/>
+            <w:docPart w:val="4F053085853547C0A337A3E4FD31CB2A"/>
           </w:placeholder>
+          <w15:dataBinding w:prefixMappings="xmlns:ns0='urn:microsoft-dynamics-nav/reports/Standard_Sales_Quote/1304/'" w:xpath="/ns0:NavWordReportXmlPart[1]/ns0:Header[1]/ns0:Line" w:storeItemID="{00000000-0000-0000-0000-000000000000}"/>
           <w15:color w:val="808080"/>
+          <w15:repeatingSection/>
         </w:sdtPr>
         <w:sdtEndPr>
           <w:rPr>
-            <w:rFonts w:cstheme="minorBidi"/>
-            <w:lang w:val="en-DK" w:eastAsia="en-DK"/>
+            <w:lang/>
           </w:rPr>
         </w:sdtEndPr>
         <w:sdtContent>
-          <w:tr>
-            <w:trPr>
-              <w:cnfStyle w:val="000000010000" w:firstRow="0" w:lastRow="0" w:firstColumn="0" w:lastColumn="0" w:oddVBand="0" w:evenVBand="0" w:oddHBand="0" w:evenHBand="1" w:firstRowFirstColumn="0" w:firstRowLastColumn="0" w:lastRowFirstColumn="0" w:lastRowLastColumn="0"/>
-              <w:trHeight w:val="490"/>
-            </w:trPr>
-            <w:sdt>
-              <w:sdtPr>
-                <w:rPr>
-                  <w:rFonts w:cs="Arial" w:asciiTheme="minorHAnsi" w:hAnsiTheme="minorHAnsi" w:eastAsiaTheme="minorEastAsia"/>
-                  <w:bCs w:val="0"/>
-                  <w:kern w:val="2"/>
-                  <w:sz w:val="22"/>
-                  <w:szCs w:val="22"/>
-                  <w:lang w:val="en-US" w:eastAsia="en-US"/>
-                  <w14:ligatures w14:val="standardContextual"/>
-                </w:rPr>
-                <w:alias w:val="ItemNo_Line"/>
-                <w:tag w:val="#BC:InsertDataItem,DataItems/Header/Line/ItemNo_Line"/>
-                <w:id w:val="1848595198"/>
-                <w:placeholder>
-                  <w:docPart w:val="E0CD33C792B84DC79B60DE148013E664"/>
-                </w:placeholder>
-                <w:dataBinding w:prefixMappings="xmlns:ns0='urn:microsoft-dynamics-nav/reports/Standard_Sales_Quote/1304/'" w:xpath="/ns0:NavWordReportXmlPart[1]/ns0:Header[1]/ns0:Line[1]/ns0:ItemNo_Line[1]" w:storeItemID="{00000000-0000-0000-0000-000000000000}"/>
-                <w15:color w:val="808080"/>
-                <w:text/>
-              </w:sdtPr>
-              <w:sdtEndPr>
-                <w:rPr>
-                  <w:rFonts w:ascii="Segoe UI" w:hAnsi="Segoe UI" w:eastAsia="Aptos"/>
-                  <w:bCs/>
-                  <w:kern w:val="0"/>
-                  <w14:ligatures w14:val="none"/>
-                </w:rPr>
-              </w:sdtEndPr>
-              <w:sdtContent>
-                <w:tc>
-                  <w:tcPr>
-                    <w:cnfStyle w:val="001000000000" w:firstRow="0" w:lastRow="0" w:firstColumn="1" w:lastColumn="0" w:oddVBand="0" w:evenVBand="0" w:oddHBand="0" w:evenHBand="0" w:firstRowFirstColumn="0" w:firstRowLastColumn="0" w:lastRowFirstColumn="0" w:lastRowLastColumn="0"/>
-                    <w:tcW w:w="1073" w:type="dxa"/>
-                    <w:vAlign w:val="center"/>
-                  </w:tcPr>
-                  <w:p>
-                    <w:pPr>
-                      <w:rPr>
-                        <w:rFonts w:cs="Arial" w:asciiTheme="minorHAnsi" w:hAnsiTheme="minorHAnsi"/>
-                        <w:sz w:val="22"/>
-                        <w:szCs w:val="22"/>
-                        <w:lang w:val="en-US" w:eastAsia="en-US"/>
-                      </w:rPr>
-                    </w:pPr>
-                    <w:proofErr w:type="spellStart"/>
-                    <w:r>
-                      <w:rPr>
-                        <w:rFonts w:cs="Arial" w:asciiTheme="minorHAnsi" w:hAnsiTheme="minorHAnsi"/>
-                        <w:sz w:val="22"/>
-                        <w:szCs w:val="22"/>
-                        <w:lang w:val="en-US" w:eastAsia="en-US"/>
-                      </w:rPr>
-                      <w:t>ItemNo_Line</w:t>
-                    </w:r>
-                    <w:proofErr w:type="spellEnd"/>
-                  </w:p>
-                </w:tc>
-              </w:sdtContent>
-            </w:sdt>
-            <w:sdt>
-              <w:sdtPr>
-                <w:rPr>
-                  <w:rFonts w:cs="Arial"/>
-                  <w:sz w:val="22"/>
-                  <w:szCs w:val="22"/>
-                  <w:lang w:eastAsia="en-US"/>
-                </w:rPr>
-                <w:alias w:val="Description_Line"/>
-                <w:tag w:val="#BC:InsertDataItem,DataItems/Header/Line/Description_Line"/>
-                <w:id w:val="1040776390"/>
-                <w:placeholder>
-                  <w:docPart w:val="D7A216616C3C44BFAB720BB013669212"/>
-                </w:placeholder>
-                <w:dataBinding w:prefixMappings="xmlns:ns0='urn:microsoft-dynamics-nav/reports/Standard_Sales_Quote/1304/'" w:xpath="/ns0:NavWordReportXmlPart[1]/ns0:Header[1]/ns0:Line[1]/ns0:Description_Line[1]" w:storeItemID="{00000000-0000-0000-0000-000000000000}"/>
-                <w15:color w:val="808080"/>
-                <w:text/>
-              </w:sdtPr>
-              <w:sdtEndPr/>
-              <w:sdtContent>
-                <w:tc>
-                  <w:tcPr>
-                    <w:tcW w:w="3210" w:type="dxa"/>
-                    <w:vAlign w:val="center"/>
-                  </w:tcPr>
-                  <w:p>
-                    <w:pPr>
-                      <w:cnfStyle w:val="000000010000" w:firstRow="0" w:lastRow="0" w:firstColumn="0" w:lastColumn="0" w:oddVBand="0" w:evenVBand="0" w:oddHBand="0" w:evenHBand="1" w:firstRowFirstColumn="0" w:firstRowLastColumn="0" w:lastRowFirstColumn="0" w:lastRowLastColumn="0"/>
-                      <w:rPr>
-                        <w:rFonts w:cs="Arial" w:asciiTheme="minorHAnsi" w:hAnsiTheme="minorHAnsi"/>
-                        <w:sz w:val="22"/>
-                        <w:szCs w:val="22"/>
-                        <w:lang w:eastAsia="en-US"/>
-                      </w:rPr>
-                    </w:pPr>
-                    <w:proofErr w:type="spellStart"/>
-                    <w:r>
-                      <w:rPr>
-                        <w:rFonts w:cs="Arial" w:asciiTheme="minorHAnsi" w:hAnsiTheme="minorHAnsi"/>
-                        <w:sz w:val="22"/>
-                        <w:szCs w:val="22"/>
-                        <w:lang w:eastAsia="en-US"/>
-                      </w:rPr>
-                      <w:t>Description_Line</w:t>
-                    </w:r>
-                    <w:proofErr w:type="spellEnd"/>
-                  </w:p>
-                </w:tc>
-              </w:sdtContent>
-            </w:sdt>
-            <w:sdt>
-              <w:sdtPr>
-                <w:rPr>
-                  <w:rFonts w:cs="Arial"/>
-                  <w:sz w:val="22"/>
-                  <w:szCs w:val="22"/>
-                  <w:lang w:val="en-US" w:eastAsia="en-US"/>
-                </w:rPr>
-                <w:alias w:val="CO2ePerUnit_Line"/>
-                <w:tag w:val="#BC:InsertDataItem,DataItems/Header/Line/CO2ePerUnit_Line"/>
-                <w:id w:val="-426200596"/>
-                <w:placeholder>
-                  <w:docPart w:val="46C1260FA2724559B7015107D144103C"/>
-                </w:placeholder>
-                <w:dataBinding w:prefixMappings="xmlns:ns0='urn:microsoft-dynamics-nav/reports/Standard_Sales_Quote/1304/'" w:xpath="/ns0:NavWordReportXmlPart[1]/ns0:Header[1]/ns0:Line[1]/ns0:CO2ePerUnit_Line[1]" w:storeItemID="{00000000-0000-0000-0000-000000000000}"/>
-                <w15:color w:val="808080"/>
-                <w:text/>
-              </w:sdtPr>
-              <w:sdtEndPr/>
-              <w:sdtContent>
-                <w:tc>
-                  <w:tcPr>
-                    <w:tcW w:w="2107" w:type="dxa"/>
-                    <w:vAlign w:val="center"/>
-                  </w:tcPr>
-                  <w:p>
-                    <w:pPr>
-                      <w:jc w:val="right"/>
-                      <w:cnfStyle w:val="000000010000" w:firstRow="0" w:lastRow="0" w:firstColumn="0" w:lastColumn="0" w:oddVBand="0" w:evenVBand="0" w:oddHBand="0" w:evenHBand="1" w:firstRowFirstColumn="0" w:firstRowLastColumn="0" w:lastRowFirstColumn="0" w:lastRowLastColumn="0"/>
-                      <w:rPr>
-                        <w:rFonts w:cs="Arial" w:asciiTheme="minorHAnsi" w:hAnsiTheme="minorHAnsi"/>
-                        <w:sz w:val="22"/>
-                        <w:szCs w:val="22"/>
-                        <w:lang w:val="en-US" w:eastAsia="en-US"/>
-                      </w:rPr>
-                    </w:pPr>
-                    <w:r>
-                      <w:rPr>
-                        <w:rFonts w:cs="Arial" w:asciiTheme="minorHAnsi" w:hAnsiTheme="minorHAnsi"/>
-                        <w:sz w:val="22"/>
-                        <w:szCs w:val="22"/>
-                        <w:lang w:val="en-US" w:eastAsia="en-US"/>
-                      </w:rPr>
-                      <w:t>CO2ePerUnit_Line</w:t>
-                    </w:r>
-                  </w:p>
-                </w:tc>
-              </w:sdtContent>
-            </w:sdt>
-            <w:sdt>
-              <w:sdtPr>
-                <w:rPr>
-                  <w:rFonts w:cs="Arial"/>
-                  <w:sz w:val="22"/>
-                  <w:szCs w:val="22"/>
-                  <w:lang w:val="en-US" w:eastAsia="en-US"/>
-                </w:rPr>
-                <w:alias w:val="Quantity_Line"/>
-                <w:tag w:val="#BC:InsertDataItem,DataItems/Header/Line/Quantity_Line"/>
-                <w:id w:val="-1533110125"/>
-                <w:placeholder>
-                  <w:docPart w:val="2C879F50A77D4A85A2599221DA5D5ECA"/>
-                </w:placeholder>
-                <w:dataBinding w:prefixMappings="xmlns:ns0='urn:microsoft-dynamics-nav/reports/Standard_Sales_Quote/1304/'" w:xpath="/ns0:NavWordReportXmlPart[1]/ns0:Header[1]/ns0:Line[1]/ns0:Quantity_Line[1]" w:storeItemID="{00000000-0000-0000-0000-000000000000}"/>
-                <w15:color w:val="808080"/>
-                <w:text/>
-              </w:sdtPr>
-              <w:sdtEndPr/>
-              <w:sdtContent>
-                <w:tc>
-                  <w:tcPr>
-                    <w:tcW w:w="1464" w:type="dxa"/>
-                    <w:vAlign w:val="center"/>
-                  </w:tcPr>
-                  <w:p>
-                    <w:pPr>
-                      <w:jc w:val="right"/>
-                      <w:cnfStyle w:val="000000010000" w:firstRow="0" w:lastRow="0" w:firstColumn="0" w:lastColumn="0" w:oddVBand="0" w:evenVBand="0" w:oddHBand="0" w:evenHBand="1" w:firstRowFirstColumn="0" w:firstRowLastColumn="0" w:lastRowFirstColumn="0" w:lastRowLastColumn="0"/>
-                      <w:rPr>
-                        <w:rFonts w:cs="Arial" w:asciiTheme="minorHAnsi" w:hAnsiTheme="minorHAnsi"/>
-                        <w:sz w:val="22"/>
-                        <w:szCs w:val="22"/>
-                        <w:lang w:val="en-US" w:eastAsia="en-US"/>
-                      </w:rPr>
-                    </w:pPr>
-                    <w:proofErr w:type="spellStart"/>
-                    <w:r>
-                      <w:rPr>
-                        <w:rFonts w:cs="Arial" w:asciiTheme="minorHAnsi" w:hAnsiTheme="minorHAnsi"/>
-                        <w:sz w:val="22"/>
-                        <w:szCs w:val="22"/>
-                        <w:lang w:val="en-US" w:eastAsia="en-US"/>
-                      </w:rPr>
-                      <w:t>Quantity_Line</w:t>
-                    </w:r>
-                    <w:proofErr w:type="spellEnd"/>
-                  </w:p>
-                </w:tc>
-              </w:sdtContent>
-            </w:sdt>
-            <w:sdt>
-              <w:sdtPr>
-                <w:rPr>
-                  <w:sz w:val="22"/>
-                  <w:szCs w:val="22"/>
-                </w:rPr>
-                <w:alias w:val="UnitOfMeasure"/>
-                <w:tag w:val="#BC:InsertDataItem,DataItems/Header/Line/UnitOfMeasure"/>
-                <w:id w:val="-1403905809"/>
-                <w:placeholder>
-                  <w:docPart w:val="A35FD4B97E3B4AE2BDCB3214826D8369"/>
-                </w:placeholder>
-                <w:dataBinding w:prefixMappings="xmlns:ns0='urn:microsoft-dynamics-nav/reports/Standard_Sales_Quote/1304/'" w:xpath="/ns0:NavWordReportXmlPart[1]/ns0:Header[1]/ns0:Line[1]/ns0:UnitOfMeasure[1]" w:storeItemID="{00000000-0000-0000-0000-000000000000}"/>
-                <w15:color w:val="808080"/>
-                <w:text/>
-              </w:sdtPr>
-              <w:sdtEndPr/>
-              <w:sdtContent>
-                <w:tc>
-                  <w:tcPr>
-                    <w:tcW w:w="1190" w:type="dxa"/>
-                    <w:vAlign w:val="center"/>
-                  </w:tcPr>
-                  <w:p>
-                    <w:pPr>
-                      <w:cnfStyle w:val="000000010000" w:firstRow="0" w:lastRow="0" w:firstColumn="0" w:lastColumn="0" w:oddVBand="0" w:evenVBand="0" w:oddHBand="0" w:evenHBand="1" w:firstRowFirstColumn="0" w:firstRowLastColumn="0" w:lastRowFirstColumn="0" w:lastRowLastColumn="0"/>
-                      <w:rPr>
-                        <w:rFonts w:asciiTheme="minorHAnsi" w:hAnsiTheme="minorHAnsi"/>
-                        <w:sz w:val="22"/>
-                        <w:szCs w:val="22"/>
-                      </w:rPr>
-                    </w:pPr>
-                    <w:proofErr w:type="spellStart"/>
-                    <w:r>
-                      <w:rPr>
-                        <w:rFonts w:asciiTheme="minorHAnsi" w:hAnsiTheme="minorHAnsi"/>
-                        <w:sz w:val="22"/>
-                        <w:szCs w:val="22"/>
-                      </w:rPr>
-                      <w:t>UnitOfMeasure</w:t>
-                    </w:r>
-                    <w:proofErr w:type="spellEnd"/>
-                  </w:p>
-                </w:tc>
-              </w:sdtContent>
-            </w:sdt>
-            <w:tc>
-              <w:tcPr>
-                <w:tcW w:w="1546" w:type="dxa"/>
-                <w:vAlign w:val="center"/>
-              </w:tcPr>
-              <w:p>
-                <w:pPr>
-                  <w:jc w:val="right"/>
+          <w:sdt>
+            <w:sdtPr>
+              <w:rPr>
+                <w:lang w:val="en-US" w:eastAsia="en-US"/>
+                <w14:numSpacing w14:val="tabular"/>
+              </w:rPr>
+              <w:id w:val="-1007739809"/>
+              <w15:color w:val="808080"/>
+              <w15:repeatingSectionItem/>
+            </w:sdtPr>
+            <w:sdtEndPr>
+              <w:rPr>
+                <w:lang/>
+              </w:rPr>
+            </w:sdtEndPr>
+            <w:sdtContent>
+              <w:tr>
+                <w:trPr>
                   <w:cnfStyle w:val="000000010000" w:firstRow="0" w:lastRow="0" w:firstColumn="0" w:lastColumn="0" w:oddVBand="0" w:evenVBand="0" w:oddHBand="0" w:evenHBand="1" w:firstRowFirstColumn="0" w:firstRowLastColumn="0" w:lastRowFirstColumn="0" w:lastRowLastColumn="0"/>
-                  <w:rPr>
-                    <w:rFonts w:cs="Arial" w:asciiTheme="minorHAnsi" w:hAnsiTheme="minorHAnsi"/>
-                    <w:sz w:val="22"/>
-                    <w:szCs w:val="22"/>
-                    <w:lang w:val="en-US" w:eastAsia="en-US"/>
-                  </w:rPr>
-                </w:pPr>
+                  <w:cantSplit/>
+                  <w:trHeight w:val="490"/>
+                </w:trPr>
                 <w:sdt>
                   <w:sdtPr>
                     <w:rPr>
-                      <w:sz w:val="22"/>
-                      <w:szCs w:val="22"/>
+                      <w:lang w:val="en-US" w:eastAsia="en-US"/>
+                      <w14:numSpacing w14:val="tabular"/>
                     </w:rPr>
-                    <w:alias w:val="UnitPrice"/>
-                    <w:tag w:val="#BC:InsertDataItem,DataItems/Header/Line/UnitPrice"/>
-                    <w:id w:val="-913694276"/>
+                    <w:alias w:val="ItemNo_Line"/>
+                    <w:tag w:val="#BC:InsertDataItem,DataItems/Header/Line/ItemNo_Line"/>
+                    <w:id w:val="1848595198"/>
                     <w:placeholder>
-                      <w:docPart w:val="94D262598FAC4664A2E8FFA6B29BFC0E"/>
+                      <w:docPart w:val="94FA79384A284262B7A7B82B32DEE5CC"/>
                     </w:placeholder>
-                    <w:dataBinding w:prefixMappings="xmlns:ns0='urn:microsoft-dynamics-nav/reports/Standard_Sales_Quote/1304/'" w:xpath="/ns0:NavWordReportXmlPart[1]/ns0:Header[1]/ns0:Line[1]/ns0:UnitPrice[1]" w:storeItemID="{00000000-0000-0000-0000-000000000000}"/>
+                    <w:dataBinding w:prefixMappings="xmlns:ns0='urn:microsoft-dynamics-nav/reports/Standard_Sales_Quote/1304/'" w:xpath="/ns0:NavWordReportXmlPart[1]/ns0:Header[1]/ns0:Line[1]/ns0:ItemNo_Line[1]" w:storeItemID="{00000000-0000-0000-0000-000000000000}"/>
+                    <w15:color w:val="808080"/>
+                    <w:text/>
+                  </w:sdtPr>
+                  <w:sdtEndPr>
+                    <w:rPr>
+                      <w14:numSpacing w14:val="default"/>
+                    </w:rPr>
+                  </w:sdtEndPr>
+                  <w:sdtContent>
+                    <w:tc>
+                      <w:tcPr>
+                        <w:tcW w:w="348" w:type="pct"/>
+                      </w:tcPr>
+                      <w:p>
+                        <w:pPr>
+                          <w:pStyle w:val="NoSpacing"/>
+                          <w:rPr>
+                            <w:lang w:val="en-US" w:eastAsia="en-US"/>
+                          </w:rPr>
+                        </w:pPr>
+                        <w:proofErr w:type="spellStart"/>
+                        <w:r>
+                          <w:rPr>
+                            <w:lang w:val="en-US" w:eastAsia="en-US"/>
+                          </w:rPr>
+                          <w:t>ItemNo_Line</w:t>
+                        </w:r>
+                        <w:proofErr w:type="spellEnd"/>
+                      </w:p>
+                    </w:tc>
+                  </w:sdtContent>
+                </w:sdt>
+                <w:sdt>
+                  <w:sdtPr>
+                    <w:rPr>
+                      <w:lang w:eastAsia="en-US"/>
+                    </w:rPr>
+                    <w:alias w:val="Description_Line"/>
+                    <w:tag w:val="#BC:InsertDataItem,DataItems/Header/Line/Description_Line"/>
+                    <w:id w:val="1040776390"/>
+                    <w:placeholder>
+                      <w:docPart w:val="63AFC7670CA847F0867A562FD98D3C54"/>
+                    </w:placeholder>
+                    <w:dataBinding w:prefixMappings="xmlns:ns0='urn:microsoft-dynamics-nav/reports/Standard_Sales_Quote/1304/'" w:xpath="/ns0:NavWordReportXmlPart[1]/ns0:Header[1]/ns0:Line[1]/ns0:Description_Line[1]" w:storeItemID="{00000000-0000-0000-0000-000000000000}"/>
                     <w15:color w:val="808080"/>
                     <w:text/>
                   </w:sdtPr>
                   <w:sdtEndPr/>
                   <w:sdtContent>
-                    <w:proofErr w:type="spellStart"/>
-                    <w:r>
-                      <w:rPr>
-                        <w:rFonts w:asciiTheme="minorHAnsi" w:hAnsiTheme="minorHAnsi"/>
-                        <w:sz w:val="22"/>
-                        <w:szCs w:val="22"/>
-                      </w:rPr>
-                      <w:t>UnitPrice</w:t>
-                    </w:r>
-                    <w:proofErr w:type="spellEnd"/>
+                    <w:tc>
+                      <w:tcPr>
+                        <w:tcW w:w="1041" w:type="pct"/>
+                      </w:tcPr>
+                      <w:p>
+                        <w:pPr>
+                          <w:pStyle w:val="NoSpacing"/>
+                          <w:rPr>
+                            <w:lang w:eastAsia="en-US"/>
+                          </w:rPr>
+                        </w:pPr>
+                        <w:r>
+                          <w:rPr>
+                            <w:lang w:eastAsia="en-US"/>
+                          </w:rPr>
+                          <w:t>Description_Line</w:t>
+                        </w:r>
+                      </w:p>
+                    </w:tc>
                   </w:sdtContent>
                 </w:sdt>
-              </w:p>
-            </w:tc>
-            <w:sdt>
-              <w:sdtPr>
-                <w:rPr>
-                  <w:sz w:val="22"/>
-                  <w:szCs w:val="22"/>
-                </w:rPr>
-                <w:alias w:val="LineDiscountPercentText_Line"/>
-                <w:tag w:val="#BC:InsertDataItem,DataItems/Header/Line/LineDiscountPercentText_Line"/>
-                <w:id w:val="-2112420921"/>
-                <w:placeholder>
-                  <w:docPart w:val="6BD89F994D3449F4A0BC6548747C4A57"/>
-                </w:placeholder>
-                <w:dataBinding w:prefixMappings="xmlns:ns0='urn:microsoft-dynamics-nav/reports/Standard_Sales_Quote/1304/'" w:xpath="/ns0:NavWordReportXmlPart[1]/ns0:Header[1]/ns0:Line[1]/ns0:LineDiscountPercentText_Line[1]" w:storeItemID="{00000000-0000-0000-0000-000000000000}"/>
-                <w15:color w:val="808080"/>
-                <w:text/>
-              </w:sdtPr>
-              <w:sdtEndPr/>
-              <w:sdtContent>
-                <w:tc>
-                  <w:tcPr>
-                    <w:tcW w:w="1786" w:type="dxa"/>
-                    <w:vAlign w:val="center"/>
-                  </w:tcPr>
-                  <w:p>
-                    <w:pPr>
-                      <w:jc w:val="right"/>
-                      <w:cnfStyle w:val="000000010000" w:firstRow="0" w:lastRow="0" w:firstColumn="0" w:lastColumn="0" w:oddVBand="0" w:evenVBand="0" w:oddHBand="0" w:evenHBand="1" w:firstRowFirstColumn="0" w:firstRowLastColumn="0" w:lastRowFirstColumn="0" w:lastRowLastColumn="0"/>
-                      <w:rPr>
-                        <w:rFonts w:asciiTheme="minorHAnsi" w:hAnsiTheme="minorHAnsi"/>
-                        <w:sz w:val="22"/>
-                        <w:szCs w:val="22"/>
-                      </w:rPr>
-                    </w:pPr>
-                    <w:proofErr w:type="spellStart"/>
-                    <w:r>
-                      <w:rPr>
-                        <w:rFonts w:asciiTheme="minorHAnsi" w:hAnsiTheme="minorHAnsi"/>
-                        <w:sz w:val="22"/>
-                        <w:szCs w:val="22"/>
-                      </w:rPr>
-                      <w:t>LineDiscountPercentText_Line</w:t>
-                    </w:r>
-                    <w:proofErr w:type="spellEnd"/>
-                  </w:p>
-                </w:tc>
-              </w:sdtContent>
-            </w:sdt>
-            <w:sdt>
-              <w:sdtPr>
-                <w:rPr>
-                  <w:sz w:val="22"/>
-                  <w:szCs w:val="22"/>
-                </w:rPr>
-                <w:alias w:val="VATPct_Line"/>
-                <w:tag w:val="#BC:InsertDataItem,DataItems/Header/Line/VATPct_Line"/>
-                <w:id w:val="792020192"/>
-                <w:placeholder>
-                  <w:docPart w:val="66065A89FC5349929B81969A18914446"/>
-                </w:placeholder>
-                <w:dataBinding w:prefixMappings="xmlns:ns0='urn:microsoft-dynamics-nav/reports/Standard_Sales_Quote/1304/'" w:xpath="/ns0:NavWordReportXmlPart[1]/ns0:Header[1]/ns0:Line[1]/ns0:VATPct_Line[1]" w:storeItemID="{00000000-0000-0000-0000-000000000000}"/>
-                <w15:color w:val="808080"/>
-                <w:text/>
-              </w:sdtPr>
-              <w:sdtEndPr/>
-              <w:sdtContent>
-                <w:tc>
-                  <w:tcPr>
-                    <w:tcW w:w="1160" w:type="dxa"/>
-                    <w:vAlign w:val="center"/>
-                  </w:tcPr>
-                  <w:p>
-                    <w:pPr>
-                      <w:jc w:val="right"/>
-                      <w:cnfStyle w:val="000000010000" w:firstRow="0" w:lastRow="0" w:firstColumn="0" w:lastColumn="0" w:oddVBand="0" w:evenVBand="0" w:oddHBand="0" w:evenHBand="1" w:firstRowFirstColumn="0" w:firstRowLastColumn="0" w:lastRowFirstColumn="0" w:lastRowLastColumn="0"/>
-                      <w:rPr>
-                        <w:rFonts w:asciiTheme="minorHAnsi" w:hAnsiTheme="minorHAnsi"/>
-                        <w:sz w:val="22"/>
-                        <w:szCs w:val="22"/>
-                      </w:rPr>
-                    </w:pPr>
-                    <w:proofErr w:type="spellStart"/>
-                    <w:r>
-                      <w:rPr>
-                        <w:rFonts w:asciiTheme="minorHAnsi" w:hAnsiTheme="minorHAnsi"/>
-                        <w:sz w:val="22"/>
-                        <w:szCs w:val="22"/>
-                      </w:rPr>
-                      <w:t>VATPct_Line</w:t>
-                    </w:r>
-                    <w:proofErr w:type="spellEnd"/>
-                  </w:p>
-                </w:tc>
-              </w:sdtContent>
-            </w:sdt>
-            <w:tc>
-              <w:tcPr>
-                <w:tcW w:w="1886" w:type="dxa"/>
-                <w:vAlign w:val="center"/>
-              </w:tcPr>
-              <w:p>
-                <w:pPr>
-                  <w:jc w:val="right"/>
-                  <w:cnfStyle w:val="000000010000" w:firstRow="0" w:lastRow="0" w:firstColumn="0" w:lastColumn="0" w:oddVBand="0" w:evenVBand="0" w:oddHBand="0" w:evenHBand="1" w:firstRowFirstColumn="0" w:firstRowLastColumn="0" w:lastRowFirstColumn="0" w:lastRowLastColumn="0"/>
-                  <w:rPr>
-                    <w:rFonts w:cs="Arial" w:asciiTheme="minorHAnsi" w:hAnsiTheme="minorHAnsi"/>
-                    <w:sz w:val="22"/>
-                    <w:szCs w:val="22"/>
-                    <w:lang w:val="en-US" w:eastAsia="en-US"/>
-                  </w:rPr>
-                </w:pPr>
                 <w:sdt>
                   <w:sdtPr>
                     <w:rPr>
-                      <w:sz w:val="22"/>
-                      <w:szCs w:val="22"/>
+                      <w:lang w:val="en-US" w:eastAsia="en-US"/>
                     </w:rPr>
-                    <w:alias w:val="LineAmount_Line"/>
-                    <w:tag w:val="#BC:InsertDataItem,DataItems/Header/Line/LineAmount_Line"/>
-                    <w:id w:val="-1790037225"/>
+                    <w:alias w:val="CO2ePerUnit_Line"/>
+                    <w:tag w:val="#BC:InsertDataItem,DataItems/Header/Line/CO2ePerUnit_Line"/>
+                    <w:id w:val="-426200596"/>
                     <w:placeholder>
-                      <w:docPart w:val="0487272DE8CA43E4B354989FAE6D1AEC"/>
+                      <w:docPart w:val="69B534E4C07A45FD87F7AC43D47003A0"/>
                     </w:placeholder>
-                    <w:dataBinding w:prefixMappings="xmlns:ns0='urn:microsoft-dynamics-nav/reports/Standard_Sales_Quote/1304/'" w:xpath="/ns0:NavWordReportXmlPart[1]/ns0:Header[1]/ns0:Line[1]/ns0:LineAmount_Line[1]" w:storeItemID="{00000000-0000-0000-0000-000000000000}"/>
+                    <w:dataBinding w:prefixMappings="xmlns:ns0='urn:microsoft-dynamics-nav/reports/Standard_Sales_Quote/1304/'" w:xpath="/ns0:NavWordReportXmlPart[1]/ns0:Header[1]/ns0:Line[1]/ns0:CO2ePerUnit_Line[1]" w:storeItemID="{00000000-0000-0000-0000-000000000000}"/>
                     <w15:color w:val="808080"/>
                     <w:text/>
                   </w:sdtPr>
                   <w:sdtEndPr/>
                   <w:sdtContent>
-                    <w:proofErr w:type="spellStart"/>
-                    <w:r>
-                      <w:rPr>
-                        <w:rFonts w:asciiTheme="minorHAnsi" w:hAnsiTheme="minorHAnsi"/>
-                        <w:sz w:val="22"/>
-                        <w:szCs w:val="22"/>
-                      </w:rPr>
-                      <w:t>LineAmount_Line</w:t>
-                    </w:r>
-                    <w:proofErr w:type="spellEnd"/>
+                    <w:tc>
+                      <w:tcPr>
+                        <w:tcW w:w="683" w:type="pct"/>
+                      </w:tcPr>
+                      <w:p>
+                        <w:pPr>
+                          <w:pStyle w:val="BCNumber"/>
+                          <w:jc w:val="right"/>
+                          <w:rPr>
+                            <w:lang w:val="en-US" w:eastAsia="en-US"/>
+                          </w:rPr>
+                        </w:pPr>
+                        <w:r>
+                          <w:rPr>
+                            <w:lang w:val="en-US" w:eastAsia="en-US"/>
+                          </w:rPr>
+                          <w:t>CO2ePerUnit_Line</w:t>
+                        </w:r>
+                      </w:p>
+                    </w:tc>
                   </w:sdtContent>
                 </w:sdt>
-                <w:r>
-                  <w:rPr>
-                    <w:rFonts w:asciiTheme="minorHAnsi" w:hAnsiTheme="minorHAnsi"/>
-                    <w:sz w:val="22"/>
-                    <w:szCs w:val="22"/>
-                  </w:rPr>
-                  <w:t> </w:t>
-                </w:r>
-              </w:p>
-            </w:tc>
-          </w:tr>
+                <w:sdt>
+                  <w:sdtPr>
+                    <w:rPr>
+                      <w:lang w:val="en-US" w:eastAsia="en-US"/>
+                    </w:rPr>
+                    <w:alias w:val="Quantity_Line"/>
+                    <w:tag w:val="#BC:InsertDataItem,DataItems/Header/Line/Quantity_Line"/>
+                    <w:id w:val="-1533110125"/>
+                    <w:placeholder>
+                      <w:docPart w:val="F7464BC180284B1BBE4C0AAE1E8723C1"/>
+                    </w:placeholder>
+                    <w:dataBinding w:prefixMappings="xmlns:ns0='urn:microsoft-dynamics-nav/reports/Standard_Sales_Quote/1304/'" w:xpath="/ns0:NavWordReportXmlPart[1]/ns0:Header[1]/ns0:Line[1]/ns0:Quantity_Line[1]" w:storeItemID="{00000000-0000-0000-0000-000000000000}"/>
+                    <w15:color w:val="808080"/>
+                    <w:text/>
+                  </w:sdtPr>
+                  <w:sdtEndPr/>
+                  <w:sdtContent>
+                    <w:tc>
+                      <w:tcPr>
+                        <w:tcW w:w="475" w:type="pct"/>
+                      </w:tcPr>
+                      <w:p>
+                        <w:pPr>
+                          <w:pStyle w:val="BCNumber"/>
+                          <w:jc w:val="right"/>
+                          <w:rPr>
+                            <w:lang w:val="en-US" w:eastAsia="en-US"/>
+                          </w:rPr>
+                        </w:pPr>
+                        <w:proofErr w:type="spellStart"/>
+                        <w:r>
+                          <w:rPr>
+                            <w:lang w:val="en-US" w:eastAsia="en-US"/>
+                          </w:rPr>
+                          <w:t>Quantity_Line</w:t>
+                        </w:r>
+                        <w:proofErr w:type="spellEnd"/>
+                      </w:p>
+                    </w:tc>
+                  </w:sdtContent>
+                </w:sdt>
+                <w:sdt>
+                  <w:sdtPr>
+                    <w:alias w:val="UnitOfMeasure"/>
+                    <w:tag w:val="#BC:InsertDataItem,DataItems/Header/Line/UnitOfMeasure"/>
+                    <w:id w:val="-1403905809"/>
+                    <w:placeholder>
+                      <w:docPart w:val="0A2287D22540458A996E0555CF419DBF"/>
+                    </w:placeholder>
+                    <w:dataBinding w:prefixMappings="xmlns:ns0='urn:microsoft-dynamics-nav/reports/Standard_Sales_Quote/1304/'" w:xpath="/ns0:NavWordReportXmlPart[1]/ns0:Header[1]/ns0:Line[1]/ns0:UnitOfMeasure[1]" w:storeItemID="{00000000-0000-0000-0000-000000000000}"/>
+                    <w15:color w:val="808080"/>
+                    <w:text/>
+                  </w:sdtPr>
+                  <w:sdtEndPr/>
+                  <w:sdtContent>
+                    <w:tc>
+                      <w:tcPr>
+                        <w:tcW w:w="386" w:type="pct"/>
+                      </w:tcPr>
+                      <w:p>
+                        <w:pPr>
+                          <w:pStyle w:val="NoSpacing"/>
+                        </w:pPr>
+                        <w:r>
+                          <w:t>UnitOfMeasure</w:t>
+                        </w:r>
+                      </w:p>
+                    </w:tc>
+                  </w:sdtContent>
+                </w:sdt>
+                <w:tc>
+                  <w:tcPr>
+                    <w:tcW w:w="501" w:type="pct"/>
+                  </w:tcPr>
+                  <w:p>
+                    <w:pPr>
+                      <w:pStyle w:val="BCNumber"/>
+                      <w:jc w:val="right"/>
+                      <w:rPr>
+                        <w:lang w:val="en-US" w:eastAsia="en-US"/>
+                      </w:rPr>
+                    </w:pPr>
+                    <w:sdt>
+                      <w:sdtPr>
+                        <w:alias w:val="UnitPrice"/>
+                        <w:tag w:val="#BC:InsertDataItem,DataItems/Header/Line/UnitPrice"/>
+                        <w:id w:val="-913694276"/>
+                        <w:placeholder>
+                          <w:docPart w:val="D70360DAE215411D846B9AE1F1CEDBE0"/>
+                        </w:placeholder>
+                        <w:dataBinding w:prefixMappings="xmlns:ns0='urn:microsoft-dynamics-nav/reports/Standard_Sales_Quote/1304/'" w:xpath="/ns0:NavWordReportXmlPart[1]/ns0:Header[1]/ns0:Line[1]/ns0:UnitPrice[1]" w:storeItemID="{00000000-0000-0000-0000-000000000000}"/>
+                        <w15:color w:val="808080"/>
+                        <w:text/>
+                      </w:sdtPr>
+                      <w:sdtEndPr/>
+                      <w:sdtContent>
+                        <w:r>
+                          <w:t>UnitPrice</w:t>
+                        </w:r>
+                      </w:sdtContent>
+                    </w:sdt>
+                  </w:p>
+                </w:tc>
+                <w:sdt>
+                  <w:sdtPr>
+                    <w:alias w:val="LineDiscountPercentText_Line"/>
+                    <w:tag w:val="#BC:InsertDataItem,DataItems/Header/Line/LineDiscountPercentText_Line"/>
+                    <w:id w:val="-2112420921"/>
+                    <w:placeholder>
+                      <w:docPart w:val="4DE8BCFB86F145EFAF4B40C2B2C9EA62"/>
+                    </w:placeholder>
+                    <w:dataBinding w:prefixMappings="xmlns:ns0='urn:microsoft-dynamics-nav/reports/Standard_Sales_Quote/1304/'" w:xpath="/ns0:NavWordReportXmlPart[1]/ns0:Header[1]/ns0:Line[1]/ns0:LineDiscountPercentText_Line[1]" w:storeItemID="{00000000-0000-0000-0000-000000000000}"/>
+                    <w15:color w:val="808080"/>
+                    <w:text/>
+                  </w:sdtPr>
+                  <w:sdtEndPr/>
+                  <w:sdtContent>
+                    <w:tc>
+                      <w:tcPr>
+                        <w:tcW w:w="579" w:type="pct"/>
+                      </w:tcPr>
+                      <w:p>
+                        <w:pPr>
+                          <w:pStyle w:val="BCNumber"/>
+                          <w:jc w:val="right"/>
+                        </w:pPr>
+                        <w:r>
+                          <w:t>LineDiscountPercentText_Line</w:t>
+                        </w:r>
+                      </w:p>
+                    </w:tc>
+                  </w:sdtContent>
+                </w:sdt>
+                <w:sdt>
+                  <w:sdtPr>
+                    <w:alias w:val="VATPct_Line"/>
+                    <w:tag w:val="#BC:InsertDataItem,DataItems/Header/Line/VATPct_Line"/>
+                    <w:id w:val="792020192"/>
+                    <w:placeholder>
+                      <w:docPart w:val="18EDB98473954AAB87E4FEF1D0C49DF8"/>
+                    </w:placeholder>
+                    <w:dataBinding w:prefixMappings="xmlns:ns0='urn:microsoft-dynamics-nav/reports/Standard_Sales_Quote/1304/'" w:xpath="/ns0:NavWordReportXmlPart[1]/ns0:Header[1]/ns0:Line[1]/ns0:VATPct_Line[1]" w:storeItemID="{00000000-0000-0000-0000-000000000000}"/>
+                    <w15:color w:val="808080"/>
+                    <w:text/>
+                  </w:sdtPr>
+                  <w:sdtEndPr/>
+                  <w:sdtContent>
+                    <w:tc>
+                      <w:tcPr>
+                        <w:tcW w:w="376" w:type="pct"/>
+                      </w:tcPr>
+                      <w:p>
+                        <w:pPr>
+                          <w:pStyle w:val="BCNumber"/>
+                          <w:jc w:val="right"/>
+                        </w:pPr>
+                        <w:r>
+                          <w:t>VATPct_Line</w:t>
+                        </w:r>
+                      </w:p>
+                    </w:tc>
+                  </w:sdtContent>
+                </w:sdt>
+                <w:tc>
+                  <w:tcPr>
+                    <w:tcW w:w="611" w:type="pct"/>
+                  </w:tcPr>
+                  <w:p>
+                    <w:pPr>
+                      <w:pStyle w:val="BCNumber"/>
+                      <w:jc w:val="right"/>
+                      <w:rPr>
+                        <w:lang w:val="en-US" w:eastAsia="en-US"/>
+                      </w:rPr>
+                    </w:pPr>
+                    <w:sdt>
+                      <w:sdtPr>
+                        <w:alias w:val="LineAmount_Line"/>
+                        <w:tag w:val="#BC:InsertDataItem,DataItems/Header/Line/LineAmount_Line"/>
+                        <w:id w:val="-1790037225"/>
+                        <w:placeholder>
+                          <w:docPart w:val="47275DE81D2649A48D8519B29EF18921"/>
+                        </w:placeholder>
+                        <w:dataBinding w:prefixMappings="xmlns:ns0='urn:microsoft-dynamics-nav/reports/Standard_Sales_Quote/1304/'" w:xpath="/ns0:NavWordReportXmlPart[1]/ns0:Header[1]/ns0:Line[1]/ns0:LineAmount_Line[1]" w:storeItemID="{00000000-0000-0000-0000-000000000000}"/>
+                        <w15:color w:val="808080"/>
+                        <w:text/>
+                      </w:sdtPr>
+                      <w:sdtEndPr/>
+                      <w:sdtContent>
+                        <w:r>
+                          <w:t>LineAmount_Line</w:t>
+                        </w:r>
+                      </w:sdtContent>
+                    </w:sdt>
+                    <w:r>
+                      <w:t> </w:t>
+                    </w:r>
+                  </w:p>
+                </w:tc>
+              </w:tr>
+            </w:sdtContent>
+          </w:sdt>
         </w:sdtContent>
       </w:sdt>
     </w:tbl>
-    <w:p>
-      <w:pPr>
-        <w:rPr>
-          <w:sz w:val="22"/>
-          <w:szCs w:val="22"/>
-        </w:rPr>
-      </w:pPr>
-    </w:p>
+    <w:p/>
     <w:tbl>
       <w:tblPr>
-        <w:tblStyle w:val="CLSequoiatablestyle021"/>
-        <w:tblW w:w="15422" w:type="dxa"/>
-        <w:tblLook w:val="06C0" w:firstRow="0" w:lastRow="1" w:firstColumn="1" w:lastColumn="0" w:noHBand="1" w:noVBand="1"/>
-        <w:tblCaption w:val="Detailed Totals Block "/>
+        <w:tblStyle w:val="BCTotalsTable"/>
+        <w:tblW w:w="5000" w:type="pct"/>
+        <w:tblLook w:val="0640" w:firstRow="0" w:lastRow="1" w:firstColumn="0" w:lastColumn="0" w:noHBand="1" w:noVBand="1"/>
+        <w:tblCaption w:val="Table 4"/>
+        <w:tblDescription w:val="Document totals."/>
       </w:tblPr>
       <w:tblGrid>
-        <w:gridCol w:w="7915"/>
-        <w:gridCol w:w="1619"/>
-        <w:gridCol w:w="683"/>
-        <w:gridCol w:w="690"/>
-        <w:gridCol w:w="4515"/>
+        <w:gridCol w:w="7159"/>
+        <w:gridCol w:w="947"/>
+        <w:gridCol w:w="502"/>
+        <w:gridCol w:w="505"/>
+        <w:gridCol w:w="700"/>
+        <w:gridCol w:w="5873"/>
       </w:tblGrid>
-      <w:tr>
-        <w:trPr>
-          <w:trHeight w:val="490"/>
-        </w:trPr>
-        <w:sdt>
-          <w:sdtPr>
-            <w:rPr>
-              <w:rFonts w:eastAsia="Times New Roman"/>
-              <w:sz w:val="22"/>
-              <w:szCs w:val="22"/>
-            </w:rPr>
-            <w:alias w:val="Description_ReportTotalsLine"/>
-            <w:tag w:val="#BC:InsertDataItem,DataItems/Header/ReportTotalsLine/Description_ReportTotalsLine"/>
-            <w:id w:val="700291320"/>
-            <w:placeholder>
-              <w:docPart w:val="2A8F658721894EAFB42EF161AF8A2FEA"/>
-            </w:placeholder>
-            <w:dataBinding w:prefixMappings="xmlns:ns0='urn:microsoft-dynamics-nav/reports/Standard_Sales_Quote/1304/'" w:xpath="/ns0:NavWordReportXmlPart[1]/ns0:Header[1]/ns0:ReportTotalsLine[1]/ns0:Description_ReportTotalsLine[1]" w:storeItemID="{00000000-0000-0000-0000-000000000000}"/>
-            <w15:color w:val="808080"/>
-            <w:text/>
-          </w:sdtPr>
-          <w:sdtEndPr/>
-          <w:sdtContent>
-            <w:tc>
-              <w:tcPr>
-                <w:cnfStyle w:val="001000000000" w:firstRow="0" w:lastRow="0" w:firstColumn="1" w:lastColumn="0" w:oddVBand="0" w:evenVBand="0" w:oddHBand="0" w:evenHBand="0" w:firstRowFirstColumn="0" w:firstRowLastColumn="0" w:lastRowFirstColumn="0" w:lastRowLastColumn="0"/>
-                <w:tcW w:w="8062" w:type="dxa"/>
-                <w:vAlign w:val="center"/>
-              </w:tcPr>
-              <w:p>
-                <w:pPr>
-                  <w:spacing w:before="120" w:after="120" w:line="240" w:lineRule="exact"/>
-                  <w:rPr>
-                    <w:rFonts w:eastAsia="Times New Roman" w:asciiTheme="minorHAnsi" w:hAnsiTheme="minorHAnsi"/>
-                    <w:sz w:val="22"/>
-                    <w:szCs w:val="22"/>
-                  </w:rPr>
-                </w:pPr>
-                <w:proofErr w:type="spellStart"/>
-                <w:r>
-                  <w:rPr>
-                    <w:rFonts w:eastAsia="Times New Roman" w:asciiTheme="minorHAnsi" w:hAnsiTheme="minorHAnsi"/>
-                    <w:sz w:val="22"/>
-                    <w:szCs w:val="22"/>
-                  </w:rPr>
-                  <w:t>Description_ReportTotalsLine</w:t>
-                </w:r>
-                <w:proofErr w:type="spellEnd"/>
-              </w:p>
-            </w:tc>
-          </w:sdtContent>
-        </w:sdt>
-        <w:tc>
-          <w:tcPr>
-            <w:tcW w:w="1661" w:type="dxa"/>
-            <w:vAlign w:val="center"/>
-          </w:tcPr>
-          <w:p>
-            <w:pPr>
-              <w:spacing w:before="120" w:after="120" w:line="240" w:lineRule="exact"/>
-              <w:cnfStyle w:val="000000000000" w:firstRow="0" w:lastRow="0" w:firstColumn="0" w:lastColumn="0" w:oddVBand="0" w:evenVBand="0" w:oddHBand="0" w:evenHBand="0" w:firstRowFirstColumn="0" w:firstRowLastColumn="0" w:lastRowFirstColumn="0" w:lastRowLastColumn="0"/>
+      <w:sdt>
+        <w:sdtPr>
+          <w:rPr>
+            <w14:numSpacing w14:val="tabular"/>
+          </w:rPr>
+          <w:alias w:val="#Nav: /Header/ReportTotalsLine"/>
+          <w:tag w:val="#Nav: Standard_Sales_Quote/1304"/>
+          <w:id w:val="1981810996"/>
+          <w15:dataBinding w:prefixMappings="xmlns:ns0='urn:microsoft-dynamics-nav/reports/Standard_Sales_Quote/1304/' " w:xpath="/ns0:NavWordReportXmlPart[1]/ns0:Header[1]/ns0:ReportTotalsLine" w:storeItemID="{6ECCC8C6-8B62-4F89-A854-4267C4E441F8}"/>
+          <w15:repeatingSection/>
+        </w:sdtPr>
+        <w:sdtEndPr/>
+        <w:sdtContent>
+          <w:sdt>
+            <w:sdtPr>
               <w:rPr>
-                <w:rFonts w:cs="Arial" w:asciiTheme="minorHAnsi" w:hAnsiTheme="minorHAnsi"/>
-                <w:sz w:val="22"/>
-                <w:szCs w:val="22"/>
-                <w:lang w:eastAsia="en-US"/>
+                <w14:numSpacing w14:val="tabular"/>
               </w:rPr>
-            </w:pPr>
-          </w:p>
-        </w:tc>
-        <w:tc>
-          <w:tcPr>
-            <w:tcW w:w="697" w:type="dxa"/>
-            <w:vAlign w:val="center"/>
-          </w:tcPr>
-          <w:p>
-            <w:pPr>
-              <w:spacing w:before="120" w:after="120" w:line="240" w:lineRule="exact"/>
-              <w:cnfStyle w:val="000000000000" w:firstRow="0" w:lastRow="0" w:firstColumn="0" w:lastColumn="0" w:oddVBand="0" w:evenVBand="0" w:oddHBand="0" w:evenHBand="0" w:firstRowFirstColumn="0" w:firstRowLastColumn="0" w:lastRowFirstColumn="0" w:lastRowLastColumn="0"/>
-              <w:rPr>
-                <w:rFonts w:cs="Arial" w:asciiTheme="minorHAnsi" w:hAnsiTheme="minorHAnsi"/>
-                <w:sz w:val="22"/>
-                <w:szCs w:val="22"/>
-                <w:lang w:val="en-US" w:eastAsia="en-US"/>
-              </w:rPr>
-            </w:pPr>
-          </w:p>
-        </w:tc>
-        <w:tc>
-          <w:tcPr>
-            <w:tcW w:w="704" w:type="dxa"/>
-            <w:vAlign w:val="center"/>
-          </w:tcPr>
-          <w:p>
-            <w:pPr>
-              <w:spacing w:before="120" w:after="120" w:line="240" w:lineRule="exact"/>
-              <w:cnfStyle w:val="000000000000" w:firstRow="0" w:lastRow="0" w:firstColumn="0" w:lastColumn="0" w:oddVBand="0" w:evenVBand="0" w:oddHBand="0" w:evenHBand="0" w:firstRowFirstColumn="0" w:firstRowLastColumn="0" w:lastRowFirstColumn="0" w:lastRowLastColumn="0"/>
-              <w:rPr>
-                <w:rFonts w:cs="Arial" w:asciiTheme="minorHAnsi" w:hAnsiTheme="minorHAnsi"/>
-                <w:sz w:val="22"/>
-                <w:szCs w:val="22"/>
-                <w:lang w:eastAsia="en-US"/>
-              </w:rPr>
-            </w:pPr>
-          </w:p>
-        </w:tc>
-        <w:sdt>
-          <w:sdtPr>
-            <w:rPr>
-              <w:rFonts w:cs="Arial"/>
-              <w:sz w:val="22"/>
-              <w:szCs w:val="22"/>
-              <w:lang w:eastAsia="en-US"/>
-            </w:rPr>
-            <w:alias w:val="Amount_ReportTotalsLine"/>
-            <w:tag w:val="#BC:InsertDataItem,DataItems/Header/ReportTotalsLine/Amount_ReportTotalsLine"/>
-            <w:id w:val="367658908"/>
-            <w:placeholder>
-              <w:docPart w:val="2A8F658721894EAFB42EF161AF8A2FEA"/>
-            </w:placeholder>
-            <w:dataBinding w:prefixMappings="xmlns:ns0='urn:microsoft-dynamics-nav/reports/Standard_Sales_Quote/1304/'" w:xpath="/ns0:NavWordReportXmlPart[1]/ns0:Header[1]/ns0:ReportTotalsLine[1]/ns0:Amount_ReportTotalsLine[1]" w:storeItemID="{00000000-0000-0000-0000-000000000000}"/>
-            <w15:color w:val="808080"/>
-            <w:text/>
-          </w:sdtPr>
-          <w:sdtEndPr/>
-          <w:sdtContent>
-            <w:tc>
-              <w:tcPr>
-                <w:tcW w:w="4562" w:type="dxa"/>
-                <w:vAlign w:val="center"/>
-              </w:tcPr>
-              <w:p>
-                <w:pPr>
-                  <w:spacing w:before="120" w:after="120" w:line="240" w:lineRule="exact"/>
-                  <w:jc w:val="right"/>
-                  <w:cnfStyle w:val="000000000000" w:firstRow="0" w:lastRow="0" w:firstColumn="0" w:lastColumn="0" w:oddVBand="0" w:evenVBand="0" w:oddHBand="0" w:evenHBand="0" w:firstRowFirstColumn="0" w:firstRowLastColumn="0" w:lastRowFirstColumn="0" w:lastRowLastColumn="0"/>
-                  <w:rPr>
-                    <w:rFonts w:cs="Arial" w:asciiTheme="minorHAnsi" w:hAnsiTheme="minorHAnsi"/>
-                    <w:sz w:val="22"/>
-                    <w:szCs w:val="22"/>
-                    <w:lang w:eastAsia="en-US"/>
-                  </w:rPr>
-                </w:pPr>
-                <w:proofErr w:type="spellStart"/>
-                <w:r>
-                  <w:rPr>
-                    <w:rFonts w:cs="Arial" w:asciiTheme="minorHAnsi" w:hAnsiTheme="minorHAnsi"/>
-                    <w:sz w:val="22"/>
-                    <w:szCs w:val="22"/>
-                    <w:lang w:eastAsia="en-US"/>
-                  </w:rPr>
-                  <w:t>Amount_ReportTotalsLine</w:t>
-                </w:r>
-                <w:proofErr w:type="spellEnd"/>
-              </w:p>
-            </w:tc>
-          </w:sdtContent>
-        </w:sdt>
-      </w:tr>
-      <w:tr>
-        <w:trPr>
-          <w:trHeight w:val="490"/>
-        </w:trPr>
-        <w:sdt>
-          <w:sdtPr>
-            <w:rPr>
-              <w:rFonts w:eastAsia="Times New Roman"/>
-              <w:sz w:val="22"/>
-              <w:szCs w:val="22"/>
-            </w:rPr>
-            <w:alias w:val="VATAmount_Lbl"/>
-            <w:tag w:val="#BC:InsertDataItem,DataItems/Header/VATAmount_Lbl"/>
-            <w:id w:val="149881205"/>
-            <w:placeholder>
-              <w:docPart w:val="3D499474DEFC428389A31EE2E4D91073"/>
-            </w:placeholder>
-            <w15:color w:val="808080"/>
-            <w:text/>
-            <w:dataBinding w:prefixMappings="xmlns:ns0='urn:microsoft-dynamics-nav/reports/Standard_Sales_Quote/1304/'" w:xpath="/ns0:NavWordReportXmlPart[1]/ns0:Header[1]/ns0:VATAmount_Lbl[1]"/>
-          </w:sdtPr>
-          <w:sdtEndPr/>
-          <w:sdtContent>
-            <w:tc>
-              <w:tcPr>
-                <w:cnfStyle w:val="001000000000" w:firstRow="0" w:lastRow="0" w:firstColumn="1" w:lastColumn="0" w:oddVBand="0" w:evenVBand="0" w:oddHBand="0" w:evenHBand="0" w:firstRowFirstColumn="0" w:firstRowLastColumn="0" w:lastRowFirstColumn="0" w:lastRowLastColumn="0"/>
-                <w:tcW w:w="8062" w:type="dxa"/>
-                <w:tcBorders>
-                  <w:bottom w:val="single" w:color="000000" w:sz="4" w:space="0"/>
-                </w:tcBorders>
-                <w:vAlign w:val="center"/>
-              </w:tcPr>
-              <w:p>
-                <w:pPr>
-                  <w:spacing w:before="120" w:after="120" w:line="240" w:lineRule="exact"/>
-                  <w:rPr>
-                    <w:rFonts w:eastAsia="Times New Roman" w:asciiTheme="minorHAnsi" w:hAnsiTheme="minorHAnsi"/>
-                    <w:sz w:val="22"/>
-                    <w:szCs w:val="22"/>
-                  </w:rPr>
-                </w:pPr>
-                <w:proofErr w:type="spellStart"/>
-                <w:r>
-                  <w:rPr>
-                    <w:rFonts w:eastAsia="Times New Roman" w:asciiTheme="minorHAnsi" w:hAnsiTheme="minorHAnsi"/>
-                    <w:sz w:val="22"/>
-                    <w:szCs w:val="22"/>
-                  </w:rPr>
-                  <w:t>VATAmount_Lbl</w:t>
-                </w:r>
-                <w:proofErr w:type="spellEnd"/>
-              </w:p>
-            </w:tc>
-          </w:sdtContent>
-        </w:sdt>
-        <w:tc>
-          <w:tcPr>
-            <w:tcW w:w="1661" w:type="dxa"/>
-            <w:tcBorders>
-              <w:bottom w:val="single" w:color="000000" w:sz="4" w:space="0"/>
-            </w:tcBorders>
-            <w:vAlign w:val="center"/>
-          </w:tcPr>
-          <w:p>
-            <w:pPr>
-              <w:spacing w:before="120" w:after="120" w:line="240" w:lineRule="exact"/>
-              <w:cnfStyle w:val="000000000000" w:firstRow="0" w:lastRow="0" w:firstColumn="0" w:lastColumn="0" w:oddVBand="0" w:evenVBand="0" w:oddHBand="0" w:evenHBand="0" w:firstRowFirstColumn="0" w:firstRowLastColumn="0" w:lastRowFirstColumn="0" w:lastRowLastColumn="0"/>
-              <w:rPr>
-                <w:rFonts w:cs="Arial" w:asciiTheme="minorHAnsi" w:hAnsiTheme="minorHAnsi"/>
-                <w:sz w:val="22"/>
-                <w:szCs w:val="22"/>
-                <w:lang w:eastAsia="en-US"/>
-              </w:rPr>
-            </w:pPr>
-          </w:p>
-        </w:tc>
-        <w:tc>
-          <w:tcPr>
-            <w:tcW w:w="697" w:type="dxa"/>
-            <w:tcBorders>
-              <w:bottom w:val="single" w:color="000000" w:sz="4" w:space="0"/>
-            </w:tcBorders>
-            <w:vAlign w:val="center"/>
-          </w:tcPr>
-          <w:p>
-            <w:pPr>
-              <w:spacing w:before="120" w:after="120" w:line="240" w:lineRule="exact"/>
-              <w:cnfStyle w:val="000000000000" w:firstRow="0" w:lastRow="0" w:firstColumn="0" w:lastColumn="0" w:oddVBand="0" w:evenVBand="0" w:oddHBand="0" w:evenHBand="0" w:firstRowFirstColumn="0" w:firstRowLastColumn="0" w:lastRowFirstColumn="0" w:lastRowLastColumn="0"/>
-              <w:rPr>
-                <w:rFonts w:cs="Arial" w:asciiTheme="minorHAnsi" w:hAnsiTheme="minorHAnsi"/>
-                <w:sz w:val="22"/>
-                <w:szCs w:val="22"/>
-                <w:lang w:val="en-US" w:eastAsia="en-US"/>
-              </w:rPr>
-            </w:pPr>
-          </w:p>
-        </w:tc>
-        <w:tc>
-          <w:tcPr>
-            <w:tcW w:w="704" w:type="dxa"/>
-            <w:tcBorders>
-              <w:bottom w:val="single" w:color="000000" w:sz="4" w:space="0"/>
-            </w:tcBorders>
-            <w:vAlign w:val="center"/>
-          </w:tcPr>
-          <w:p>
-            <w:pPr>
-              <w:spacing w:before="120" w:after="120" w:line="240" w:lineRule="exact"/>
-              <w:cnfStyle w:val="000000000000" w:firstRow="0" w:lastRow="0" w:firstColumn="0" w:lastColumn="0" w:oddVBand="0" w:evenVBand="0" w:oddHBand="0" w:evenHBand="0" w:firstRowFirstColumn="0" w:firstRowLastColumn="0" w:lastRowFirstColumn="0" w:lastRowLastColumn="0"/>
-              <w:rPr>
-                <w:rFonts w:cs="Arial" w:asciiTheme="minorHAnsi" w:hAnsiTheme="minorHAnsi"/>
-                <w:sz w:val="22"/>
-                <w:szCs w:val="22"/>
-                <w:lang w:eastAsia="en-US"/>
-              </w:rPr>
-            </w:pPr>
-          </w:p>
-        </w:tc>
-        <w:sdt>
-          <w:sdtPr>
-            <w:rPr>
-              <w:rFonts w:cs="Arial"/>
-              <w:sz w:val="22"/>
-              <w:szCs w:val="22"/>
-              <w:lang w:eastAsia="en-US"/>
-            </w:rPr>
-            <w:alias w:val="TotalVATAmount"/>
-            <w:tag w:val="#BC:InsertDataItem,DataItems/Header/Totals/TotalVATAmount"/>
-            <w:id w:val="-1825032346"/>
-            <w:placeholder>
-              <w:docPart w:val="3D499474DEFC428389A31EE2E4D91073"/>
-            </w:placeholder>
-            <w15:color w:val="808080"/>
-            <w:text/>
-            <w:dataBinding w:prefixMappings="xmlns:ns0='urn:microsoft-dynamics-nav/reports/Standard_Sales_Quote/1304/'" w:xpath="/ns0:NavWordReportXmlPart[1]/ns0:Header[1]/ns0:Totals[1]/ns0:TotalVATAmount[1]"/>
-          </w:sdtPr>
-          <w:sdtEndPr/>
-          <w:sdtContent>
-            <w:tc>
-              <w:tcPr>
-                <w:tcW w:w="4562" w:type="dxa"/>
-                <w:tcBorders>
-                  <w:bottom w:val="single" w:color="000000" w:sz="4" w:space="0"/>
-                </w:tcBorders>
-                <w:vAlign w:val="center"/>
-              </w:tcPr>
-              <w:p>
-                <w:pPr>
-                  <w:spacing w:before="120" w:after="120" w:line="240" w:lineRule="exact"/>
-                  <w:jc w:val="right"/>
-                  <w:cnfStyle w:val="000000000000" w:firstRow="0" w:lastRow="0" w:firstColumn="0" w:lastColumn="0" w:oddVBand="0" w:evenVBand="0" w:oddHBand="0" w:evenHBand="0" w:firstRowFirstColumn="0" w:firstRowLastColumn="0" w:lastRowFirstColumn="0" w:lastRowLastColumn="0"/>
-                  <w:rPr>
-                    <w:rFonts w:cs="Arial" w:asciiTheme="minorHAnsi" w:hAnsiTheme="minorHAnsi"/>
-                    <w:sz w:val="22"/>
-                    <w:szCs w:val="22"/>
-                    <w:lang w:eastAsia="en-US"/>
-                  </w:rPr>
-                </w:pPr>
-                <w:proofErr w:type="spellStart"/>
-                <w:r>
-                  <w:rPr>
-                    <w:rFonts w:cs="Arial" w:asciiTheme="minorHAnsi" w:hAnsiTheme="minorHAnsi"/>
-                    <w:sz w:val="22"/>
-                    <w:szCs w:val="22"/>
-                    <w:lang w:eastAsia="en-US"/>
-                  </w:rPr>
-                  <w:t>TotalVATAmount</w:t>
-                </w:r>
-                <w:proofErr w:type="spellEnd"/>
-              </w:p>
-            </w:tc>
-          </w:sdtContent>
-        </w:sdt>
-      </w:tr>
+              <w:id w:val="768507247"/>
+              <w:placeholder>
+                <w:docPart w:val="2A1EE604918D435695DB2B670F3FA0E3"/>
+              </w:placeholder>
+              <w15:repeatingSectionItem/>
+            </w:sdtPr>
+            <w:sdtEndPr/>
+            <w:sdtContent>
+              <w:tr>
+                <w:trPr>
+                  <w:trHeight w:val="490"/>
+                </w:trPr>
+                <w:tc>
+                  <w:tcPr>
+                    <w:tcW w:w="3128" w:type="pct"/>
+                    <w:gridSpan w:val="5"/>
+                  </w:tcPr>
+                  <w:p>
+                    <w:pPr>
+                      <w:pStyle w:val="BCLabel"/>
+                      <w:spacing w:before="120" w:after="120"/>
+                    </w:pPr>
+                    <w:sdt>
+                      <w:sdtPr>
+                        <w:alias w:val="#Nav: /Header/ReportTotalsLine/Description_ReportTotalsLine"/>
+                        <w:tag w:val="#Nav: Standard_Sales_Quote/1304"/>
+                        <w:id w:val="1468313313"/>
+                        <w:placeholder>
+                          <w:docPart w:val="9CD79AA69D9B4674A5B8D3EECA9B49BA"/>
+                        </w:placeholder>
+                        <w:dataBinding w:prefixMappings="xmlns:ns0='urn:microsoft-dynamics-nav/reports/Standard_Sales_Quote/1304/'" w:xpath="/ns0:NavWordReportXmlPart[1]/ns0:Header[1]/ns0:ReportTotalsLine[1]/ns0:Description_ReportTotalsLine[1]" w:storeItemID="{6ECCC8C6-8B62-4F89-A854-4267C4E441F8}"/>
+                        <w:text/>
+                      </w:sdtPr>
+                      <w:sdtEndPr/>
+                      <w:sdtContent>
+                        <w:r>
+                          <w:t>Description_ReportTotalsLine</w:t>
+                        </w:r>
+                      </w:sdtContent>
+                    </w:sdt>
+                  </w:p>
+                </w:tc>
+                <w:sdt>
+                  <w:sdtPr>
+                    <w:alias w:val="#Nav: /Header/ReportTotalsLine/Amount_ReportTotalsLine"/>
+                    <w:tag w:val="#Nav: Standard_Sales_Quote/1304"/>
+                    <w:id w:val="1520812946"/>
+                    <w:placeholder>
+                      <w:docPart w:val="9CD79AA69D9B4674A5B8D3EECA9B49BA"/>
+                    </w:placeholder>
+                    <w:dataBinding w:prefixMappings="xmlns:ns0='urn:microsoft-dynamics-nav/reports/Standard_Sales_Quote/1304/'" w:xpath="/ns0:NavWordReportXmlPart[1]/ns0:Header[1]/ns0:ReportTotalsLine[1]/ns0:Amount_ReportTotalsLine[1]" w:storeItemID="{6ECCC8C6-8B62-4F89-A854-4267C4E441F8}"/>
+                    <w:text/>
+                  </w:sdtPr>
+                  <w:sdtEndPr/>
+                  <w:sdtContent>
+                    <w:tc>
+                      <w:tcPr>
+                        <w:tcW w:w="1872" w:type="pct"/>
+                      </w:tcPr>
+                      <w:p>
+                        <w:pPr>
+                          <w:pStyle w:val="BCLabelNumber"/>
+                          <w:jc w:val="right"/>
+                        </w:pPr>
+                        <w:r>
+                          <w:t>Amount_ReportTotalsLine</w:t>
+                        </w:r>
+                      </w:p>
+                    </w:tc>
+                  </w:sdtContent>
+                </w:sdt>
+              </w:tr>
+            </w:sdtContent>
+          </w:sdt>
+        </w:sdtContent>
+      </w:sdt>
       <w:tr>
         <w:trPr>
           <w:trHeight w:val="490"/>
         </w:trPr>
         <w:tc>
           <w:tcPr>
-            <w:cnfStyle w:val="001000000000" w:firstRow="0" w:lastRow="0" w:firstColumn="1" w:lastColumn="0" w:oddVBand="0" w:evenVBand="0" w:oddHBand="0" w:evenHBand="0" w:firstRowFirstColumn="0" w:firstRowLastColumn="0" w:lastRowFirstColumn="0" w:lastRowLastColumn="0"/>
-            <w:tcW w:w="8062" w:type="dxa"/>
-            <w:tcBorders>
-              <w:top w:val="single" w:color="000000" w:sz="4" w:space="0"/>
-              <w:bottom w:val="single" w:color="auto" w:sz="8" w:space="0"/>
-            </w:tcBorders>
-            <w:vAlign w:val="center"/>
+            <w:tcW w:w="2282" w:type="pct"/>
           </w:tcPr>
           <w:sdt>
             <w:sdtPr>
-              <w:rPr>
-                <w:rFonts w:ascii="Segoe UI Semibold" w:hAnsi="Segoe UI Semibold" w:cs="Segoe UI Semibold"/>
-                <w:b/>
-                <w:sz w:val="22"/>
-                <w:szCs w:val="22"/>
-              </w:rPr>
               <w:alias w:val="TotalIncludingVATText"/>
               <w:tag w:val="#BC:InsertDataItem,DataItems/Header/Totals/TotalIncludingVATText"/>
-              <w:id w:val="-1340845080"/>
-              <w:placeholder>
-                <w:docPart w:val="018BAECB06EA4F4FBB518177C4F23EAE"/>
-              </w:placeholder>
+              <w:id w:val="-647058501"/>
               <w:dataBinding w:prefixMappings="xmlns:ns0='urn:microsoft-dynamics-nav/reports/Standard_Sales_Quote/1304/'" w:xpath="/ns0:NavWordReportXmlPart[1]/ns0:Header[1]/ns0:Totals[1]/ns0:TotalIncludingVATText[1]" w:storeItemID="{00000000-0000-0000-0000-000000000000}"/>
               <w15:color w:val="808080"/>
               <w:text/>
@@ -2834,50 +2139,25 @@
             <w:sdtContent>
               <w:p>
                 <w:pPr>
-                  <w:pStyle w:val="Heading2"/>
-                  <w:spacing w:before="120" w:after="120" w:line="276" w:lineRule="auto"/>
-                  <w:rPr>
-                    <w:rFonts w:ascii="Segoe UI Semibold" w:hAnsi="Segoe UI Semibold" w:eastAsia="Times New Roman" w:cs="Segoe UI Semibold"/>
-                    <w:b/>
-                    <w:sz w:val="22"/>
-                    <w:szCs w:val="22"/>
-                  </w:rPr>
+                  <w:pStyle w:val="BCLabel"/>
+                  <w:spacing w:before="120" w:after="120"/>
                 </w:pPr>
-                <w:proofErr w:type="spellStart"/>
                 <w:r>
-                  <w:rPr>
-                    <w:rFonts w:ascii="Segoe UI Semibold" w:hAnsi="Segoe UI Semibold" w:cs="Segoe UI Semibold"/>
-                    <w:b/>
-                    <w:sz w:val="22"/>
-                    <w:szCs w:val="22"/>
-                  </w:rPr>
                   <w:t>TotalIncludingVATText</w:t>
                 </w:r>
-                <w:proofErr w:type="spellEnd"/>
               </w:p>
             </w:sdtContent>
           </w:sdt>
         </w:tc>
         <w:tc>
           <w:tcPr>
-            <w:tcW w:w="1661" w:type="dxa"/>
-            <w:tcBorders>
-              <w:top w:val="single" w:color="000000" w:sz="4" w:space="0"/>
-              <w:bottom w:val="single" w:color="auto" w:sz="8" w:space="0"/>
-            </w:tcBorders>
-            <w:vAlign w:val="center"/>
+            <w:tcW w:w="302" w:type="pct"/>
           </w:tcPr>
           <w:p>
             <w:pPr>
-              <w:pStyle w:val="Heading2"/>
-              <w:spacing w:before="120" w:after="120" w:line="276" w:lineRule="auto"/>
-              <w:cnfStyle w:val="000000000000" w:firstRow="0" w:lastRow="0" w:firstColumn="0" w:lastColumn="0" w:oddVBand="0" w:evenVBand="0" w:oddHBand="0" w:evenHBand="0" w:firstRowFirstColumn="0" w:firstRowLastColumn="0" w:lastRowFirstColumn="0" w:lastRowLastColumn="0"/>
+              <w:pStyle w:val="BCLabel"/>
+              <w:spacing w:before="120" w:after="120"/>
               <w:rPr>
-                <w:rFonts w:ascii="Segoe UI Semibold" w:hAnsi="Segoe UI Semibold" w:cs="Segoe UI Semibold"/>
-                <w:b/>
-                <w:bCs/>
-                <w:sz w:val="22"/>
-                <w:szCs w:val="22"/>
                 <w:lang w:eastAsia="en-US"/>
               </w:rPr>
             </w:pPr>
@@ -2885,24 +2165,13 @@
         </w:tc>
         <w:tc>
           <w:tcPr>
-            <w:tcW w:w="697" w:type="dxa"/>
-            <w:tcBorders>
-              <w:top w:val="single" w:color="000000" w:sz="4" w:space="0"/>
-              <w:bottom w:val="single" w:color="auto" w:sz="8" w:space="0"/>
-            </w:tcBorders>
-            <w:vAlign w:val="center"/>
+            <w:tcW w:w="160" w:type="pct"/>
           </w:tcPr>
           <w:p>
             <w:pPr>
-              <w:pStyle w:val="Heading2"/>
-              <w:spacing w:before="120" w:after="120" w:line="276" w:lineRule="auto"/>
-              <w:cnfStyle w:val="000000000000" w:firstRow="0" w:lastRow="0" w:firstColumn="0" w:lastColumn="0" w:oddVBand="0" w:evenVBand="0" w:oddHBand="0" w:evenHBand="0" w:firstRowFirstColumn="0" w:firstRowLastColumn="0" w:lastRowFirstColumn="0" w:lastRowLastColumn="0"/>
+              <w:pStyle w:val="BCLabel"/>
+              <w:spacing w:before="120" w:after="120"/>
               <w:rPr>
-                <w:rFonts w:ascii="Segoe UI Semibold" w:hAnsi="Segoe UI Semibold" w:cs="Segoe UI Semibold"/>
-                <w:b/>
-                <w:bCs/>
-                <w:sz w:val="22"/>
-                <w:szCs w:val="22"/>
                 <w:lang w:eastAsia="en-US"/>
               </w:rPr>
             </w:pPr>
@@ -2910,24 +2179,13 @@
         </w:tc>
         <w:tc>
           <w:tcPr>
-            <w:tcW w:w="704" w:type="dxa"/>
-            <w:tcBorders>
-              <w:top w:val="single" w:color="000000" w:sz="4" w:space="0"/>
-              <w:bottom w:val="single" w:color="auto" w:sz="8" w:space="0"/>
-            </w:tcBorders>
-            <w:vAlign w:val="center"/>
+            <w:tcW w:w="161" w:type="pct"/>
           </w:tcPr>
           <w:p>
             <w:pPr>
-              <w:pStyle w:val="Heading2"/>
-              <w:spacing w:before="120" w:after="120" w:line="276" w:lineRule="auto"/>
-              <w:cnfStyle w:val="000000000000" w:firstRow="0" w:lastRow="0" w:firstColumn="0" w:lastColumn="0" w:oddVBand="0" w:evenVBand="0" w:oddHBand="0" w:evenHBand="0" w:firstRowFirstColumn="0" w:firstRowLastColumn="0" w:lastRowFirstColumn="0" w:lastRowLastColumn="0"/>
+              <w:pStyle w:val="BCLabel"/>
+              <w:spacing w:before="120" w:after="120"/>
               <w:rPr>
-                <w:rFonts w:ascii="Segoe UI Semibold" w:hAnsi="Segoe UI Semibold" w:cs="Segoe UI Semibold"/>
-                <w:b/>
-                <w:bCs/>
-                <w:sz w:val="22"/>
-                <w:szCs w:val="22"/>
                 <w:lang w:eastAsia="en-US"/>
               </w:rPr>
             </w:pPr>
@@ -2935,54 +2193,26 @@
         </w:tc>
         <w:tc>
           <w:tcPr>
-            <w:tcW w:w="4562" w:type="dxa"/>
-            <w:tcBorders>
-              <w:top w:val="single" w:color="000000" w:sz="4" w:space="0"/>
-              <w:bottom w:val="single" w:color="auto" w:sz="8" w:space="0"/>
-            </w:tcBorders>
-            <w:vAlign w:val="center"/>
+            <w:tcW w:w="2095" w:type="pct"/>
+            <w:gridSpan w:val="2"/>
           </w:tcPr>
           <w:p>
             <w:pPr>
-              <w:pStyle w:val="Heading2"/>
-              <w:spacing w:before="120" w:after="120" w:line="276" w:lineRule="auto"/>
+              <w:pStyle w:val="BCLabelNumber"/>
+              <w:spacing w:before="120" w:after="120"/>
               <w:jc w:val="right"/>
-              <w:cnfStyle w:val="000000000000" w:firstRow="0" w:lastRow="0" w:firstColumn="0" w:lastColumn="0" w:oddVBand="0" w:evenVBand="0" w:oddHBand="0" w:evenHBand="0" w:firstRowFirstColumn="0" w:firstRowLastColumn="0" w:lastRowFirstColumn="0" w:lastRowLastColumn="0"/>
               <w:rPr>
-                <w:rFonts w:ascii="Segoe UI Semibold" w:hAnsi="Segoe UI Semibold" w:cs="Segoe UI Semibold"/>
-                <w:b/>
-                <w:bCs/>
-                <w:sz w:val="22"/>
-                <w:szCs w:val="22"/>
                 <w:lang w:eastAsia="en-US"/>
               </w:rPr>
             </w:pPr>
             <w:r>
-              <w:rPr>
-                <w:rFonts w:ascii="Segoe UI Semibold" w:hAnsi="Segoe UI Semibold" w:eastAsia="Times New Roman" w:cs="Segoe UI Semibold"/>
-                <w:b/>
-                <w:bCs/>
-                <w:sz w:val="22"/>
-                <w:szCs w:val="22"/>
-              </w:rPr>
               <w:t> </w:t>
             </w:r>
-            <w:proofErr w:type="spellStart"/>
             <w:sdt>
               <w:sdtPr>
-                <w:rPr>
-                  <w:rFonts w:ascii="Segoe UI Semibold" w:hAnsi="Segoe UI Semibold" w:eastAsia="Times New Roman" w:cs="Segoe UI Semibold"/>
-                  <w:b/>
-                  <w:bCs/>
-                  <w:sz w:val="22"/>
-                  <w:szCs w:val="22"/>
-                </w:rPr>
                 <w:alias w:val="TotalAmountIncludingVAT"/>
                 <w:tag w:val="#BC:InsertDataItem,DataItems/Header/Totals/TotalAmountIncludingVAT"/>
-                <w:id w:val="475962551"/>
-                <w:placeholder>
-                  <w:docPart w:val="BC02B74EC8F04B44A6CF1056A423175B"/>
-                </w:placeholder>
+                <w:id w:val="-1881163820"/>
                 <w:dataBinding w:prefixMappings="xmlns:ns0='urn:microsoft-dynamics-nav/reports/Standard_Sales_Quote/1304/'" w:xpath="/ns0:NavWordReportXmlPart[1]/ns0:Header[1]/ns0:Totals[1]/ns0:TotalAmountIncludingVAT[1]" w:storeItemID="{00000000-0000-0000-0000-000000000000}"/>
                 <w15:color w:val="808080"/>
                 <w:text/>
@@ -2990,16 +2220,8 @@
               <w:sdtEndPr/>
               <w:sdtContent>
                 <w:r>
-                  <w:rPr>
-                    <w:rFonts w:ascii="Segoe UI Semibold" w:hAnsi="Segoe UI Semibold" w:eastAsia="Times New Roman" w:cs="Segoe UI Semibold"/>
-                    <w:b/>
-                    <w:bCs/>
-                    <w:sz w:val="22"/>
-                    <w:szCs w:val="22"/>
-                  </w:rPr>
                   <w:t>TotalAmountIncludingVAT</w:t>
                 </w:r>
-                <w:proofErr w:type="spellEnd"/>
               </w:sdtContent>
             </w:sdt>
           </w:p>
@@ -3012,15 +2234,11 @@
         </w:trPr>
         <w:sdt>
           <w:sdtPr>
-            <w:rPr>
-              <w:sz w:val="22"/>
-              <w:szCs w:val="22"/>
-            </w:rPr>
             <w:alias w:val="TotalCO2e_Lbl"/>
             <w:tag w:val="#BC:InsertDataItem,DataItems/Header/TotalCO2e_Lbl"/>
             <w:id w:val="-1905135317"/>
             <w:placeholder>
-              <w:docPart w:val="3D499474DEFC428389A31EE2E4D91073"/>
+              <w:docPart w:val="741D9367E8854D8D95B65F7AC56E5B40"/>
             </w:placeholder>
             <w:dataBinding w:prefixMappings="xmlns:ns0='urn:microsoft-dynamics-nav/reports/Standard_Sales_Quote/1304/'" w:xpath="/ns0:NavWordReportXmlPart[1]/ns0:Header[1]/ns0:TotalCO2e_Lbl[1]" w:storeItemID="{00000000-0000-0000-0000-000000000000}"/>
             <w15:color w:val="808080"/>
@@ -3030,31 +2248,14 @@
           <w:sdtContent>
             <w:tc>
               <w:tcPr>
-                <w:cnfStyle w:val="001000000000" w:firstRow="0" w:lastRow="0" w:firstColumn="1" w:lastColumn="0" w:oddVBand="0" w:evenVBand="0" w:oddHBand="0" w:evenHBand="0" w:firstRowFirstColumn="0" w:firstRowLastColumn="0" w:lastRowFirstColumn="0" w:lastRowLastColumn="0"/>
-                <w:tcW w:w="8062" w:type="dxa"/>
-                <w:tcBorders>
-                  <w:top w:val="single" w:color="auto" w:sz="8" w:space="0"/>
-                </w:tcBorders>
+                <w:tcW w:w="2282" w:type="pct"/>
               </w:tcPr>
               <w:p>
                 <w:pPr>
+                  <w:pStyle w:val="BCLabel"/>
                   <w:spacing w:before="120" w:after="120"/>
-                  <w:rPr>
-                    <w:rFonts w:asciiTheme="minorHAnsi" w:hAnsiTheme="minorHAnsi"/>
-                    <w:b w:val="0"/>
-                    <w:bCs w:val="0"/>
-                    <w:sz w:val="22"/>
-                    <w:szCs w:val="22"/>
-                  </w:rPr>
                 </w:pPr>
                 <w:r>
-                  <w:rPr>
-                    <w:rFonts w:asciiTheme="minorHAnsi" w:hAnsiTheme="minorHAnsi"/>
-                    <w:b w:val="0"/>
-                    <w:bCs w:val="0"/>
-                    <w:sz w:val="22"/>
-                    <w:szCs w:val="22"/>
-                  </w:rPr>
                   <w:t>TotalCO2e_Lbl</w:t>
                 </w:r>
               </w:p>
@@ -3063,22 +2264,13 @@
         </w:sdt>
         <w:tc>
           <w:tcPr>
-            <w:tcW w:w="1661" w:type="dxa"/>
-            <w:tcBorders>
-              <w:top w:val="single" w:color="auto" w:sz="8" w:space="0"/>
-            </w:tcBorders>
-            <w:vAlign w:val="center"/>
+            <w:tcW w:w="302" w:type="pct"/>
           </w:tcPr>
           <w:p>
             <w:pPr>
+              <w:pStyle w:val="BCLabel"/>
               <w:spacing w:before="120" w:after="120"/>
-              <w:cnfStyle w:val="010000000000" w:firstRow="0" w:lastRow="1" w:firstColumn="0" w:lastColumn="0" w:oddVBand="0" w:evenVBand="0" w:oddHBand="0" w:evenHBand="0" w:firstRowFirstColumn="0" w:firstRowLastColumn="0" w:lastRowFirstColumn="0" w:lastRowLastColumn="0"/>
               <w:rPr>
-                <w:rFonts w:asciiTheme="minorHAnsi" w:hAnsiTheme="minorHAnsi"/>
-                <w:b w:val="0"/>
-                <w:bCs w:val="0"/>
-                <w:sz w:val="22"/>
-                <w:szCs w:val="22"/>
                 <w:lang w:eastAsia="en-US"/>
               </w:rPr>
             </w:pPr>
@@ -3086,22 +2278,13 @@
         </w:tc>
         <w:tc>
           <w:tcPr>
-            <w:tcW w:w="697" w:type="dxa"/>
-            <w:tcBorders>
-              <w:top w:val="single" w:color="auto" w:sz="8" w:space="0"/>
-            </w:tcBorders>
-            <w:vAlign w:val="center"/>
+            <w:tcW w:w="160" w:type="pct"/>
           </w:tcPr>
           <w:p>
             <w:pPr>
+              <w:pStyle w:val="BCLabel"/>
               <w:spacing w:before="120" w:after="120"/>
-              <w:cnfStyle w:val="010000000000" w:firstRow="0" w:lastRow="1" w:firstColumn="0" w:lastColumn="0" w:oddVBand="0" w:evenVBand="0" w:oddHBand="0" w:evenHBand="0" w:firstRowFirstColumn="0" w:firstRowLastColumn="0" w:lastRowFirstColumn="0" w:lastRowLastColumn="0"/>
               <w:rPr>
-                <w:rFonts w:asciiTheme="minorHAnsi" w:hAnsiTheme="minorHAnsi"/>
-                <w:b w:val="0"/>
-                <w:bCs w:val="0"/>
-                <w:sz w:val="22"/>
-                <w:szCs w:val="22"/>
                 <w:lang w:eastAsia="en-US"/>
               </w:rPr>
             </w:pPr>
@@ -3109,22 +2292,13 @@
         </w:tc>
         <w:tc>
           <w:tcPr>
-            <w:tcW w:w="704" w:type="dxa"/>
-            <w:tcBorders>
-              <w:top w:val="single" w:color="auto" w:sz="8" w:space="0"/>
-            </w:tcBorders>
-            <w:vAlign w:val="center"/>
+            <w:tcW w:w="161" w:type="pct"/>
           </w:tcPr>
           <w:p>
             <w:pPr>
+              <w:pStyle w:val="BCLabel"/>
               <w:spacing w:before="120" w:after="120"/>
-              <w:cnfStyle w:val="010000000000" w:firstRow="0" w:lastRow="1" w:firstColumn="0" w:lastColumn="0" w:oddVBand="0" w:evenVBand="0" w:oddHBand="0" w:evenHBand="0" w:firstRowFirstColumn="0" w:firstRowLastColumn="0" w:lastRowFirstColumn="0" w:lastRowLastColumn="0"/>
               <w:rPr>
-                <w:rFonts w:asciiTheme="minorHAnsi" w:hAnsiTheme="minorHAnsi"/>
-                <w:b w:val="0"/>
-                <w:bCs w:val="0"/>
-                <w:sz w:val="22"/>
-                <w:szCs w:val="22"/>
                 <w:lang w:eastAsia="en-US"/>
               </w:rPr>
             </w:pPr>
@@ -3132,16 +2306,11 @@
         </w:tc>
         <w:sdt>
           <w:sdtPr>
-            <w:rPr>
-              <w:rFonts w:eastAsia="Times New Roman"/>
-              <w:sz w:val="22"/>
-              <w:szCs w:val="22"/>
-            </w:rPr>
             <w:alias w:val="TotalCO2e"/>
             <w:tag w:val="#BC:InsertDataItem,DataItems/Header/Totals/TotalCO2e"/>
             <w:id w:val="-1661767444"/>
             <w:placeholder>
-              <w:docPart w:val="3D499474DEFC428389A31EE2E4D91073"/>
+              <w:docPart w:val="DC098D137924436A9E9190E4AFE10321"/>
             </w:placeholder>
             <w:dataBinding w:prefixMappings="xmlns:ns0='urn:microsoft-dynamics-nav/reports/Standard_Sales_Quote/1304/'" w:xpath="/ns0:NavWordReportXmlPart[1]/ns0:Header[1]/ns0:Totals[1]/ns0:TotalCO2e[1]" w:storeItemID="{00000000-0000-0000-0000-000000000000}"/>
             <w15:color w:val="808080"/>
@@ -3151,32 +2320,16 @@
           <w:sdtContent>
             <w:tc>
               <w:tcPr>
-                <w:tcW w:w="4562" w:type="dxa"/>
-                <w:tcBorders>
-                  <w:top w:val="single" w:color="auto" w:sz="8" w:space="0"/>
-                </w:tcBorders>
+                <w:tcW w:w="2095" w:type="pct"/>
+                <w:gridSpan w:val="2"/>
               </w:tcPr>
               <w:p>
                 <w:pPr>
+                  <w:pStyle w:val="BCLabelNumber"/>
                   <w:spacing w:before="120" w:after="120"/>
                   <w:jc w:val="right"/>
-                  <w:cnfStyle w:val="010000000000" w:firstRow="0" w:lastRow="1" w:firstColumn="0" w:lastColumn="0" w:oddVBand="0" w:evenVBand="0" w:oddHBand="0" w:evenHBand="0" w:firstRowFirstColumn="0" w:firstRowLastColumn="0" w:lastRowFirstColumn="0" w:lastRowLastColumn="0"/>
-                  <w:rPr>
-                    <w:rFonts w:eastAsia="Times New Roman" w:asciiTheme="minorHAnsi" w:hAnsiTheme="minorHAnsi"/>
-                    <w:b w:val="0"/>
-                    <w:bCs w:val="0"/>
-                    <w:sz w:val="22"/>
-                    <w:szCs w:val="22"/>
-                  </w:rPr>
                 </w:pPr>
                 <w:r>
-                  <w:rPr>
-                    <w:rFonts w:eastAsia="Times New Roman" w:asciiTheme="minorHAnsi" w:hAnsiTheme="minorHAnsi"/>
-                    <w:b w:val="0"/>
-                    <w:bCs w:val="0"/>
-                    <w:sz w:val="22"/>
-                    <w:szCs w:val="22"/>
-                  </w:rPr>
                   <w:t>TotalCO2e</w:t>
                 </w:r>
               </w:p>
@@ -3187,77 +2340,57 @@
     </w:tbl>
     <w:p>
       <w:pPr>
-        <w:rPr>
-          <w:sz w:val="22"/>
-          <w:szCs w:val="22"/>
-        </w:rPr>
+        <w:spacing w:after="0" w:line="240" w:lineRule="auto"/>
       </w:pPr>
     </w:p>
     <w:tbl>
       <w:tblPr>
-        <w:tblW w:w="15422" w:type="dxa"/>
-        <w:tblCellMar>
-          <w:left w:w="0" w:type="dxa"/>
-          <w:right w:w="0" w:type="dxa"/>
-        </w:tblCellMar>
-        <w:tblLook w:val="0000" w:firstRow="0" w:lastRow="0" w:firstColumn="0" w:lastColumn="0" w:noHBand="0" w:noVBand="0"/>
+        <w:tblStyle w:val="BCBlockTable"/>
+        <w:tblW w:w="5000" w:type="pct"/>
+        <w:tblLook w:val="0620" w:firstRow="1" w:lastRow="0" w:firstColumn="0" w:lastColumn="0" w:noHBand="1" w:noVBand="1"/>
         <w:tblCaption w:val="Note Block"/>
+        <w:tblDescription w:val="Layout table. Used for positioning, not for tabular data."/>
       </w:tblPr>
       <w:tblGrid>
-        <w:gridCol w:w="15422"/>
+        <w:gridCol w:w="15686"/>
       </w:tblGrid>
       <w:tr>
+        <w:trPr>
+          <w:cnfStyle w:val="100000000000" w:firstRow="1" w:lastRow="0" w:firstColumn="0" w:lastColumn="0" w:oddVBand="0" w:evenVBand="0" w:oddHBand="0" w:evenHBand="0" w:firstRowFirstColumn="0" w:firstRowLastColumn="0" w:lastRowFirstColumn="0" w:lastRowLastColumn="0"/>
+          <w:cantSplit/>
+        </w:trPr>
         <w:sdt>
           <w:sdtPr>
-            <w:rPr>
-              <w:iCs/>
-            </w:rPr>
             <w:alias w:val="WorkDescriptionLine"/>
             <w:tag w:val="#BC:InsertDataItem,DataItems/Header/WorkDescriptionLines/WorkDescriptionLine"/>
             <w:id w:val="1996985812"/>
             <w:placeholder>
-              <w:docPart w:val="4A560B80657F4170AD0AA48DEC2B72A9"/>
+              <w:docPart w:val="048C0A511EDA446C848DFBBE8150E48C"/>
             </w:placeholder>
+            <w:dataBinding w:prefixMappings="xmlns:ns0='urn:microsoft-dynamics-nav/reports/Standard_Sales_Quote/1304/'" w:xpath="/ns0:NavWordReportXmlPart[1]/ns0:Header[1]/ns0:WorkDescriptionLines[1]/ns0:WorkDescriptionLine[1]" w:storeItemID="{00000000-0000-0000-0000-000000000000}"/>
             <w15:color w:val="808080"/>
             <w:text/>
-            <w:dataBinding w:prefixMappings="xmlns:ns0='urn:microsoft-dynamics-nav/reports/Standard_Sales_Quote/1304/'" w:xpath="/ns0:NavWordReportXmlPart[1]/ns0:Header[1]/ns0:WorkDescriptionLines[1]/ns0:WorkDescriptionLine[1]"/>
           </w:sdtPr>
           <w:sdtEndPr/>
           <w:sdtContent>
             <w:tc>
               <w:tcPr>
-                <w:tcW w:w="10610" w:type="dxa"/>
+                <w:tcW w:w="5000" w:type="pct"/>
               </w:tcPr>
               <w:p>
                 <w:pPr>
+                  <w:pStyle w:val="NoSpacing"/>
                   <w:ind w:right="26"/>
-                  <w:rPr>
-                    <w:iCs/>
-                  </w:rPr>
                 </w:pPr>
-                <w:proofErr w:type="spellStart"/>
                 <w:r>
-                  <w:rPr>
-                    <w:iCs/>
-                  </w:rPr>
                   <w:t>WorkDescriptionLine</w:t>
                 </w:r>
-                <w:proofErr w:type="spellEnd"/>
               </w:p>
             </w:tc>
           </w:sdtContent>
         </w:sdt>
       </w:tr>
     </w:tbl>
-    <w:p>
-      <w:pPr>
-        <w:ind w:right="26"/>
-        <w:rPr>
-          <w:iCs/>
-        </w:rPr>
-      </w:pPr>
-    </w:p>
-    <w:p/>
     <w:p/>
     <w:sectPr>
       <w:pgSz w:w="16838" w:h="11906" w:orient="landscape"/>
@@ -3278,7 +2411,7 @@
         <w:kern w:val="2"/>
         <w:sz w:val="24"/>
         <w:szCs w:val="24"/>
-        <w:lang w:val="en-DK" w:eastAsia="en-DK" w:bidi="ar-SA"/>
+        <w:lang w:bidi="ar-SA"/>
         <w14:ligatures w14:val="standardContextual"/>
       </w:rPr>
     </w:rPrDefault>
@@ -3678,7 +2811,7 @@
     <w:uiPriority w:val="9"/>
     <w:unhideWhenUsed/>
     <w:qFormat/>
-    <w:rsid w:val="007E5216"/>
+    <w:rsid w:val="008103EA"/>
     <w:pPr>
       <w:keepNext/>
       <w:keepLines/>
@@ -3725,7 +2858,7 @@
     <w:basedOn w:val="DefaultParagraphFont"/>
     <w:link w:val="Heading2"/>
     <w:uiPriority w:val="9"/>
-    <w:rsid w:val="007E5216"/>
+    <w:rsid w:val="008103EA"/>
     <w:rPr>
       <w:rFonts w:asciiTheme="majorHAnsi" w:eastAsiaTheme="majorEastAsia" w:hAnsiTheme="majorHAnsi" w:cstheme="majorBidi"/>
       <w:color w:val="0F4761" w:themeColor="accent1" w:themeShade="BF"/>
@@ -3739,7 +2872,7 @@
     <w:aliases w:val="Default"/>
     <w:basedOn w:val="TableNormal"/>
     <w:uiPriority w:val="39"/>
-    <w:rsid w:val="007E5216"/>
+    <w:rsid w:val="008103EA"/>
     <w:pPr>
       <w:spacing w:after="0" w:line="240" w:lineRule="auto"/>
     </w:pPr>
@@ -3767,7 +2900,7 @@
     <w:name w:val="Strong"/>
     <w:uiPriority w:val="22"/>
     <w:qFormat/>
-    <w:rsid w:val="007E5216"/>
+    <w:rsid w:val="008103EA"/>
     <w:rPr>
       <w:b/>
       <w:bCs/>
@@ -3778,13 +2911,13 @@
     <w:basedOn w:val="ListTable1Light-Accent2"/>
     <w:next w:val="ListTable1Light-Accent1"/>
     <w:uiPriority w:val="46"/>
-    <w:rsid w:val="007E5216"/>
+    <w:rsid w:val="008103EA"/>
     <w:rPr>
       <w:rFonts w:ascii="Segoe UI" w:eastAsia="Aptos" w:hAnsi="Segoe UI"/>
       <w:kern w:val="0"/>
       <w:sz w:val="20"/>
       <w:szCs w:val="20"/>
-      <w:lang w:val="en-DK" w:eastAsia="en-DK"/>
+      <w:lang w:val="en-US" w:eastAsia="en-US"/>
       <w14:ligatures w14:val="none"/>
     </w:rPr>
     <w:tblPr/>
@@ -3849,7 +2982,7 @@
     <w:name w:val="List Table 1 Light Accent 2"/>
     <w:basedOn w:val="TableNormal"/>
     <w:uiPriority w:val="46"/>
-    <w:rsid w:val="007E5216"/>
+    <w:rsid w:val="008103EA"/>
     <w:pPr>
       <w:spacing w:after="0" w:line="240" w:lineRule="auto"/>
     </w:pPr>
@@ -3910,7 +3043,7 @@
     <w:name w:val="List Table 1 Light Accent 1"/>
     <w:basedOn w:val="TableNormal"/>
     <w:uiPriority w:val="46"/>
-    <w:rsid w:val="007E5216"/>
+    <w:rsid w:val="008103EA"/>
     <w:pPr>
       <w:spacing w:after="0" w:line="240" w:lineRule="auto"/>
     </w:pPr>
@@ -3972,20 +3105,346 @@
     <w:basedOn w:val="DefaultParagraphFont"/>
     <w:uiPriority w:val="99"/>
     <w:semiHidden/>
-    <w:rsid w:val="007E5216"/>
+    <w:rsid w:val="008103EA"/>
     <w:rPr>
       <w:color w:val="666666"/>
     </w:rPr>
+  </w:style>
+  <w:style w:type="table" w:customStyle="1" w:styleId="CLSequoiatablestyle0211">
+    <w:name w:val="CL_Sequoia_table style0211"/>
+    <w:basedOn w:val="ListTable1Light-Accent2"/>
+    <w:next w:val="ListTable1Light-Accent1"/>
+    <w:uiPriority w:val="46"/>
+    <w:rsid w:val="00267A96"/>
+    <w:rPr>
+      <w:rFonts w:ascii="Segoe UI" w:eastAsia="Aptos" w:hAnsi="Segoe UI"/>
+      <w:kern w:val="0"/>
+      <w:sz w:val="20"/>
+      <w:szCs w:val="20"/>
+      <w:lang w:val="da-DK" w:eastAsia="da-DK"/>
+      <w14:ligatures w14:val="none"/>
+    </w:rPr>
+    <w:tblPr/>
+    <w:tblStylePr w:type="firstRow">
+      <w:rPr>
+        <w:rFonts w:ascii="Segoe UI Semibold" w:hAnsi="Segoe UI Semibold"/>
+        <w:b w:val="0"/>
+        <w:bCs/>
+      </w:rPr>
+      <w:tblPr/>
+      <w:tcPr>
+        <w:tcBorders>
+          <w:bottom w:val="single" w:sz="4" w:space="0" w:color="EEF0F1"/>
+        </w:tcBorders>
+      </w:tcPr>
+    </w:tblStylePr>
+    <w:tblStylePr w:type="lastRow">
+      <w:rPr>
+        <w:rFonts w:ascii="Segoe UI" w:hAnsi="Segoe UI"/>
+        <w:b/>
+        <w:bCs/>
+      </w:rPr>
+      <w:tblPr/>
+      <w:tcPr>
+        <w:tcBorders>
+          <w:top w:val="single" w:sz="4" w:space="0" w:color="EEF0F1"/>
+        </w:tcBorders>
+      </w:tcPr>
+    </w:tblStylePr>
+    <w:tblStylePr w:type="firstCol">
+      <w:rPr>
+        <w:b w:val="0"/>
+        <w:bCs/>
+      </w:rPr>
+    </w:tblStylePr>
+    <w:tblStylePr w:type="lastCol">
+      <w:rPr>
+        <w:b/>
+        <w:bCs/>
+      </w:rPr>
+    </w:tblStylePr>
+    <w:tblStylePr w:type="band1Vert">
+      <w:tblPr/>
+      <w:tcPr>
+        <w:shd w:val="clear" w:color="auto" w:fill="F9FAFA"/>
+      </w:tcPr>
+    </w:tblStylePr>
+    <w:tblStylePr w:type="band1Horz">
+      <w:tblPr/>
+      <w:tcPr>
+        <w:shd w:val="clear" w:color="auto" w:fill="FFFFFF"/>
+      </w:tcPr>
+    </w:tblStylePr>
+    <w:tblStylePr w:type="band2Horz">
+      <w:tblPr/>
+      <w:tcPr>
+        <w:shd w:val="clear" w:color="auto" w:fill="F5F7F8"/>
+      </w:tcPr>
+    </w:tblStylePr>
+  </w:style>
+  <w:style w:type="table" w:customStyle="1" w:styleId="TableGrid1">
+    <w:name w:val="Table Grid1"/>
+    <w:basedOn w:val="TableNormal"/>
+    <w:next w:val="TableGrid"/>
+    <w:uiPriority w:val="39"/>
+    <w:rsid w:val="000507D0"/>
+    <w:pPr>
+      <w:spacing w:after="0" w:line="240" w:lineRule="auto"/>
+    </w:pPr>
+    <w:rPr>
+      <w:rFonts w:eastAsia="Calibri"/>
+      <w:kern w:val="0"/>
+      <w:sz w:val="22"/>
+      <w:szCs w:val="22"/>
+      <w:lang w:val="en-US" w:eastAsia="en-US"/>
+      <w14:ligatures w14:val="none"/>
+    </w:rPr>
+    <w:tblPr>
+      <w:tblBorders>
+        <w:top w:val="single" w:sz="4" w:space="0" w:color="auto"/>
+        <w:left w:val="single" w:sz="4" w:space="0" w:color="auto"/>
+        <w:bottom w:val="single" w:sz="4" w:space="0" w:color="auto"/>
+        <w:right w:val="single" w:sz="4" w:space="0" w:color="auto"/>
+        <w:insideH w:val="single" w:sz="4" w:space="0" w:color="auto"/>
+        <w:insideV w:val="single" w:sz="4" w:space="0" w:color="auto"/>
+      </w:tblBorders>
+    </w:tblPr>
+  </w:style>
+  <w:style w:type="paragraph" w:styleId="NoSpacing">
+    <w:name w:val="No Spacing"/>
+    <w:uiPriority w:val="1"/>
+    <w:qFormat/>
+    <w:rsid w:val="00416FC2"/>
+    <w:pPr>
+      <w:spacing w:after="0" w:line="240" w:lineRule="auto"/>
+    </w:pPr>
+    <w:rPr>
+      <w:rFonts w:eastAsiaTheme="minorHAnsi"/>
+      <w:color w:val="000000" w:themeColor="text1"/>
+    </w:rPr>
+  </w:style>
+  <w:style w:type="paragraph" w:customStyle="1" w:styleId="BCNumber">
+    <w:name w:val="BC Number"/>
+    <w:basedOn w:val="NoSpacing"/>
+    <w:next w:val="Normal"/>
+    <w:uiPriority w:val="2"/>
+    <w:qFormat/>
+    <w:rPr>
+      <w14:numSpacing w14:val="tabular"/>
+    </w:rPr>
+  </w:style>
+  <w:style w:type="paragraph" w:customStyle="1" w:styleId="BCLabel">
+    <w:name w:val="BC Label"/>
+    <w:basedOn w:val="NoSpacing"/>
+    <w:next w:val="Normal"/>
+    <w:uiPriority w:val="2"/>
+    <w:qFormat/>
+    <w:pPr>
+      <w:keepNext/>
+    </w:pPr>
+    <w:rPr>
+      <w:rFonts w:asciiTheme="majorHAnsi" w:eastAsiaTheme="majorEastAsia" w:hAnsiTheme="majorHAnsi" w:cstheme="majorBidi"/>
+    </w:rPr>
+  </w:style>
+  <w:style w:type="paragraph" w:customStyle="1" w:styleId="BCLabelNumber">
+    <w:name w:val="BC Label Number"/>
+    <w:basedOn w:val="BCLabel"/>
+    <w:next w:val="Normal"/>
+    <w:uiPriority w:val="2"/>
+    <w:qFormat/>
+    <w:rPr>
+      <w14:numSpacing w14:val="tabular"/>
+    </w:rPr>
+  </w:style>
+  <w:style w:type="table" w:customStyle="1" w:styleId="BCBlockTable">
+    <w:name w:val="BC Block Table"/>
+    <w:basedOn w:val="TableNormal"/>
+    <w:uiPriority w:val="99"/>
+    <w:qFormat/>
+    <w:pPr>
+      <w:spacing w:after="0" w:line="240" w:lineRule="auto"/>
+    </w:pPr>
+    <w:tblPr>
+      <w:tblStyleRowBandSize w:val="1"/>
+      <w:tblStyleColBandSize w:val="1"/>
+      <w:tblCellMar>
+        <w:left w:w="0" w:type="dxa"/>
+        <w:right w:w="0" w:type="dxa"/>
+      </w:tblCellMar>
+    </w:tblPr>
+    <w:tblStylePr w:type="firstRow">
+      <w:rPr>
+        <w:rFonts w:asciiTheme="majorHAnsi" w:hAnsiTheme="majorHAnsi" w:cstheme="majorBidi"/>
+      </w:rPr>
+      <w:tblPr/>
+      <w:tcPr>
+        <w:vAlign w:val="top"/>
+      </w:tcPr>
+    </w:tblStylePr>
+  </w:style>
+  <w:style w:type="table" w:customStyle="1" w:styleId="BCDataTable">
+    <w:name w:val="BC Data Table"/>
+    <w:basedOn w:val="TableNormal"/>
+    <w:uiPriority w:val="99"/>
+    <w:qFormat/>
+    <w:pPr>
+      <w:spacing w:after="0" w:line="240" w:lineRule="auto"/>
+    </w:pPr>
+    <w:tblPr>
+      <w:tblStyleRowBandSize w:val="1"/>
+      <w:tblStyleColBandSize w:val="1"/>
+      <w:tblCellMar>
+        <w:left w:w="115" w:type="dxa"/>
+        <w:right w:w="115" w:type="dxa"/>
+      </w:tblCellMar>
+    </w:tblPr>
+    <w:tcPr>
+      <w:vAlign w:val="center"/>
+    </w:tcPr>
+    <w:tblStylePr w:type="firstRow">
+      <w:pPr>
+        <w:spacing w:before="160" w:after="80"/>
+      </w:pPr>
+      <w:rPr>
+        <w:rFonts w:asciiTheme="majorHAnsi" w:hAnsiTheme="majorHAnsi" w:cstheme="majorBidi"/>
+      </w:rPr>
+      <w:tblPr/>
+      <w:tcPr>
+        <w:tcBorders>
+          <w:bottom w:val="single" w:sz="4" w:space="0" w:color="000000" w:themeColor="text1"/>
+        </w:tcBorders>
+        <w:vAlign w:val="top"/>
+      </w:tcPr>
+    </w:tblStylePr>
+    <w:tblStylePr w:type="lastRow">
+      <w:tblPr/>
+      <w:tcPr>
+        <w:tcBorders>
+          <w:bottom w:val="single" w:sz="4" w:space="0" w:color="E8E8E8" w:themeColor="background2"/>
+        </w:tcBorders>
+      </w:tcPr>
+    </w:tblStylePr>
+    <w:tblStylePr w:type="band1Horz">
+      <w:tblPr/>
+      <w:tcPr>
+        <w:shd w:val="clear" w:color="auto" w:fill="auto"/>
+      </w:tcPr>
+    </w:tblStylePr>
+    <w:tblStylePr w:type="band2Horz">
+      <w:tblPr/>
+      <w:tcPr>
+        <w:shd w:val="clear" w:color="auto" w:fill="FAE2D5" w:themeFill="accent2" w:themeFillTint="33"/>
+      </w:tcPr>
+    </w:tblStylePr>
+  </w:style>
+  <w:style w:type="table" w:customStyle="1" w:styleId="BCTotalsTable">
+    <w:name w:val="BC Totals Table"/>
+    <w:basedOn w:val="TableNormal"/>
+    <w:uiPriority w:val="99"/>
+    <w:qFormat/>
+    <w:pPr>
+      <w:spacing w:after="0" w:line="240" w:lineRule="auto"/>
+    </w:pPr>
+    <w:tblPr>
+      <w:tblStyleRowBandSize w:val="1"/>
+      <w:tblStyleColBandSize w:val="1"/>
+      <w:tblCellMar>
+        <w:left w:w="115" w:type="dxa"/>
+        <w:right w:w="115" w:type="dxa"/>
+      </w:tblCellMar>
+    </w:tblPr>
+    <w:tcPr>
+      <w:vAlign w:val="center"/>
+    </w:tcPr>
+    <w:tblStylePr w:type="lastRow">
+      <w:rPr>
+        <w:rFonts w:asciiTheme="majorHAnsi" w:hAnsiTheme="majorHAnsi" w:cstheme="majorBidi"/>
+      </w:rPr>
+      <w:tblPr/>
+      <w:tcPr>
+        <w:tcBorders>
+          <w:top w:val="single" w:sz="4" w:space="0" w:color="000000" w:themeColor="text1"/>
+          <w:bottom w:val="single" w:sz="8" w:space="0" w:color="000000" w:themeColor="text1"/>
+        </w:tcBorders>
+      </w:tcPr>
+    </w:tblStylePr>
+  </w:style>
+  <w:style w:type="table" w:customStyle="1" w:styleId="BCCalculationTable">
+    <w:name w:val="BC Calculation Table"/>
+    <w:basedOn w:val="TableNormal"/>
+    <w:uiPriority w:val="99"/>
+    <w:qFormat/>
+    <w:pPr>
+      <w:spacing w:after="0" w:line="240" w:lineRule="auto"/>
+    </w:pPr>
+    <w:tblPr>
+      <w:tblStyleRowBandSize w:val="1"/>
+      <w:tblStyleColBandSize w:val="1"/>
+      <w:tblCellMar>
+        <w:top w:w="58" w:type="dxa"/>
+        <w:left w:w="0" w:type="dxa"/>
+        <w:bottom w:w="58" w:type="dxa"/>
+        <w:right w:w="0" w:type="dxa"/>
+      </w:tblCellMar>
+    </w:tblPr>
+    <w:tcPr>
+      <w:vAlign w:val="center"/>
+    </w:tcPr>
+    <w:tblStylePr w:type="firstRow">
+      <w:rPr>
+        <w:rFonts w:asciiTheme="majorHAnsi" w:hAnsiTheme="majorHAnsi" w:cstheme="majorBidi"/>
+      </w:rPr>
+      <w:tblPr/>
+      <w:tcPr>
+        <w:vAlign w:val="bottom"/>
+      </w:tcPr>
+    </w:tblStylePr>
+    <w:tblStylePr w:type="lastRow">
+      <w:rPr>
+        <w:rFonts w:asciiTheme="majorHAnsi" w:hAnsiTheme="majorHAnsi" w:cstheme="majorBidi"/>
+      </w:rPr>
+      <w:tblPr/>
+      <w:tcPr>
+        <w:tcBorders>
+          <w:top w:val="single" w:sz="4" w:space="0" w:color="000000" w:themeColor="text1"/>
+        </w:tcBorders>
+      </w:tcPr>
+    </w:tblStylePr>
+  </w:style>
+  <w:style w:type="table" w:customStyle="1" w:styleId="BCSignatureTable">
+    <w:name w:val="BC Signature Table"/>
+    <w:basedOn w:val="TableNormal"/>
+    <w:uiPriority w:val="99"/>
+    <w:qFormat/>
+    <w:pPr>
+      <w:spacing w:after="0" w:line="240" w:lineRule="auto"/>
+    </w:pPr>
+    <w:tblPr>
+      <w:tblStyleRowBandSize w:val="1"/>
+      <w:tblStyleColBandSize w:val="1"/>
+      <w:tblCellMar>
+        <w:left w:w="0" w:type="dxa"/>
+        <w:right w:w="0" w:type="dxa"/>
+      </w:tblCellMar>
+    </w:tblPr>
+    <w:tblStylePr w:type="lastRow">
+      <w:tblPr/>
+      <w:tcPr>
+        <w:tcBorders>
+          <w:bottom w:val="single" w:sz="4" w:space="0" w:color="000000" w:themeColor="text1"/>
+        </w:tcBorders>
+      </w:tcPr>
+    </w:tblStylePr>
   </w:style>
 </w:styles>
 </file>
 
 <file path=word/glossary/document.xml><?xml version="1.0" encoding="utf-8"?>
-<w:glossaryDocument xmlns:wpc="http://schemas.microsoft.com/office/word/2010/wordprocessingCanvas" xmlns:cx="http://schemas.microsoft.com/office/drawing/2014/chartex" xmlns:cx1="http://schemas.microsoft.com/office/drawing/2015/9/8/chartex" xmlns:cx2="http://schemas.microsoft.com/office/drawing/2015/10/21/chartex" xmlns:cx3="http://schemas.microsoft.com/office/drawing/2016/5/9/chartex" xmlns:cx4="http://schemas.microsoft.com/office/drawing/2016/5/10/chartex" xmlns:cx5="http://schemas.microsoft.com/office/drawing/2016/5/11/chartex" xmlns:cx6="http://schemas.microsoft.com/office/drawing/2016/5/12/chartex" xmlns:cx7="http://schemas.microsoft.com/office/drawing/2016/5/13/chartex" xmlns:cx8="http://schemas.microsoft.com/office/drawing/2016/5/14/chartex" xmlns:mc="http://schemas.openxmlformats.org/markup-compatibility/2006" xmlns:aink="http://schemas.microsoft.com/office/drawing/2016/ink" xmlns:am3d="http://schemas.microsoft.com/office/drawing/2017/model3d" xmlns:o="urn:schemas-microsoft-com:office:office" xmlns:oel="http://schemas.microsoft.com/office/2019/extlst" xmlns:r="http://schemas.openxmlformats.org/officeDocument/2006/relationships" xmlns:m="http://schemas.openxmlformats.org/officeDocument/2006/math" xmlns:v="urn:schemas-microsoft-com:vml" xmlns:wp14="http://schemas.microsoft.com/office/word/2010/wordprocessingDrawing" xmlns:wp="http://schemas.openxmlformats.org/drawingml/2006/wordprocessingDrawing" xmlns:w10="urn:schemas-microsoft-com:office:word" xmlns:w="http://schemas.openxmlformats.org/wordprocessingml/2006/main" xmlns:w14="http://schemas.microsoft.com/office/word/2010/wordml" xmlns:w15="http://schemas.microsoft.com/office/word/2012/wordml" xmlns:w16cex="http://schemas.microsoft.com/office/word/2018/wordml/cex" xmlns:w16cid="http://schemas.microsoft.com/office/word/2016/wordml/cid" xmlns:w16="http://schemas.microsoft.com/office/word/2018/wordml" xmlns:w16du="http://schemas.microsoft.com/office/word/2023/wordml/word16du" xmlns:w16sdtdh="http://schemas.microsoft.com/office/word/2020/wordml/sdtdatahash" xmlns:w16sdtfl="http://schemas.microsoft.com/office/word/2024/wordml/sdtformatlock" xmlns:w16se="http://schemas.microsoft.com/office/word/2015/wordml/symex" xmlns:wpg="http://schemas.microsoft.com/office/word/2010/wordprocessingGroup" xmlns:wpi="http://schemas.microsoft.com/office/word/2010/wordprocessingInk" xmlns:wne="http://schemas.microsoft.com/office/word/2006/wordml" xmlns:wps="http://schemas.microsoft.com/office/word/2010/wordprocessingShape" mc:Ignorable="w14 w15 w16se w16cid w16 w16cex w16sdtdh w16sdtfl w16du wp14">
+<w:glossaryDocument xmlns:wpc="http://schemas.microsoft.com/office/word/2010/wordprocessingCanvas" xmlns:cx="http://schemas.microsoft.com/office/drawing/2014/chartex" xmlns:cx1="http://schemas.microsoft.com/office/drawing/2015/9/8/chartex" xmlns:cx2="http://schemas.microsoft.com/office/drawing/2015/10/21/chartex" xmlns:cx3="http://schemas.microsoft.com/office/drawing/2016/5/9/chartex" xmlns:cx4="http://schemas.microsoft.com/office/drawing/2016/5/10/chartex" xmlns:cx5="http://schemas.microsoft.com/office/drawing/2016/5/11/chartex" xmlns:cx6="http://schemas.microsoft.com/office/drawing/2016/5/12/chartex" xmlns:cx7="http://schemas.microsoft.com/office/drawing/2016/5/13/chartex" xmlns:cx8="http://schemas.microsoft.com/office/drawing/2016/5/14/chartex" xmlns:mc="http://schemas.openxmlformats.org/markup-compatibility/2006" xmlns:aink="http://schemas.microsoft.com/office/drawing/2016/ink" xmlns:am3d="http://schemas.microsoft.com/office/drawing/2017/model3d" xmlns:o="urn:schemas-microsoft-com:office:office" xmlns:oel="http://schemas.microsoft.com/office/2019/extlst" xmlns:r="http://schemas.openxmlformats.org/officeDocument/2006/relationships" xmlns:m="http://schemas.openxmlformats.org/officeDocument/2006/math" xmlns:v="urn:schemas-microsoft-com:vml" xmlns:wp14="http://schemas.microsoft.com/office/word/2010/wordprocessingDrawing" xmlns:wp="http://schemas.openxmlformats.org/drawingml/2006/wordprocessingDrawing" xmlns:w10="urn:schemas-microsoft-com:office:word" xmlns:w="http://schemas.openxmlformats.org/wordprocessingml/2006/main" xmlns:w14="http://schemas.microsoft.com/office/word/2010/wordml" xmlns:w15="http://schemas.microsoft.com/office/word/2012/wordml" xmlns:w16cei="http://schemas.microsoft.com/office/word/2026/wordml/cei" xmlns:w16cex="http://schemas.microsoft.com/office/word/2018/wordml/cex" xmlns:w16cid="http://schemas.microsoft.com/office/word/2016/wordml/cid" xmlns:w16="http://schemas.microsoft.com/office/word/2018/wordml" xmlns:w16du="http://schemas.microsoft.com/office/word/2023/wordml/word16du" xmlns:w16sdtdh="http://schemas.microsoft.com/office/word/2020/wordml/sdtdatahash" xmlns:w16sdtfl="http://schemas.microsoft.com/office/word/2024/wordml/sdtformatlock" xmlns:w16se="http://schemas.microsoft.com/office/word/2015/wordml/symex" xmlns:wpg="http://schemas.microsoft.com/office/word/2010/wordprocessingGroup" xmlns:wpi="http://schemas.microsoft.com/office/word/2010/wordprocessingInk" xmlns:wne="http://schemas.microsoft.com/office/word/2006/wordml" xmlns:wps="http://schemas.microsoft.com/office/word/2010/wordprocessingShape" mc:Ignorable="w14 w15 w16se w16cid w16 w16cex w16sdtdh w16sdtfl w16du wp14">
   <w:docParts>
     <w:docPart>
       <w:docPartPr>
-        <w:name w:val="19FE2BD8170048109C28FC3304CDC10F"/>
+        <w:name w:val="DefaultPlaceholder_-1854013440"/>
         <w:category>
           <w:name w:val="General"/>
           <w:gallery w:val="placeholder"/>
@@ -3996,12 +3455,38 @@
         <w:behaviors>
           <w:behavior w:val="content"/>
         </w:behaviors>
-        <w:guid w:val="{D93B2FF9-C485-40D0-8958-0929E8912FBF}"/>
+        <w:guid w:val="{C9683F0A-0D64-4D58-B79A-817784B5B55C}"/>
+      </w:docPartPr>
+      <w:docPartBody>
+        <w:p>
+          <w:r>
+            <w:rPr>
+              <w:rStyle w:val="PlaceholderText"/>
+            </w:rPr>
+            <w:t>Click or tap here to enter text.</w:t>
+          </w:r>
+        </w:p>
+      </w:docPartBody>
+    </w:docPart>
+    <w:docPart>
+      <w:docPartPr>
+        <w:name w:val="BF197F6806704546B700202E7CF6AD5D"/>
+        <w:category>
+          <w:name w:val="General"/>
+          <w:gallery w:val="placeholder"/>
+        </w:category>
+        <w:types>
+          <w:type w:val="bbPlcHdr"/>
+        </w:types>
+        <w:behaviors>
+          <w:behavior w:val="content"/>
+        </w:behaviors>
+        <w:guid w:val="{D23F1B80-CB43-4635-AA98-DB9B6E5A5284}"/>
       </w:docPartPr>
       <w:docPartBody>
         <w:p>
           <w:pPr>
-            <w:pStyle w:val="19FE2BD8170048109C28FC3304CDC10F"/>
+            <w:pStyle w:val="BF197F6806704546B700202E7CF6AD5D"/>
           </w:pPr>
           <w:r>
             <w:rPr>
@@ -4014,7 +3499,7 @@
     </w:docPart>
     <w:docPart>
       <w:docPartPr>
-        <w:name w:val="4D0E7DA22D7F4710ABEB2190B50E4627"/>
+        <w:name w:val="4C36D81245204C02A31089D20E34C10A"/>
         <w:category>
           <w:name w:val="General"/>
           <w:gallery w:val="placeholder"/>
@@ -4025,12 +3510,12 @@
         <w:behaviors>
           <w:behavior w:val="content"/>
         </w:behaviors>
-        <w:guid w:val="{745CAD54-1CBF-4609-AF1E-6EB23BEBBA9D}"/>
+        <w:guid w:val="{7AA7D91C-76EA-45D1-88A9-056327B0AA58}"/>
       </w:docPartPr>
       <w:docPartBody>
         <w:p>
           <w:pPr>
-            <w:pStyle w:val="4D0E7DA22D7F4710ABEB2190B50E4627"/>
+            <w:pStyle w:val="4C36D81245204C02A31089D20E34C10A"/>
           </w:pPr>
           <w:r>
             <w:rPr>
@@ -4043,7 +3528,7 @@
     </w:docPart>
     <w:docPart>
       <w:docPartPr>
-        <w:name w:val="72111B1111AD441EA927073298A74A34"/>
+        <w:name w:val="F47C5E35A87C41DBA54AD3B633C7533D"/>
         <w:category>
           <w:name w:val="General"/>
           <w:gallery w:val="placeholder"/>
@@ -4054,12 +3539,12 @@
         <w:behaviors>
           <w:behavior w:val="content"/>
         </w:behaviors>
-        <w:guid w:val="{C5AC30CF-8578-4505-AC2E-CDBAE0406F0B}"/>
+        <w:guid w:val="{6DA4608B-83A6-4253-999C-3D7988B75730}"/>
       </w:docPartPr>
       <w:docPartBody>
         <w:p>
           <w:pPr>
-            <w:pStyle w:val="72111B1111AD441EA927073298A74A34"/>
+            <w:pStyle w:val="F47C5E35A87C41DBA54AD3B633C7533D"/>
           </w:pPr>
           <w:r>
             <w:rPr>
@@ -4072,7 +3557,7 @@
     </w:docPart>
     <w:docPart>
       <w:docPartPr>
-        <w:name w:val="3F5AB3899AC8496EB2EE58F0D6BC6622"/>
+        <w:name w:val="F24C3B7860CE436ABB1FAB0636089B5D"/>
         <w:category>
           <w:name w:val="General"/>
           <w:gallery w:val="placeholder"/>
@@ -4083,12 +3568,12 @@
         <w:behaviors>
           <w:behavior w:val="content"/>
         </w:behaviors>
-        <w:guid w:val="{3A39F0F4-D157-49C9-BE11-BB6837CEFEF0}"/>
+        <w:guid w:val="{5D347EA2-6810-45B1-BFD7-5ADE370B1360}"/>
       </w:docPartPr>
       <w:docPartBody>
         <w:p>
           <w:pPr>
-            <w:pStyle w:val="3F5AB3899AC8496EB2EE58F0D6BC6622"/>
+            <w:pStyle w:val="F24C3B7860CE436ABB1FAB0636089B5D"/>
           </w:pPr>
           <w:r>
             <w:rPr>
@@ -4101,7 +3586,7 @@
     </w:docPart>
     <w:docPart>
       <w:docPartPr>
-        <w:name w:val="A1DD62B2824A4A8684A8C501165B1F63"/>
+        <w:name w:val="B6296AF1EE56482F9313EE3FFC509E33"/>
         <w:category>
           <w:name w:val="General"/>
           <w:gallery w:val="placeholder"/>
@@ -4112,12 +3597,12 @@
         <w:behaviors>
           <w:behavior w:val="content"/>
         </w:behaviors>
-        <w:guid w:val="{F0E56054-C238-49E6-B58F-1307F4D073B2}"/>
+        <w:guid w:val="{36597547-B0A4-45F1-ADF2-6914EEBA4522}"/>
       </w:docPartPr>
       <w:docPartBody>
         <w:p>
           <w:pPr>
-            <w:pStyle w:val="A1DD62B2824A4A8684A8C501165B1F63"/>
+            <w:pStyle w:val="B6296AF1EE56482F9313EE3FFC509E33"/>
           </w:pPr>
           <w:r>
             <w:rPr>
@@ -4130,7 +3615,7 @@
     </w:docPart>
     <w:docPart>
       <w:docPartPr>
-        <w:name w:val="ABF554B4BF9A4DD0862C1785ED523E2B"/>
+        <w:name w:val="80C0EC7903F9419E86696179E371F5DF"/>
         <w:category>
           <w:name w:val="General"/>
           <w:gallery w:val="placeholder"/>
@@ -4141,12 +3626,12 @@
         <w:behaviors>
           <w:behavior w:val="content"/>
         </w:behaviors>
-        <w:guid w:val="{DC1A88FA-624B-4C64-ADE0-8A0E307389AB}"/>
+        <w:guid w:val="{9D4B8BAC-4938-4041-9D2D-10B02DBD0E2D}"/>
       </w:docPartPr>
       <w:docPartBody>
         <w:p>
           <w:pPr>
-            <w:pStyle w:val="ABF554B4BF9A4DD0862C1785ED523E2B"/>
+            <w:pStyle w:val="80C0EC7903F9419E86696179E371F5DF"/>
           </w:pPr>
           <w:r>
             <w:rPr>
@@ -4159,7 +3644,7 @@
     </w:docPart>
     <w:docPart>
       <w:docPartPr>
-        <w:name w:val="08C6750B7E864BC79604BAF7B42CEEFB"/>
+        <w:name w:val="18EDB98473954AAB87E4FEF1D0C49DF8"/>
         <w:category>
           <w:name w:val="General"/>
           <w:gallery w:val="placeholder"/>
@@ -4170,12 +3655,12 @@
         <w:behaviors>
           <w:behavior w:val="content"/>
         </w:behaviors>
-        <w:guid w:val="{352A4410-07D9-44E6-B9C1-37B3BF3A86BC}"/>
+        <w:guid w:val="{A6CB487C-3EF5-44C8-BD11-48862F204625}"/>
       </w:docPartPr>
       <w:docPartBody>
         <w:p>
           <w:pPr>
-            <w:pStyle w:val="08C6750B7E864BC79604BAF7B42CEEFB"/>
+            <w:pStyle w:val="18EDB98473954AAB87E4FEF1D0C49DF8"/>
           </w:pPr>
           <w:r>
             <w:rPr>
@@ -4188,7 +3673,7 @@
     </w:docPart>
     <w:docPart>
       <w:docPartPr>
-        <w:name w:val="92D27C5C8F3B4A149AA7180AEEC6CEBE"/>
+        <w:name w:val="D30A136D735E4AEAAA4428FDF2FAD541"/>
         <w:category>
           <w:name w:val="General"/>
           <w:gallery w:val="placeholder"/>
@@ -4199,12 +3684,12 @@
         <w:behaviors>
           <w:behavior w:val="content"/>
         </w:behaviors>
-        <w:guid w:val="{17059559-7574-4BCD-B84D-584DE7B5C73C}"/>
+        <w:guid w:val="{0766E146-D668-4B4A-839C-CD898BF8203D}"/>
       </w:docPartPr>
       <w:docPartBody>
         <w:p>
           <w:pPr>
-            <w:pStyle w:val="92D27C5C8F3B4A149AA7180AEEC6CEBE"/>
+            <w:pStyle w:val="D30A136D735E4AEAAA4428FDF2FAD541"/>
           </w:pPr>
           <w:r>
             <w:rPr>
@@ -4217,7 +3702,7 @@
     </w:docPart>
     <w:docPart>
       <w:docPartPr>
-        <w:name w:val="3BD326A489B347A692F6517C6D0A7D58"/>
+        <w:name w:val="4F053085853547C0A337A3E4FD31CB2A"/>
         <w:category>
           <w:name w:val="General"/>
           <w:gallery w:val="placeholder"/>
@@ -4228,12 +3713,41 @@
         <w:behaviors>
           <w:behavior w:val="content"/>
         </w:behaviors>
-        <w:guid w:val="{9A8917ED-7CFC-49F8-ABE6-1E642B760E50}"/>
+        <w:guid w:val="{988F538F-A3C2-412F-89CB-272B3103666C}"/>
       </w:docPartPr>
       <w:docPartBody>
         <w:p>
           <w:pPr>
-            <w:pStyle w:val="3BD326A489B347A692F6517C6D0A7D58"/>
+            <w:pStyle w:val="4F053085853547C0A337A3E4FD31CB2A"/>
+          </w:pPr>
+          <w:r>
+            <w:rPr>
+              <w:rStyle w:val="PlaceholderText"/>
+            </w:rPr>
+            <w:t>Line: Insert any data item you want to repeat.</w:t>
+          </w:r>
+        </w:p>
+      </w:docPartBody>
+    </w:docPart>
+    <w:docPart>
+      <w:docPartPr>
+        <w:name w:val="94FA79384A284262B7A7B82B32DEE5CC"/>
+        <w:category>
+          <w:name w:val="General"/>
+          <w:gallery w:val="placeholder"/>
+        </w:category>
+        <w:types>
+          <w:type w:val="bbPlcHdr"/>
+        </w:types>
+        <w:behaviors>
+          <w:behavior w:val="content"/>
+        </w:behaviors>
+        <w:guid w:val="{72715A97-AE5D-4F29-B6CE-B863F55ECBED}"/>
+      </w:docPartPr>
+      <w:docPartBody>
+        <w:p>
+          <w:pPr>
+            <w:pStyle w:val="94FA79384A284262B7A7B82B32DEE5CC"/>
           </w:pPr>
           <w:r>
             <w:rPr>
@@ -4246,7 +3760,7 @@
     </w:docPart>
     <w:docPart>
       <w:docPartPr>
-        <w:name w:val="DE9C2189A54949B1881F5B042F268C2A"/>
+        <w:name w:val="63AFC7670CA847F0867A562FD98D3C54"/>
         <w:category>
           <w:name w:val="General"/>
           <w:gallery w:val="placeholder"/>
@@ -4257,12 +3771,12 @@
         <w:behaviors>
           <w:behavior w:val="content"/>
         </w:behaviors>
-        <w:guid w:val="{AD9A1D1C-5FCC-4E51-AD60-9FC1270F8E66}"/>
+        <w:guid w:val="{812ED672-1261-4926-9821-E7944820E602}"/>
       </w:docPartPr>
       <w:docPartBody>
         <w:p>
           <w:pPr>
-            <w:pStyle w:val="DE9C2189A54949B1881F5B042F268C2A"/>
+            <w:pStyle w:val="63AFC7670CA847F0867A562FD98D3C54"/>
           </w:pPr>
           <w:r>
             <w:rPr>
@@ -4275,7 +3789,7 @@
     </w:docPart>
     <w:docPart>
       <w:docPartPr>
-        <w:name w:val="6AD33AA69D304DABB94D2DA5BDF8692A"/>
+        <w:name w:val="69B534E4C07A45FD87F7AC43D47003A0"/>
         <w:category>
           <w:name w:val="General"/>
           <w:gallery w:val="placeholder"/>
@@ -4286,12 +3800,12 @@
         <w:behaviors>
           <w:behavior w:val="content"/>
         </w:behaviors>
-        <w:guid w:val="{A8151E4B-14E9-4100-B944-6143CF2B11EC}"/>
+        <w:guid w:val="{74542492-3D7D-47C1-95E2-523B7E8C82A6}"/>
       </w:docPartPr>
       <w:docPartBody>
         <w:p>
           <w:pPr>
-            <w:pStyle w:val="6AD33AA69D304DABB94D2DA5BDF8692A"/>
+            <w:pStyle w:val="69B534E4C07A45FD87F7AC43D47003A0"/>
           </w:pPr>
           <w:r>
             <w:rPr>
@@ -4304,7 +3818,7 @@
     </w:docPart>
     <w:docPart>
       <w:docPartPr>
-        <w:name w:val="CD5537D15F514738A61DCF422B594462"/>
+        <w:name w:val="F7464BC180284B1BBE4C0AAE1E8723C1"/>
         <w:category>
           <w:name w:val="General"/>
           <w:gallery w:val="placeholder"/>
@@ -4315,12 +3829,12 @@
         <w:behaviors>
           <w:behavior w:val="content"/>
         </w:behaviors>
-        <w:guid w:val="{75BAA09D-7C72-4DBF-8D32-71261D283914}"/>
+        <w:guid w:val="{0572E4B0-A819-472E-B20B-52D23329C155}"/>
       </w:docPartPr>
       <w:docPartBody>
         <w:p>
           <w:pPr>
-            <w:pStyle w:val="CD5537D15F514738A61DCF422B594462"/>
+            <w:pStyle w:val="F7464BC180284B1BBE4C0AAE1E8723C1"/>
           </w:pPr>
           <w:r>
             <w:rPr>
@@ -4333,7 +3847,7 @@
     </w:docPart>
     <w:docPart>
       <w:docPartPr>
-        <w:name w:val="977258797C9A466DBF28FCA6A24B705F"/>
+        <w:name w:val="0A2287D22540458A996E0555CF419DBF"/>
         <w:category>
           <w:name w:val="General"/>
           <w:gallery w:val="placeholder"/>
@@ -4344,12 +3858,12 @@
         <w:behaviors>
           <w:behavior w:val="content"/>
         </w:behaviors>
-        <w:guid w:val="{169CA7C6-3FCA-431D-9694-3B4240EBCFA1}"/>
+        <w:guid w:val="{6ED2DDFB-49B3-4301-8CC0-46A55C30154C}"/>
       </w:docPartPr>
       <w:docPartBody>
         <w:p>
           <w:pPr>
-            <w:pStyle w:val="977258797C9A466DBF28FCA6A24B705F"/>
+            <w:pStyle w:val="0A2287D22540458A996E0555CF419DBF"/>
           </w:pPr>
           <w:r>
             <w:rPr>
@@ -4362,7 +3876,7 @@
     </w:docPart>
     <w:docPart>
       <w:docPartPr>
-        <w:name w:val="66065A89FC5349929B81969A18914446"/>
+        <w:name w:val="D70360DAE215411D846B9AE1F1CEDBE0"/>
         <w:category>
           <w:name w:val="General"/>
           <w:gallery w:val="placeholder"/>
@@ -4373,12 +3887,12 @@
         <w:behaviors>
           <w:behavior w:val="content"/>
         </w:behaviors>
-        <w:guid w:val="{E8744B16-8EF7-42C0-A8DF-1606328D1F93}"/>
+        <w:guid w:val="{AD446DA5-BF02-443D-8C4B-C18664A95678}"/>
       </w:docPartPr>
       <w:docPartBody>
         <w:p>
           <w:pPr>
-            <w:pStyle w:val="66065A89FC5349929B81969A18914446"/>
+            <w:pStyle w:val="D70360DAE215411D846B9AE1F1CEDBE0"/>
           </w:pPr>
           <w:r>
             <w:rPr>
@@ -4391,7 +3905,7 @@
     </w:docPart>
     <w:docPart>
       <w:docPartPr>
-        <w:name w:val="DAEF62B5EE954D7FB3C3D81B4F3136DF"/>
+        <w:name w:val="4DE8BCFB86F145EFAF4B40C2B2C9EA62"/>
         <w:category>
           <w:name w:val="General"/>
           <w:gallery w:val="placeholder"/>
@@ -4402,12 +3916,12 @@
         <w:behaviors>
           <w:behavior w:val="content"/>
         </w:behaviors>
-        <w:guid w:val="{63CE57D6-2192-4E73-A3BE-8F4CAC85DCDD}"/>
+        <w:guid w:val="{6ED73DA7-9B1F-4854-AA46-EFC1359DB2C5}"/>
       </w:docPartPr>
       <w:docPartBody>
         <w:p>
           <w:pPr>
-            <w:pStyle w:val="DAEF62B5EE954D7FB3C3D81B4F3136DF"/>
+            <w:pStyle w:val="4DE8BCFB86F145EFAF4B40C2B2C9EA62"/>
           </w:pPr>
           <w:r>
             <w:rPr>
@@ -4420,7 +3934,7 @@
     </w:docPart>
     <w:docPart>
       <w:docPartPr>
-        <w:name w:val="E0CD33C792B84DC79B60DE148013E664"/>
+        <w:name w:val="47275DE81D2649A48D8519B29EF18921"/>
         <w:category>
           <w:name w:val="General"/>
           <w:gallery w:val="placeholder"/>
@@ -4431,12 +3945,12 @@
         <w:behaviors>
           <w:behavior w:val="content"/>
         </w:behaviors>
-        <w:guid w:val="{C8E9B447-32E4-470C-851E-FCC500FBB6DF}"/>
+        <w:guid w:val="{88F77D58-E7A5-4BAF-A448-711FDB01608E}"/>
       </w:docPartPr>
       <w:docPartBody>
         <w:p>
           <w:pPr>
-            <w:pStyle w:val="E0CD33C792B84DC79B60DE148013E664"/>
+            <w:pStyle w:val="47275DE81D2649A48D8519B29EF18921"/>
           </w:pPr>
           <w:r>
             <w:rPr>
@@ -4449,7 +3963,7 @@
     </w:docPart>
     <w:docPart>
       <w:docPartPr>
-        <w:name w:val="D7A216616C3C44BFAB720BB013669212"/>
+        <w:name w:val="061B57A45EC04E5685B4E3EE8CA614B1"/>
         <w:category>
           <w:name w:val="General"/>
           <w:gallery w:val="placeholder"/>
@@ -4460,12 +3974,12 @@
         <w:behaviors>
           <w:behavior w:val="content"/>
         </w:behaviors>
-        <w:guid w:val="{C745493D-001B-4017-BAE9-BB42E4AC1E7E}"/>
+        <w:guid w:val="{1E0B54E6-A3A8-4F8D-B87E-1D93D9FBD907}"/>
       </w:docPartPr>
       <w:docPartBody>
         <w:p>
           <w:pPr>
-            <w:pStyle w:val="D7A216616C3C44BFAB720BB013669212"/>
+            <w:pStyle w:val="061B57A45EC04E5685B4E3EE8CA614B1"/>
           </w:pPr>
           <w:r>
             <w:rPr>
@@ -4478,7 +3992,7 @@
     </w:docPart>
     <w:docPart>
       <w:docPartPr>
-        <w:name w:val="46C1260FA2724559B7015107D144103C"/>
+        <w:name w:val="4F934DD9F2A042E49B75DD6AB385FD0A"/>
         <w:category>
           <w:name w:val="General"/>
           <w:gallery w:val="placeholder"/>
@@ -4489,12 +4003,12 @@
         <w:behaviors>
           <w:behavior w:val="content"/>
         </w:behaviors>
-        <w:guid w:val="{4274E9A4-B18D-40AF-9B4D-2DC9E0041E3A}"/>
+        <w:guid w:val="{940CB05D-7F5C-4977-AEF2-3F3E3619CD85}"/>
       </w:docPartPr>
       <w:docPartBody>
         <w:p>
           <w:pPr>
-            <w:pStyle w:val="46C1260FA2724559B7015107D144103C"/>
+            <w:pStyle w:val="4F934DD9F2A042E49B75DD6AB385FD0A"/>
           </w:pPr>
           <w:r>
             <w:rPr>
@@ -4507,7 +4021,7 @@
     </w:docPart>
     <w:docPart>
       <w:docPartPr>
-        <w:name w:val="2C879F50A77D4A85A2599221DA5D5ECA"/>
+        <w:name w:val="E805DD48A0A04369A6070841DD8435B8"/>
         <w:category>
           <w:name w:val="General"/>
           <w:gallery w:val="placeholder"/>
@@ -4518,12 +4032,12 @@
         <w:behaviors>
           <w:behavior w:val="content"/>
         </w:behaviors>
-        <w:guid w:val="{AB03A88C-382C-469C-8C6E-48AC25474DCA}"/>
+        <w:guid w:val="{66DC53B6-7CD3-4778-9F7B-C2D0AB8578F3}"/>
       </w:docPartPr>
       <w:docPartBody>
         <w:p>
           <w:pPr>
-            <w:pStyle w:val="2C879F50A77D4A85A2599221DA5D5ECA"/>
+            <w:pStyle w:val="E805DD48A0A04369A6070841DD8435B8"/>
           </w:pPr>
           <w:r>
             <w:rPr>
@@ -4536,7 +4050,7 @@
     </w:docPart>
     <w:docPart>
       <w:docPartPr>
-        <w:name w:val="A35FD4B97E3B4AE2BDCB3214826D8369"/>
+        <w:name w:val="28540FFF810E415F81CA1406D086D723"/>
         <w:category>
           <w:name w:val="General"/>
           <w:gallery w:val="placeholder"/>
@@ -4547,12 +4061,12 @@
         <w:behaviors>
           <w:behavior w:val="content"/>
         </w:behaviors>
-        <w:guid w:val="{E0FF4575-6C18-4890-9A36-8874D2321A5D}"/>
+        <w:guid w:val="{62610C59-7D52-4AE2-9809-310806C5287B}"/>
       </w:docPartPr>
       <w:docPartBody>
         <w:p>
           <w:pPr>
-            <w:pStyle w:val="A35FD4B97E3B4AE2BDCB3214826D8369"/>
+            <w:pStyle w:val="28540FFF810E415F81CA1406D086D723"/>
           </w:pPr>
           <w:r>
             <w:rPr>
@@ -4565,7 +4079,7 @@
     </w:docPart>
     <w:docPart>
       <w:docPartPr>
-        <w:name w:val="94D262598FAC4664A2E8FFA6B29BFC0E"/>
+        <w:name w:val="23C52138C37241818118C26FEC1282CF"/>
         <w:category>
           <w:name w:val="General"/>
           <w:gallery w:val="placeholder"/>
@@ -4576,12 +4090,12 @@
         <w:behaviors>
           <w:behavior w:val="content"/>
         </w:behaviors>
-        <w:guid w:val="{AB22697A-1412-4FE1-9A05-81319A4545BE}"/>
+        <w:guid w:val="{F28F4A5F-843B-4B15-9406-38BC753DE132}"/>
       </w:docPartPr>
       <w:docPartBody>
         <w:p>
           <w:pPr>
-            <w:pStyle w:val="94D262598FAC4664A2E8FFA6B29BFC0E"/>
+            <w:pStyle w:val="23C52138C37241818118C26FEC1282CF"/>
           </w:pPr>
           <w:r>
             <w:rPr>
@@ -4594,7 +4108,7 @@
     </w:docPart>
     <w:docPart>
       <w:docPartPr>
-        <w:name w:val="6BD89F994D3449F4A0BC6548747C4A57"/>
+        <w:name w:val="D59A4C97B76C4277AC9476F611AD579B"/>
         <w:category>
           <w:name w:val="General"/>
           <w:gallery w:val="placeholder"/>
@@ -4605,12 +4119,12 @@
         <w:behaviors>
           <w:behavior w:val="content"/>
         </w:behaviors>
-        <w:guid w:val="{E982ED07-09E5-4559-ADFC-0F519FD6CC1E}"/>
+        <w:guid w:val="{2273688F-74D0-4837-B0C7-6DAF4B260F77}"/>
       </w:docPartPr>
       <w:docPartBody>
         <w:p>
           <w:pPr>
-            <w:pStyle w:val="6BD89F994D3449F4A0BC6548747C4A57"/>
+            <w:pStyle w:val="D59A4C97B76C4277AC9476F611AD579B"/>
           </w:pPr>
           <w:r>
             <w:rPr>
@@ -4623,7 +4137,7 @@
     </w:docPart>
     <w:docPart>
       <w:docPartPr>
-        <w:name w:val="0487272DE8CA43E4B354989FAE6D1AEC"/>
+        <w:name w:val="5D3BCF2C39354B2999D0A533D457D1CA"/>
         <w:category>
           <w:name w:val="General"/>
           <w:gallery w:val="placeholder"/>
@@ -4634,12 +4148,12 @@
         <w:behaviors>
           <w:behavior w:val="content"/>
         </w:behaviors>
-        <w:guid w:val="{506DE817-17D0-46B7-B84D-DA1876E02AD2}"/>
+        <w:guid w:val="{B399F6C9-6FC7-4407-A767-FC43F6C2E62B}"/>
       </w:docPartPr>
       <w:docPartBody>
         <w:p>
           <w:pPr>
-            <w:pStyle w:val="0487272DE8CA43E4B354989FAE6D1AEC"/>
+            <w:pStyle w:val="5D3BCF2C39354B2999D0A533D457D1CA"/>
           </w:pPr>
           <w:r>
             <w:rPr>
@@ -4652,7 +4166,7 @@
     </w:docPart>
     <w:docPart>
       <w:docPartPr>
-        <w:name w:val="2A8F658721894EAFB42EF161AF8A2FEA"/>
+        <w:name w:val="557CF84145C848C29C0362205A936494"/>
         <w:category>
           <w:name w:val="General"/>
           <w:gallery w:val="placeholder"/>
@@ -4663,12 +4177,12 @@
         <w:behaviors>
           <w:behavior w:val="content"/>
         </w:behaviors>
-        <w:guid w:val="{C48F4293-6AA8-4D08-BFE7-E739CC91917A}"/>
+        <w:guid w:val="{8992E49C-8181-4284-B919-8ACB538C8C61}"/>
       </w:docPartPr>
       <w:docPartBody>
         <w:p>
           <w:pPr>
-            <w:pStyle w:val="2A8F658721894EAFB42EF161AF8A2FEA"/>
+            <w:pStyle w:val="557CF84145C848C29C0362205A936494"/>
           </w:pPr>
           <w:r>
             <w:rPr>
@@ -4681,7 +4195,7 @@
     </w:docPart>
     <w:docPart>
       <w:docPartPr>
-        <w:name w:val="3D499474DEFC428389A31EE2E4D91073"/>
+        <w:name w:val="0A2C76F33E3F4581AF067C447B281112"/>
         <w:category>
           <w:name w:val="General"/>
           <w:gallery w:val="placeholder"/>
@@ -4692,12 +4206,12 @@
         <w:behaviors>
           <w:behavior w:val="content"/>
         </w:behaviors>
-        <w:guid w:val="{D019D60C-39CD-4BB6-915A-8BFAD11D6577}"/>
+        <w:guid w:val="{7B7F55EB-9960-4DF4-BAF2-6EA8A0DFCB5A}"/>
       </w:docPartPr>
       <w:docPartBody>
         <w:p>
           <w:pPr>
-            <w:pStyle w:val="3D499474DEFC428389A31EE2E4D91073"/>
+            <w:pStyle w:val="0A2C76F33E3F4581AF067C447B281112"/>
           </w:pPr>
           <w:r>
             <w:rPr>
@@ -4710,7 +4224,7 @@
     </w:docPart>
     <w:docPart>
       <w:docPartPr>
-        <w:name w:val="018BAECB06EA4F4FBB518177C4F23EAE"/>
+        <w:name w:val="048C0A511EDA446C848DFBBE8150E48C"/>
         <w:category>
           <w:name w:val="General"/>
           <w:gallery w:val="placeholder"/>
@@ -4721,12 +4235,12 @@
         <w:behaviors>
           <w:behavior w:val="content"/>
         </w:behaviors>
-        <w:guid w:val="{AF9FC0DA-DDAD-4203-AFB6-FD58EF3FF4D1}"/>
+        <w:guid w:val="{75AD1809-0C56-45AB-A3CB-69EBA4D1800C}"/>
       </w:docPartPr>
       <w:docPartBody>
         <w:p>
           <w:pPr>
-            <w:pStyle w:val="018BAECB06EA4F4FBB518177C4F23EAE"/>
+            <w:pStyle w:val="048C0A511EDA446C848DFBBE8150E48C"/>
           </w:pPr>
           <w:r>
             <w:rPr>
@@ -4739,7 +4253,7 @@
     </w:docPart>
     <w:docPart>
       <w:docPartPr>
-        <w:name w:val="BC02B74EC8F04B44A6CF1056A423175B"/>
+        <w:name w:val="741D9367E8854D8D95B65F7AC56E5B40"/>
         <w:category>
           <w:name w:val="General"/>
           <w:gallery w:val="placeholder"/>
@@ -4750,12 +4264,12 @@
         <w:behaviors>
           <w:behavior w:val="content"/>
         </w:behaviors>
-        <w:guid w:val="{738EFF2B-DCC1-4443-9542-AF11CC13D171}"/>
+        <w:guid w:val="{1612BDDD-D36A-460B-8962-BEDE791A3D59}"/>
       </w:docPartPr>
       <w:docPartBody>
         <w:p>
           <w:pPr>
-            <w:pStyle w:val="BC02B74EC8F04B44A6CF1056A423175B"/>
+            <w:pStyle w:val="741D9367E8854D8D95B65F7AC56E5B40"/>
           </w:pPr>
           <w:r>
             <w:rPr>
@@ -4768,7 +4282,7 @@
     </w:docPart>
     <w:docPart>
       <w:docPartPr>
-        <w:name w:val="080180D32AB74B6BB6BE6BC9B4A62054"/>
+        <w:name w:val="DC098D137924436A9E9190E4AFE10321"/>
         <w:category>
           <w:name w:val="General"/>
           <w:gallery w:val="placeholder"/>
@@ -4779,12 +4293,12 @@
         <w:behaviors>
           <w:behavior w:val="content"/>
         </w:behaviors>
-        <w:guid w:val="{F8120147-FF3A-467E-A31F-5C320EF5C984}"/>
+        <w:guid w:val="{3C253C30-89E3-4B42-9D93-F6579C7448FC}"/>
       </w:docPartPr>
       <w:docPartBody>
         <w:p>
           <w:pPr>
-            <w:pStyle w:val="080180D32AB74B6BB6BE6BC9B4A62054"/>
+            <w:pStyle w:val="DC098D137924436A9E9190E4AFE10321"/>
           </w:pPr>
           <w:r>
             <w:rPr>
@@ -4797,7 +4311,7 @@
     </w:docPart>
     <w:docPart>
       <w:docPartPr>
-        <w:name w:val="609178B460324BD19094C222B957B06B"/>
+        <w:name w:val="5362D1BB91FD4A49B48781571EA36CCD"/>
         <w:category>
           <w:name w:val="General"/>
           <w:gallery w:val="placeholder"/>
@@ -4808,12 +4322,12 @@
         <w:behaviors>
           <w:behavior w:val="content"/>
         </w:behaviors>
-        <w:guid w:val="{5420B4B7-29A9-4A49-8264-79453B82704E}"/>
+        <w:guid w:val="{156D9A2E-C07D-4300-92A6-E50393678B30}"/>
       </w:docPartPr>
       <w:docPartBody>
         <w:p>
           <w:pPr>
-            <w:pStyle w:val="609178B460324BD19094C222B957B06B"/>
+            <w:pStyle w:val="5362D1BB91FD4A49B48781571EA36CCD"/>
           </w:pPr>
           <w:r>
             <w:rPr>
@@ -4826,7 +4340,7 @@
     </w:docPart>
     <w:docPart>
       <w:docPartPr>
-        <w:name w:val="CA7B4DD291694F2BACFC454219FD8C33"/>
+        <w:name w:val="6E495FABF8E042E1B8E65DE18BF35B1C"/>
         <w:category>
           <w:name w:val="General"/>
           <w:gallery w:val="placeholder"/>
@@ -4837,12 +4351,12 @@
         <w:behaviors>
           <w:behavior w:val="content"/>
         </w:behaviors>
-        <w:guid w:val="{33EADD1B-8F14-4EAA-B17A-EA44D85AA466}"/>
+        <w:guid w:val="{51BEC318-1D84-47A2-B00F-046BDC1EC4F0}"/>
       </w:docPartPr>
       <w:docPartBody>
         <w:p>
           <w:pPr>
-            <w:pStyle w:val="CA7B4DD291694F2BACFC454219FD8C33"/>
+            <w:pStyle w:val="6E495FABF8E042E1B8E65DE18BF35B1C"/>
           </w:pPr>
           <w:r>
             <w:rPr>
@@ -4855,7 +4369,7 @@
     </w:docPart>
     <w:docPart>
       <w:docPartPr>
-        <w:name w:val="AC9AD2A382DA497ABD316CF631F0E6D7"/>
+        <w:name w:val="3D6B9EE2047142D79471E354C28766DA"/>
         <w:category>
           <w:name w:val="General"/>
           <w:gallery w:val="placeholder"/>
@@ -4866,12 +4380,12 @@
         <w:behaviors>
           <w:behavior w:val="content"/>
         </w:behaviors>
-        <w:guid w:val="{F7A804EC-5112-4D83-9386-42B115022012}"/>
+        <w:guid w:val="{A733AFC9-B7F1-477E-AF28-887463165E61}"/>
       </w:docPartPr>
       <w:docPartBody>
         <w:p>
           <w:pPr>
-            <w:pStyle w:val="AC9AD2A382DA497ABD316CF631F0E6D7"/>
+            <w:pStyle w:val="3D6B9EE2047142D79471E354C28766DA"/>
           </w:pPr>
           <w:r>
             <w:rPr>
@@ -4884,7 +4398,7 @@
     </w:docPart>
     <w:docPart>
       <w:docPartPr>
-        <w:name w:val="DB547E93058243FCB3E6B609BD2CA3B9"/>
+        <w:name w:val="2045EEA6CB4642F4A38A2400B9BB10B4"/>
         <w:category>
           <w:name w:val="General"/>
           <w:gallery w:val="placeholder"/>
@@ -4895,12 +4409,12 @@
         <w:behaviors>
           <w:behavior w:val="content"/>
         </w:behaviors>
-        <w:guid w:val="{3BD1EDC7-A300-42CC-89AA-10F969EF4C0D}"/>
+        <w:guid w:val="{788D17C0-E23A-426F-A751-9FFD390A4491}"/>
       </w:docPartPr>
       <w:docPartBody>
         <w:p>
           <w:pPr>
-            <w:pStyle w:val="DB547E93058243FCB3E6B609BD2CA3B9"/>
+            <w:pStyle w:val="2045EEA6CB4642F4A38A2400B9BB10B4"/>
           </w:pPr>
           <w:r>
             <w:rPr>
@@ -4913,7 +4427,7 @@
     </w:docPart>
     <w:docPart>
       <w:docPartPr>
-        <w:name w:val="4A560B80657F4170AD0AA48DEC2B72A9"/>
+        <w:name w:val="5BB3B99145F94A11BAC568F7E3FF21FC"/>
         <w:category>
           <w:name w:val="General"/>
           <w:gallery w:val="placeholder"/>
@@ -4924,12 +4438,12 @@
         <w:behaviors>
           <w:behavior w:val="content"/>
         </w:behaviors>
-        <w:guid w:val="{56F904EE-37FE-469E-995D-E2F9460059CB}"/>
+        <w:guid w:val="{7C812AF2-A4BC-4EB4-A774-B30C803C5350}"/>
       </w:docPartPr>
       <w:docPartBody>
         <w:p>
           <w:pPr>
-            <w:pStyle w:val="4A560B80657F4170AD0AA48DEC2B72A9"/>
+            <w:pStyle w:val="5BB3B99145F94A11BAC568F7E3FF21FC"/>
           </w:pPr>
           <w:r>
             <w:rPr>
@@ -4942,7 +4456,7 @@
     </w:docPart>
     <w:docPart>
       <w:docPartPr>
-        <w:name w:val="294BEDB7C2174521BA002CFCBD639990"/>
+        <w:name w:val="E5BAA42C61494BD0A34459B53DA4A1B0"/>
         <w:category>
           <w:name w:val="General"/>
           <w:gallery w:val="placeholder"/>
@@ -4953,15 +4467,192 @@
         <w:behaviors>
           <w:behavior w:val="content"/>
         </w:behaviors>
-        <w:guid w:val="{2D9D66A0-10DF-46F0-881C-55BCA01586E8}"/>
+        <w:guid w:val="{335A5C7C-30DD-4E8F-B2DA-7AC37A3D836A}"/>
       </w:docPartPr>
       <w:docPartBody>
         <w:p>
+          <w:pPr>
+            <w:pStyle w:val="E5BAA42C61494BD0A34459B53DA4A1B0"/>
+          </w:pPr>
           <w:r>
             <w:rPr>
               <w:rStyle w:val="PlaceholderText"/>
             </w:rPr>
-            <w:t>Line: Insert any data item you want to repeat.</w:t>
+            <w:t>Click or tap here to enter text.</w:t>
+          </w:r>
+        </w:p>
+      </w:docPartBody>
+    </w:docPart>
+    <w:docPart>
+      <w:docPartPr>
+        <w:name w:val="94E32D22E9F74F4C8F9AECA13A0B0999"/>
+        <w:category>
+          <w:name w:val="General"/>
+          <w:gallery w:val="placeholder"/>
+        </w:category>
+        <w:types>
+          <w:type w:val="bbPlcHdr"/>
+        </w:types>
+        <w:behaviors>
+          <w:behavior w:val="content"/>
+        </w:behaviors>
+        <w:guid w:val="{58BE8A36-54FC-4D65-9F4B-F6C5590A2B66}"/>
+      </w:docPartPr>
+      <w:docPartBody>
+        <w:p>
+          <w:pPr>
+            <w:pStyle w:val="94E32D22E9F74F4C8F9AECA13A0B0999"/>
+          </w:pPr>
+          <w:r>
+            <w:rPr>
+              <w:rStyle w:val="PlaceholderText"/>
+            </w:rPr>
+            <w:t>Click or tap here to enter text.</w:t>
+          </w:r>
+        </w:p>
+      </w:docPartBody>
+    </w:docPart>
+    <w:docPart>
+      <w:docPartPr>
+        <w:name w:val="73E0F34A421B41918771B5953A79C469"/>
+        <w:category>
+          <w:name w:val="General"/>
+          <w:gallery w:val="placeholder"/>
+        </w:category>
+        <w:types>
+          <w:type w:val="bbPlcHdr"/>
+        </w:types>
+        <w:behaviors>
+          <w:behavior w:val="content"/>
+        </w:behaviors>
+        <w:guid w:val="{D8F5FC7F-A187-442E-ADA8-5CEEE7ECF574}"/>
+      </w:docPartPr>
+      <w:docPartBody>
+        <w:p>
+          <w:pPr>
+            <w:pStyle w:val="73E0F34A421B41918771B5953A79C469"/>
+          </w:pPr>
+          <w:r>
+            <w:rPr>
+              <w:rStyle w:val="PlaceholderText"/>
+            </w:rPr>
+            <w:t>Click or tap here to enter text.</w:t>
+          </w:r>
+        </w:p>
+      </w:docPartBody>
+    </w:docPart>
+    <w:docPart>
+      <w:docPartPr>
+        <w:name w:val="E0EE8EF006BB45DB995BA223F5A49729"/>
+        <w:category>
+          <w:name w:val="General"/>
+          <w:gallery w:val="placeholder"/>
+        </w:category>
+        <w:types>
+          <w:type w:val="bbPlcHdr"/>
+        </w:types>
+        <w:behaviors>
+          <w:behavior w:val="content"/>
+        </w:behaviors>
+        <w:guid w:val="{F4030D75-0121-4BE8-84CD-76B4627E315A}"/>
+      </w:docPartPr>
+      <w:docPartBody>
+        <w:p>
+          <w:pPr>
+            <w:pStyle w:val="E0EE8EF006BB45DB995BA223F5A49729"/>
+          </w:pPr>
+          <w:r>
+            <w:rPr>
+              <w:rStyle w:val="PlaceholderText"/>
+            </w:rPr>
+            <w:t>Click or tap here to enter text.</w:t>
+          </w:r>
+        </w:p>
+      </w:docPartBody>
+    </w:docPart>
+    <w:docPart>
+      <w:docPartPr>
+        <w:name w:val="971BE9AC9FD54580A8055E73FF52FAAC"/>
+        <w:category>
+          <w:name w:val="General"/>
+          <w:gallery w:val="placeholder"/>
+        </w:category>
+        <w:types>
+          <w:type w:val="bbPlcHdr"/>
+        </w:types>
+        <w:behaviors>
+          <w:behavior w:val="content"/>
+        </w:behaviors>
+        <w:guid w:val="{6D7FDC8E-F2B0-4A2A-B1F9-B99A71191ED7}"/>
+      </w:docPartPr>
+      <w:docPartBody>
+        <w:p>
+          <w:pPr>
+            <w:pStyle w:val="971BE9AC9FD54580A8055E73FF52FAAC"/>
+          </w:pPr>
+          <w:r>
+            <w:rPr>
+              <w:rStyle w:val="PlaceholderText"/>
+            </w:rPr>
+            <w:t>Click or tap here to enter text.</w:t>
+          </w:r>
+        </w:p>
+      </w:docPartBody>
+    </w:docPart>
+    <w:docPart>
+      <w:docPartPr>
+        <w:name w:val="2A1EE604918D435695DB2B670F3FA0E3"/>
+        <w:category>
+          <w:name w:val="General"/>
+          <w:gallery w:val="placeholder"/>
+        </w:category>
+        <w:types>
+          <w:type w:val="bbPlcHdr"/>
+        </w:types>
+        <w:behaviors>
+          <w:behavior w:val="content"/>
+        </w:behaviors>
+        <w:guid w:val="{DA1984A9-31DD-4399-99A8-BF9F8DE3ED46}"/>
+      </w:docPartPr>
+      <w:docPartBody>
+        <w:p>
+          <w:pPr>
+            <w:pStyle w:val="2A1EE604918D435695DB2B670F3FA0E3"/>
+          </w:pPr>
+          <w:r>
+            <w:rPr>
+              <w:rStyle w:val="PlaceholderText"/>
+            </w:rPr>
+            <w:t>Enter any content that you want to repeat, including other content controls. You can also insert this control around table rows in order to repeat parts of a table.</w:t>
+          </w:r>
+        </w:p>
+      </w:docPartBody>
+    </w:docPart>
+    <w:docPart>
+      <w:docPartPr>
+        <w:name w:val="9CD79AA69D9B4674A5B8D3EECA9B49BA"/>
+        <w:category>
+          <w:name w:val="General"/>
+          <w:gallery w:val="placeholder"/>
+        </w:category>
+        <w:types>
+          <w:type w:val="bbPlcHdr"/>
+        </w:types>
+        <w:behaviors>
+          <w:behavior w:val="content"/>
+        </w:behaviors>
+        <w:guid w:val="{050800EB-D31E-466D-8F31-EEB570906A46}"/>
+      </w:docPartPr>
+      <w:docPartBody>
+        <w:p>
+          <w:pPr>
+            <w:pStyle w:val="9CD79AA69D9B4674A5B8D3EECA9B49BA"/>
+          </w:pPr>
+          <w:r>
+            <w:rPr>
+              <w:rStyle w:val="PlaceholderText"/>
+            </w:rPr>
+            <w:t>Click here to enter text.</w:t>
           </w:r>
         </w:p>
       </w:docPartBody>
@@ -5012,12 +4703,12 @@
     <w:pitch w:val="variable"/>
     <w:sig w:usb0="E4002EFF" w:usb1="C000E47F" w:usb2="00000009" w:usb3="00000000" w:csb0="000001FF" w:csb1="00000000"/>
   </w:font>
-  <w:font w:name="Arial">
-    <w:panose1 w:val="020B0604020202020204"/>
+  <w:font w:name="Calibri">
+    <w:panose1 w:val="020F0502020204030204"/>
     <w:charset w:val="00"/>
     <w:family w:val="swiss"/>
     <w:pitch w:val="variable"/>
-    <w:sig w:usb0="E0002EFF" w:usb1="C000785B" w:usb2="00000009" w:usb3="00000000" w:csb0="000001FF" w:csb1="00000000"/>
+    <w:sig w:usb0="E4002EFF" w:usb1="C200247B" w:usb2="00000009" w:usb3="00000000" w:csb0="000001FF" w:csb1="00000000"/>
   </w:font>
 </w:fonts>
 </file>
@@ -5037,16 +4728,28 @@
     <w:compatSetting w:name="useWord2013TrackBottomHyphenation" w:uri="http://schemas.microsoft.com/office/word" w:val="0"/>
   </w:compat>
   <w:rsids>
-    <w:rsidRoot w:val="008054B7"/>
-    <w:rsid w:val="00136076"/>
+    <w:rsidRoot w:val="00137995"/>
+    <w:rsid w:val="000039F9"/>
+    <w:rsid w:val="000111F0"/>
+    <w:rsid w:val="000F353B"/>
+    <w:rsid w:val="00137995"/>
     <w:rsid w:val="00207199"/>
-    <w:rsid w:val="003E6275"/>
-    <w:rsid w:val="0075133F"/>
-    <w:rsid w:val="008054B7"/>
-    <w:rsid w:val="00A360C1"/>
-    <w:rsid w:val="00A64380"/>
+    <w:rsid w:val="00286E91"/>
+    <w:rsid w:val="002C4F86"/>
+    <w:rsid w:val="003C1378"/>
+    <w:rsid w:val="0049568D"/>
+    <w:rsid w:val="004F5B00"/>
+    <w:rsid w:val="00531F77"/>
+    <w:rsid w:val="00707D92"/>
+    <w:rsid w:val="008E7FCD"/>
+    <w:rsid w:val="00965E2B"/>
+    <w:rsid w:val="00A821C2"/>
+    <w:rsid w:val="00D37879"/>
     <w:rsid w:val="00DD4377"/>
-    <w:rsid w:val="00F24F31"/>
+    <w:rsid w:val="00DE753B"/>
+    <w:rsid w:val="00E5711F"/>
+    <w:rsid w:val="00EF7BF0"/>
+    <w:rsid w:val="00FB6B52"/>
   </w:rsids>
   <m:mathPr>
     <m:mathFont m:val="Cambria Math"/>
@@ -5061,9 +4764,9 @@
     <m:intLim m:val="subSup"/>
     <m:naryLim m:val="undOvr"/>
   </m:mathPr>
-  <w:themeFontLang w:val="en-DK"/>
+  <w:themeFontLang/>
   <w:clrSchemeMapping w:bg1="light1" w:t1="dark1" w:bg2="light2" w:t2="dark2" w:accent1="accent1" w:accent2="accent2" w:accent3="accent3" w:accent4="accent4" w:accent5="accent5" w:accent6="accent6" w:hyperlink="hyperlink" w:followedHyperlink="followedHyperlink"/>
-  <w:decimalSymbol w:val=","/>
+  <w:decimalSymbol w:val="."/>
   <w:listSeparator w:val=","/>
   <w15:chartTrackingRefBased/>
 </w:settings>
@@ -5078,7 +4781,7 @@
         <w:kern w:val="2"/>
         <w:sz w:val="24"/>
         <w:szCs w:val="24"/>
-        <w:lang w:val="en-DK" w:eastAsia="en-DK" w:bidi="ar-SA"/>
+        <w:lang w:bidi="ar-SA"/>
         <w14:ligatures w14:val="standardContextual"/>
       </w:rPr>
     </w:rPrDefault>
@@ -5502,358 +5205,174 @@
     <w:basedOn w:val="DefaultParagraphFont"/>
     <w:uiPriority w:val="99"/>
     <w:semiHidden/>
-    <w:rsid w:val="00A64380"/>
+    <w:rsid w:val="002C4F86"/>
     <w:rPr>
-      <w:color w:val="666666"/>
+      <w:color w:val="808080"/>
     </w:rPr>
   </w:style>
-  <w:style w:type="paragraph" w:customStyle="1" w:styleId="0221326BFA994E058C553F858844C18F">
-    <w:name w:val="0221326BFA994E058C553F858844C18F"/>
-    <w:rsid w:val="008054B7"/>
+  <w:style w:type="paragraph" w:customStyle="1" w:styleId="061B57A45EC04E5685B4E3EE8CA614B1">
+    <w:name w:val="061B57A45EC04E5685B4E3EE8CA614B1"/>
+    <w:rsid w:val="0049568D"/>
   </w:style>
-  <w:style w:type="paragraph" w:customStyle="1" w:styleId="8F79F08F008D46D0AC2C157469F70990">
-    <w:name w:val="8F79F08F008D46D0AC2C157469F70990"/>
-    <w:rsid w:val="00136076"/>
+  <w:style w:type="paragraph" w:customStyle="1" w:styleId="4F934DD9F2A042E49B75DD6AB385FD0A">
+    <w:name w:val="4F934DD9F2A042E49B75DD6AB385FD0A"/>
+    <w:rsid w:val="0049568D"/>
   </w:style>
-  <w:style w:type="paragraph" w:customStyle="1" w:styleId="969B54FB82D847AAA9FF5AD39979A33A">
-    <w:name w:val="969B54FB82D847AAA9FF5AD39979A33A"/>
-    <w:rsid w:val="008054B7"/>
+  <w:style w:type="paragraph" w:customStyle="1" w:styleId="E805DD48A0A04369A6070841DD8435B8">
+    <w:name w:val="E805DD48A0A04369A6070841DD8435B8"/>
+    <w:rsid w:val="0049568D"/>
   </w:style>
-  <w:style w:type="paragraph" w:customStyle="1" w:styleId="A4821E596EE04C5284C70404FF6A3025">
-    <w:name w:val="A4821E596EE04C5284C70404FF6A3025"/>
-    <w:rsid w:val="008054B7"/>
+  <w:style w:type="paragraph" w:customStyle="1" w:styleId="28540FFF810E415F81CA1406D086D723">
+    <w:name w:val="28540FFF810E415F81CA1406D086D723"/>
+    <w:rsid w:val="0049568D"/>
   </w:style>
-  <w:style w:type="paragraph" w:customStyle="1" w:styleId="A20FE00CBC6F4929B5C64AA6DCD184F2">
-    <w:name w:val="A20FE00CBC6F4929B5C64AA6DCD184F2"/>
-    <w:rsid w:val="00136076"/>
+  <w:style w:type="paragraph" w:customStyle="1" w:styleId="23C52138C37241818118C26FEC1282CF">
+    <w:name w:val="23C52138C37241818118C26FEC1282CF"/>
+    <w:rsid w:val="0049568D"/>
   </w:style>
-  <w:style w:type="paragraph" w:customStyle="1" w:styleId="F40F9281038841A5BE7E37995F68DC27">
-    <w:name w:val="F40F9281038841A5BE7E37995F68DC27"/>
-    <w:rsid w:val="00136076"/>
+  <w:style w:type="paragraph" w:customStyle="1" w:styleId="D59A4C97B76C4277AC9476F611AD579B">
+    <w:name w:val="D59A4C97B76C4277AC9476F611AD579B"/>
+    <w:rsid w:val="0049568D"/>
   </w:style>
-  <w:style w:type="paragraph" w:customStyle="1" w:styleId="701334E7277A41D78BE84BD74E8CEDE7">
-    <w:name w:val="701334E7277A41D78BE84BD74E8CEDE7"/>
-    <w:rsid w:val="008054B7"/>
+  <w:style w:type="paragraph" w:customStyle="1" w:styleId="5D3BCF2C39354B2999D0A533D457D1CA">
+    <w:name w:val="5D3BCF2C39354B2999D0A533D457D1CA"/>
+    <w:rsid w:val="0049568D"/>
   </w:style>
-  <w:style w:type="paragraph" w:customStyle="1" w:styleId="5262D60C87394A13AFA882497155EA3F">
-    <w:name w:val="5262D60C87394A13AFA882497155EA3F"/>
-    <w:rsid w:val="008054B7"/>
+  <w:style w:type="paragraph" w:customStyle="1" w:styleId="557CF84145C848C29C0362205A936494">
+    <w:name w:val="557CF84145C848C29C0362205A936494"/>
+    <w:rsid w:val="0049568D"/>
   </w:style>
-  <w:style w:type="paragraph" w:customStyle="1" w:styleId="173D41890D974DF68CFA438E5D449196">
-    <w:name w:val="173D41890D974DF68CFA438E5D449196"/>
-    <w:rsid w:val="00136076"/>
+  <w:style w:type="paragraph" w:customStyle="1" w:styleId="0A2C76F33E3F4581AF067C447B281112">
+    <w:name w:val="0A2C76F33E3F4581AF067C447B281112"/>
+    <w:rsid w:val="0049568D"/>
   </w:style>
-  <w:style w:type="paragraph" w:customStyle="1" w:styleId="9B4DAE4324AF4E61AFA1DB1C13E5AB09">
-    <w:name w:val="9B4DAE4324AF4E61AFA1DB1C13E5AB09"/>
-    <w:rsid w:val="00136076"/>
+  <w:style w:type="paragraph" w:customStyle="1" w:styleId="048C0A511EDA446C848DFBBE8150E48C">
+    <w:name w:val="048C0A511EDA446C848DFBBE8150E48C"/>
+    <w:rsid w:val="0049568D"/>
   </w:style>
-  <w:style w:type="paragraph" w:customStyle="1" w:styleId="56FAAD911DA74E4CB8990EAD85119194">
-    <w:name w:val="56FAAD911DA74E4CB8990EAD85119194"/>
-    <w:rsid w:val="00136076"/>
+  <w:style w:type="paragraph" w:customStyle="1" w:styleId="BF197F6806704546B700202E7CF6AD5D">
+    <w:name w:val="BF197F6806704546B700202E7CF6AD5D"/>
+    <w:rsid w:val="000F353B"/>
   </w:style>
-  <w:style w:type="paragraph" w:customStyle="1" w:styleId="48B52AB47A524DA2B1682082CE720732">
-    <w:name w:val="48B52AB47A524DA2B1682082CE720732"/>
-    <w:rsid w:val="008054B7"/>
+  <w:style w:type="paragraph" w:customStyle="1" w:styleId="4C36D81245204C02A31089D20E34C10A">
+    <w:name w:val="4C36D81245204C02A31089D20E34C10A"/>
+    <w:rsid w:val="000F353B"/>
   </w:style>
-  <w:style w:type="paragraph" w:customStyle="1" w:styleId="9B7C13FC30724B6AA25ACD27F2C856F3">
-    <w:name w:val="9B7C13FC30724B6AA25ACD27F2C856F3"/>
-    <w:rsid w:val="008054B7"/>
+  <w:style w:type="paragraph" w:customStyle="1" w:styleId="F47C5E35A87C41DBA54AD3B633C7533D">
+    <w:name w:val="F47C5E35A87C41DBA54AD3B633C7533D"/>
+    <w:rsid w:val="000F353B"/>
   </w:style>
-  <w:style w:type="paragraph" w:customStyle="1" w:styleId="808B1C9834A34B349064926305CC4683">
-    <w:name w:val="808B1C9834A34B349064926305CC4683"/>
-    <w:rsid w:val="008054B7"/>
+  <w:style w:type="paragraph" w:customStyle="1" w:styleId="F24C3B7860CE436ABB1FAB0636089B5D">
+    <w:name w:val="F24C3B7860CE436ABB1FAB0636089B5D"/>
+    <w:rsid w:val="000F353B"/>
   </w:style>
-  <w:style w:type="paragraph" w:customStyle="1" w:styleId="405FFE91073946FFB7E9EED36A41E565">
-    <w:name w:val="405FFE91073946FFB7E9EED36A41E565"/>
-    <w:rsid w:val="008054B7"/>
+  <w:style w:type="paragraph" w:customStyle="1" w:styleId="B6296AF1EE56482F9313EE3FFC509E33">
+    <w:name w:val="B6296AF1EE56482F9313EE3FFC509E33"/>
+    <w:rsid w:val="000F353B"/>
   </w:style>
-  <w:style w:type="paragraph" w:customStyle="1" w:styleId="9137C528674447AF86228A1AF2E5F04D">
-    <w:name w:val="9137C528674447AF86228A1AF2E5F04D"/>
-    <w:rsid w:val="008054B7"/>
+  <w:style w:type="paragraph" w:customStyle="1" w:styleId="80C0EC7903F9419E86696179E371F5DF">
+    <w:name w:val="80C0EC7903F9419E86696179E371F5DF"/>
+    <w:rsid w:val="000F353B"/>
   </w:style>
-  <w:style w:type="paragraph" w:customStyle="1" w:styleId="2AC7B0ACA1CF4C4B840FFC570CAD7729">
-    <w:name w:val="2AC7B0ACA1CF4C4B840FFC570CAD7729"/>
-    <w:rsid w:val="008054B7"/>
+  <w:style w:type="paragraph" w:customStyle="1" w:styleId="18EDB98473954AAB87E4FEF1D0C49DF8">
+    <w:name w:val="18EDB98473954AAB87E4FEF1D0C49DF8"/>
+    <w:rsid w:val="000F353B"/>
   </w:style>
-  <w:style w:type="paragraph" w:customStyle="1" w:styleId="4743F64F526342FE8270D411ECA766AC">
-    <w:name w:val="4743F64F526342FE8270D411ECA766AC"/>
-    <w:rsid w:val="008054B7"/>
+  <w:style w:type="paragraph" w:customStyle="1" w:styleId="D30A136D735E4AEAAA4428FDF2FAD541">
+    <w:name w:val="D30A136D735E4AEAAA4428FDF2FAD541"/>
+    <w:rsid w:val="000F353B"/>
   </w:style>
-  <w:style w:type="paragraph" w:customStyle="1" w:styleId="C5815EDD6E614EDD88E86A5EC2239245">
-    <w:name w:val="C5815EDD6E614EDD88E86A5EC2239245"/>
-    <w:rsid w:val="008054B7"/>
+  <w:style w:type="paragraph" w:customStyle="1" w:styleId="4F053085853547C0A337A3E4FD31CB2A">
+    <w:name w:val="4F053085853547C0A337A3E4FD31CB2A"/>
+    <w:rsid w:val="000F353B"/>
   </w:style>
-  <w:style w:type="paragraph" w:customStyle="1" w:styleId="1D789B9581424B81B9EB08533F6E17A0">
-    <w:name w:val="1D789B9581424B81B9EB08533F6E17A0"/>
-    <w:rsid w:val="008054B7"/>
+  <w:style w:type="paragraph" w:customStyle="1" w:styleId="94FA79384A284262B7A7B82B32DEE5CC">
+    <w:name w:val="94FA79384A284262B7A7B82B32DEE5CC"/>
+    <w:rsid w:val="000F353B"/>
   </w:style>
-  <w:style w:type="paragraph" w:customStyle="1" w:styleId="8FF9E87F738E4024B3481ED825EAB8F4">
-    <w:name w:val="8FF9E87F738E4024B3481ED825EAB8F4"/>
-    <w:rsid w:val="008054B7"/>
+  <w:style w:type="paragraph" w:customStyle="1" w:styleId="63AFC7670CA847F0867A562FD98D3C54">
+    <w:name w:val="63AFC7670CA847F0867A562FD98D3C54"/>
+    <w:rsid w:val="000F353B"/>
   </w:style>
-  <w:style w:type="paragraph" w:customStyle="1" w:styleId="0B75BF73F7D54BB68D4D907CD124561E">
-    <w:name w:val="0B75BF73F7D54BB68D4D907CD124561E"/>
-    <w:rsid w:val="008054B7"/>
+  <w:style w:type="paragraph" w:customStyle="1" w:styleId="69B534E4C07A45FD87F7AC43D47003A0">
+    <w:name w:val="69B534E4C07A45FD87F7AC43D47003A0"/>
+    <w:rsid w:val="000F353B"/>
   </w:style>
-  <w:style w:type="paragraph" w:customStyle="1" w:styleId="BDCBD6C7410D41A6AD6DBC1609DF3D89">
-    <w:name w:val="BDCBD6C7410D41A6AD6DBC1609DF3D89"/>
-    <w:rsid w:val="008054B7"/>
+  <w:style w:type="paragraph" w:customStyle="1" w:styleId="F7464BC180284B1BBE4C0AAE1E8723C1">
+    <w:name w:val="F7464BC180284B1BBE4C0AAE1E8723C1"/>
+    <w:rsid w:val="000F353B"/>
   </w:style>
-  <w:style w:type="paragraph" w:customStyle="1" w:styleId="3197416AC35A40AE84CCD9AADF4DEA22">
-    <w:name w:val="3197416AC35A40AE84CCD9AADF4DEA22"/>
-    <w:rsid w:val="008054B7"/>
+  <w:style w:type="paragraph" w:customStyle="1" w:styleId="0A2287D22540458A996E0555CF419DBF">
+    <w:name w:val="0A2287D22540458A996E0555CF419DBF"/>
+    <w:rsid w:val="000F353B"/>
   </w:style>
-  <w:style w:type="paragraph" w:customStyle="1" w:styleId="438B30E4621B4930B9A8EF42C47D616E">
-    <w:name w:val="438B30E4621B4930B9A8EF42C47D616E"/>
-    <w:rsid w:val="008054B7"/>
+  <w:style w:type="paragraph" w:customStyle="1" w:styleId="D70360DAE215411D846B9AE1F1CEDBE0">
+    <w:name w:val="D70360DAE215411D846B9AE1F1CEDBE0"/>
+    <w:rsid w:val="000F353B"/>
   </w:style>
-  <w:style w:type="paragraph" w:customStyle="1" w:styleId="4B27E1BF45C84274BBD97B188727C29F">
-    <w:name w:val="4B27E1BF45C84274BBD97B188727C29F"/>
-    <w:rsid w:val="00136076"/>
+  <w:style w:type="paragraph" w:customStyle="1" w:styleId="4DE8BCFB86F145EFAF4B40C2B2C9EA62">
+    <w:name w:val="4DE8BCFB86F145EFAF4B40C2B2C9EA62"/>
+    <w:rsid w:val="000F353B"/>
   </w:style>
-  <w:style w:type="paragraph" w:customStyle="1" w:styleId="5565176B728D4D5782F84BD0A33A1872">
-    <w:name w:val="5565176B728D4D5782F84BD0A33A1872"/>
-    <w:rsid w:val="008054B7"/>
+  <w:style w:type="paragraph" w:customStyle="1" w:styleId="47275DE81D2649A48D8519B29EF18921">
+    <w:name w:val="47275DE81D2649A48D8519B29EF18921"/>
+    <w:rsid w:val="000F353B"/>
   </w:style>
-  <w:style w:type="paragraph" w:customStyle="1" w:styleId="923ADE29025D47DBBFB7C2B655E33A67">
-    <w:name w:val="923ADE29025D47DBBFB7C2B655E33A67"/>
-    <w:rsid w:val="00136076"/>
+  <w:style w:type="paragraph" w:customStyle="1" w:styleId="741D9367E8854D8D95B65F7AC56E5B40">
+    <w:name w:val="741D9367E8854D8D95B65F7AC56E5B40"/>
+    <w:rsid w:val="002C4F86"/>
   </w:style>
-  <w:style w:type="paragraph" w:customStyle="1" w:styleId="A0DE857A1CE84230B8570957C9CA0468">
-    <w:name w:val="A0DE857A1CE84230B8570957C9CA0468"/>
-    <w:rsid w:val="008054B7"/>
+  <w:style w:type="paragraph" w:customStyle="1" w:styleId="DC098D137924436A9E9190E4AFE10321">
+    <w:name w:val="DC098D137924436A9E9190E4AFE10321"/>
+    <w:rsid w:val="002C4F86"/>
   </w:style>
-  <w:style w:type="paragraph" w:customStyle="1" w:styleId="C123EE7D450B44B28801E590C1356B78">
-    <w:name w:val="C123EE7D450B44B28801E590C1356B78"/>
-    <w:rsid w:val="00136076"/>
+  <w:style w:type="paragraph" w:customStyle="1" w:styleId="5362D1BB91FD4A49B48781571EA36CCD">
+    <w:name w:val="5362D1BB91FD4A49B48781571EA36CCD"/>
+    <w:rsid w:val="002C4F86"/>
   </w:style>
-  <w:style w:type="paragraph" w:customStyle="1" w:styleId="0D86642275DC4C61BFA6937A28894BFA">
-    <w:name w:val="0D86642275DC4C61BFA6937A28894BFA"/>
-    <w:rsid w:val="00136076"/>
+  <w:style w:type="paragraph" w:customStyle="1" w:styleId="6E495FABF8E042E1B8E65DE18BF35B1C">
+    <w:name w:val="6E495FABF8E042E1B8E65DE18BF35B1C"/>
+    <w:rsid w:val="002C4F86"/>
   </w:style>
-  <w:style w:type="paragraph" w:customStyle="1" w:styleId="A11498B9307840D190926AD861D1FD04">
-    <w:name w:val="A11498B9307840D190926AD861D1FD04"/>
-    <w:rsid w:val="00136076"/>
+  <w:style w:type="paragraph" w:customStyle="1" w:styleId="3D6B9EE2047142D79471E354C28766DA">
+    <w:name w:val="3D6B9EE2047142D79471E354C28766DA"/>
+    <w:rsid w:val="002C4F86"/>
   </w:style>
-  <w:style w:type="paragraph" w:customStyle="1" w:styleId="4539D2566EBD4B1F9AE196BFFC1F4834">
-    <w:name w:val="4539D2566EBD4B1F9AE196BFFC1F4834"/>
-    <w:rsid w:val="00136076"/>
+  <w:style w:type="paragraph" w:customStyle="1" w:styleId="2045EEA6CB4642F4A38A2400B9BB10B4">
+    <w:name w:val="2045EEA6CB4642F4A38A2400B9BB10B4"/>
+    <w:rsid w:val="002C4F86"/>
   </w:style>
-  <w:style w:type="paragraph" w:customStyle="1" w:styleId="5C1ECCE306AA452B9BF39BA3D4DA328E">
-    <w:name w:val="5C1ECCE306AA452B9BF39BA3D4DA328E"/>
-    <w:rsid w:val="00136076"/>
+  <w:style w:type="paragraph" w:customStyle="1" w:styleId="5BB3B99145F94A11BAC568F7E3FF21FC">
+    <w:name w:val="5BB3B99145F94A11BAC568F7E3FF21FC"/>
+    <w:rsid w:val="002C4F86"/>
   </w:style>
-  <w:style w:type="paragraph" w:customStyle="1" w:styleId="222A4ADA4FE946D98FE05DA2B9D348D4">
-    <w:name w:val="222A4ADA4FE946D98FE05DA2B9D348D4"/>
-    <w:rsid w:val="00136076"/>
+  <w:style w:type="paragraph" w:customStyle="1" w:styleId="E5BAA42C61494BD0A34459B53DA4A1B0">
+    <w:name w:val="E5BAA42C61494BD0A34459B53DA4A1B0"/>
+    <w:rsid w:val="002C4F86"/>
   </w:style>
-  <w:style w:type="paragraph" w:customStyle="1" w:styleId="A525FD7B9BA14FBFACDA6090FC1DBA65">
-    <w:name w:val="A525FD7B9BA14FBFACDA6090FC1DBA65"/>
-    <w:rsid w:val="00136076"/>
+  <w:style w:type="paragraph" w:customStyle="1" w:styleId="94E32D22E9F74F4C8F9AECA13A0B0999">
+    <w:name w:val="94E32D22E9F74F4C8F9AECA13A0B0999"/>
+    <w:rsid w:val="002C4F86"/>
   </w:style>
-  <w:style w:type="paragraph" w:customStyle="1" w:styleId="D52809BC622A4342AC668B72304E6356">
-    <w:name w:val="D52809BC622A4342AC668B72304E6356"/>
-    <w:rsid w:val="00136076"/>
+  <w:style w:type="paragraph" w:customStyle="1" w:styleId="73E0F34A421B41918771B5953A79C469">
+    <w:name w:val="73E0F34A421B41918771B5953A79C469"/>
+    <w:rsid w:val="002C4F86"/>
   </w:style>
-  <w:style w:type="paragraph" w:customStyle="1" w:styleId="D0C7D5629B444F95A642E6EAB84A869C">
-    <w:name w:val="D0C7D5629B444F95A642E6EAB84A869C"/>
-    <w:rsid w:val="00136076"/>
+  <w:style w:type="paragraph" w:customStyle="1" w:styleId="E0EE8EF006BB45DB995BA223F5A49729">
+    <w:name w:val="E0EE8EF006BB45DB995BA223F5A49729"/>
+    <w:rsid w:val="002C4F86"/>
   </w:style>
-  <w:style w:type="paragraph" w:customStyle="1" w:styleId="12F2A3D1E4BE4F00815A7C55945CA521">
-    <w:name w:val="12F2A3D1E4BE4F00815A7C55945CA521"/>
-    <w:rsid w:val="00136076"/>
+  <w:style w:type="paragraph" w:customStyle="1" w:styleId="971BE9AC9FD54580A8055E73FF52FAAC">
+    <w:name w:val="971BE9AC9FD54580A8055E73FF52FAAC"/>
+    <w:rsid w:val="002C4F86"/>
   </w:style>
-  <w:style w:type="paragraph" w:customStyle="1" w:styleId="19FE2BD8170048109C28FC3304CDC10F">
-    <w:name w:val="19FE2BD8170048109C28FC3304CDC10F"/>
-    <w:rsid w:val="00136076"/>
+  <w:style w:type="paragraph" w:customStyle="1" w:styleId="2A1EE604918D435695DB2B670F3FA0E3">
+    <w:name w:val="2A1EE604918D435695DB2B670F3FA0E3"/>
+    <w:rsid w:val="002C4F86"/>
   </w:style>
-  <w:style w:type="paragraph" w:customStyle="1" w:styleId="4D0E7DA22D7F4710ABEB2190B50E4627">
-    <w:name w:val="4D0E7DA22D7F4710ABEB2190B50E4627"/>
-    <w:rsid w:val="00136076"/>
-  </w:style>
-  <w:style w:type="paragraph" w:customStyle="1" w:styleId="72111B1111AD441EA927073298A74A34">
-    <w:name w:val="72111B1111AD441EA927073298A74A34"/>
-    <w:rsid w:val="00136076"/>
-  </w:style>
-  <w:style w:type="paragraph" w:customStyle="1" w:styleId="3F5AB3899AC8496EB2EE58F0D6BC6622">
-    <w:name w:val="3F5AB3899AC8496EB2EE58F0D6BC6622"/>
-    <w:rsid w:val="00136076"/>
-  </w:style>
-  <w:style w:type="paragraph" w:customStyle="1" w:styleId="A1DD62B2824A4A8684A8C501165B1F63">
-    <w:name w:val="A1DD62B2824A4A8684A8C501165B1F63"/>
-    <w:rsid w:val="00136076"/>
-  </w:style>
-  <w:style w:type="paragraph" w:customStyle="1" w:styleId="ABF554B4BF9A4DD0862C1785ED523E2B">
-    <w:name w:val="ABF554B4BF9A4DD0862C1785ED523E2B"/>
-    <w:rsid w:val="00136076"/>
-  </w:style>
-  <w:style w:type="paragraph" w:customStyle="1" w:styleId="08C6750B7E864BC79604BAF7B42CEEFB">
-    <w:name w:val="08C6750B7E864BC79604BAF7B42CEEFB"/>
-    <w:rsid w:val="00136076"/>
-  </w:style>
-  <w:style w:type="paragraph" w:customStyle="1" w:styleId="4377C24BB18A43FDB6D371FADBBA9A77">
-    <w:name w:val="4377C24BB18A43FDB6D371FADBBA9A77"/>
-    <w:rsid w:val="00136076"/>
-  </w:style>
-  <w:style w:type="paragraph" w:customStyle="1" w:styleId="303E869511694C4C93BC22B9D7C14BBC">
-    <w:name w:val="303E869511694C4C93BC22B9D7C14BBC"/>
-    <w:rsid w:val="00136076"/>
-  </w:style>
-  <w:style w:type="paragraph" w:customStyle="1" w:styleId="92D27C5C8F3B4A149AA7180AEEC6CEBE">
-    <w:name w:val="92D27C5C8F3B4A149AA7180AEEC6CEBE"/>
-    <w:rsid w:val="00136076"/>
-  </w:style>
-  <w:style w:type="paragraph" w:customStyle="1" w:styleId="3BD326A489B347A692F6517C6D0A7D58">
-    <w:name w:val="3BD326A489B347A692F6517C6D0A7D58"/>
-    <w:rsid w:val="00136076"/>
-  </w:style>
-  <w:style w:type="paragraph" w:customStyle="1" w:styleId="DE9C2189A54949B1881F5B042F268C2A">
-    <w:name w:val="DE9C2189A54949B1881F5B042F268C2A"/>
-    <w:rsid w:val="00136076"/>
-  </w:style>
-  <w:style w:type="paragraph" w:customStyle="1" w:styleId="6AD33AA69D304DABB94D2DA5BDF8692A">
-    <w:name w:val="6AD33AA69D304DABB94D2DA5BDF8692A"/>
-    <w:rsid w:val="00136076"/>
-  </w:style>
-  <w:style w:type="paragraph" w:customStyle="1" w:styleId="CD5537D15F514738A61DCF422B594462">
-    <w:name w:val="CD5537D15F514738A61DCF422B594462"/>
-    <w:rsid w:val="00136076"/>
-  </w:style>
-  <w:style w:type="paragraph" w:customStyle="1" w:styleId="977258797C9A466DBF28FCA6A24B705F">
-    <w:name w:val="977258797C9A466DBF28FCA6A24B705F"/>
-    <w:rsid w:val="00136076"/>
-  </w:style>
-  <w:style w:type="paragraph" w:customStyle="1" w:styleId="66065A89FC5349929B81969A18914446">
-    <w:name w:val="66065A89FC5349929B81969A18914446"/>
-    <w:rsid w:val="00136076"/>
-  </w:style>
-  <w:style w:type="paragraph" w:customStyle="1" w:styleId="DAEF62B5EE954D7FB3C3D81B4F3136DF">
-    <w:name w:val="DAEF62B5EE954D7FB3C3D81B4F3136DF"/>
-    <w:rsid w:val="00136076"/>
-  </w:style>
-  <w:style w:type="paragraph" w:customStyle="1" w:styleId="C988E9C393F54F2CB72D6740C5FCD101">
-    <w:name w:val="C988E9C393F54F2CB72D6740C5FCD101"/>
-    <w:rsid w:val="00136076"/>
-  </w:style>
-  <w:style w:type="paragraph" w:customStyle="1" w:styleId="E0CD33C792B84DC79B60DE148013E664">
-    <w:name w:val="E0CD33C792B84DC79B60DE148013E664"/>
-    <w:rsid w:val="00136076"/>
-  </w:style>
-  <w:style w:type="paragraph" w:customStyle="1" w:styleId="D7A216616C3C44BFAB720BB013669212">
-    <w:name w:val="D7A216616C3C44BFAB720BB013669212"/>
-    <w:rsid w:val="00136076"/>
-  </w:style>
-  <w:style w:type="paragraph" w:customStyle="1" w:styleId="46C1260FA2724559B7015107D144103C">
-    <w:name w:val="46C1260FA2724559B7015107D144103C"/>
-    <w:rsid w:val="00136076"/>
-  </w:style>
-  <w:style w:type="paragraph" w:customStyle="1" w:styleId="2C879F50A77D4A85A2599221DA5D5ECA">
-    <w:name w:val="2C879F50A77D4A85A2599221DA5D5ECA"/>
-    <w:rsid w:val="00136076"/>
-  </w:style>
-  <w:style w:type="paragraph" w:customStyle="1" w:styleId="A35FD4B97E3B4AE2BDCB3214826D8369">
-    <w:name w:val="A35FD4B97E3B4AE2BDCB3214826D8369"/>
-    <w:rsid w:val="00136076"/>
-  </w:style>
-  <w:style w:type="paragraph" w:customStyle="1" w:styleId="94D262598FAC4664A2E8FFA6B29BFC0E">
-    <w:name w:val="94D262598FAC4664A2E8FFA6B29BFC0E"/>
-    <w:rsid w:val="00136076"/>
-  </w:style>
-  <w:style w:type="paragraph" w:customStyle="1" w:styleId="6BD89F994D3449F4A0BC6548747C4A57">
-    <w:name w:val="6BD89F994D3449F4A0BC6548747C4A57"/>
-    <w:rsid w:val="00136076"/>
-  </w:style>
-  <w:style w:type="paragraph" w:customStyle="1" w:styleId="0487272DE8CA43E4B354989FAE6D1AEC">
-    <w:name w:val="0487272DE8CA43E4B354989FAE6D1AEC"/>
-    <w:rsid w:val="00136076"/>
-  </w:style>
-  <w:style w:type="paragraph" w:customStyle="1" w:styleId="2A8F658721894EAFB42EF161AF8A2FEA">
-    <w:name w:val="2A8F658721894EAFB42EF161AF8A2FEA"/>
-    <w:rsid w:val="00136076"/>
-  </w:style>
-  <w:style w:type="paragraph" w:customStyle="1" w:styleId="3D499474DEFC428389A31EE2E4D91073">
-    <w:name w:val="3D499474DEFC428389A31EE2E4D91073"/>
-    <w:rsid w:val="00136076"/>
-  </w:style>
-  <w:style w:type="paragraph" w:customStyle="1" w:styleId="018BAECB06EA4F4FBB518177C4F23EAE">
-    <w:name w:val="018BAECB06EA4F4FBB518177C4F23EAE"/>
-    <w:rsid w:val="00136076"/>
-  </w:style>
-  <w:style w:type="paragraph" w:customStyle="1" w:styleId="BC02B74EC8F04B44A6CF1056A423175B">
-    <w:name w:val="BC02B74EC8F04B44A6CF1056A423175B"/>
-    <w:rsid w:val="00136076"/>
-  </w:style>
-  <w:style w:type="paragraph" w:customStyle="1" w:styleId="10EEE7BEC71B4F7DBE73D220FFEE1E0F">
-    <w:name w:val="10EEE7BEC71B4F7DBE73D220FFEE1E0F"/>
-    <w:rsid w:val="00136076"/>
-  </w:style>
-  <w:style w:type="paragraph" w:customStyle="1" w:styleId="6028BDBBB7364D1481066FFAE13CB9F9">
-    <w:name w:val="6028BDBBB7364D1481066FFAE13CB9F9"/>
-    <w:rsid w:val="00136076"/>
-  </w:style>
-  <w:style w:type="paragraph" w:customStyle="1" w:styleId="9AFD1CFF40534A0CB812F482445AAC8D">
-    <w:name w:val="9AFD1CFF40534A0CB812F482445AAC8D"/>
-    <w:rsid w:val="00136076"/>
-  </w:style>
-  <w:style w:type="paragraph" w:customStyle="1" w:styleId="DA4ED9F337E143C3AE1EE8392B1B7298">
-    <w:name w:val="DA4ED9F337E143C3AE1EE8392B1B7298"/>
-    <w:rsid w:val="00136076"/>
-  </w:style>
-  <w:style w:type="paragraph" w:customStyle="1" w:styleId="01DEDB556A6B4AF2961A22BD5BA32755">
-    <w:name w:val="01DEDB556A6B4AF2961A22BD5BA32755"/>
-    <w:rsid w:val="00136076"/>
-  </w:style>
-  <w:style w:type="paragraph" w:customStyle="1" w:styleId="D121BDE39BFA4DDAA0508FA271D240D3">
-    <w:name w:val="D121BDE39BFA4DDAA0508FA271D240D3"/>
-    <w:rsid w:val="00136076"/>
-  </w:style>
-  <w:style w:type="paragraph" w:customStyle="1" w:styleId="4CBA20354F894D5788074BF2590BF945">
-    <w:name w:val="4CBA20354F894D5788074BF2590BF945"/>
-    <w:rsid w:val="00136076"/>
-  </w:style>
-  <w:style w:type="paragraph" w:customStyle="1" w:styleId="0177800D3ED948499884A6935DB2C1F8">
-    <w:name w:val="0177800D3ED948499884A6935DB2C1F8"/>
-    <w:rsid w:val="00136076"/>
-  </w:style>
-  <w:style w:type="paragraph" w:customStyle="1" w:styleId="739565F4F34F49A7A9C8BD91FCC6524E">
-    <w:name w:val="739565F4F34F49A7A9C8BD91FCC6524E"/>
-    <w:rsid w:val="00136076"/>
-  </w:style>
-  <w:style w:type="paragraph" w:customStyle="1" w:styleId="0AFE55D223D14900B04569E5DF3FFA96">
-    <w:name w:val="0AFE55D223D14900B04569E5DF3FFA96"/>
-    <w:rsid w:val="00136076"/>
-  </w:style>
-  <w:style w:type="paragraph" w:customStyle="1" w:styleId="080180D32AB74B6BB6BE6BC9B4A62054">
-    <w:name w:val="080180D32AB74B6BB6BE6BC9B4A62054"/>
-    <w:rsid w:val="00136076"/>
-  </w:style>
-  <w:style w:type="paragraph" w:customStyle="1" w:styleId="609178B460324BD19094C222B957B06B">
-    <w:name w:val="609178B460324BD19094C222B957B06B"/>
-    <w:rsid w:val="00136076"/>
-  </w:style>
-  <w:style w:type="paragraph" w:customStyle="1" w:styleId="CA7B4DD291694F2BACFC454219FD8C33">
-    <w:name w:val="CA7B4DD291694F2BACFC454219FD8C33"/>
-    <w:rsid w:val="00136076"/>
-  </w:style>
-  <w:style w:type="paragraph" w:customStyle="1" w:styleId="AC9AD2A382DA497ABD316CF631F0E6D7">
-    <w:name w:val="AC9AD2A382DA497ABD316CF631F0E6D7"/>
-    <w:rsid w:val="00136076"/>
-  </w:style>
-  <w:style w:type="paragraph" w:customStyle="1" w:styleId="DB547E93058243FCB3E6B609BD2CA3B9">
-    <w:name w:val="DB547E93058243FCB3E6B609BD2CA3B9"/>
-    <w:rsid w:val="00136076"/>
-  </w:style>
-  <w:style w:type="paragraph" w:customStyle="1" w:styleId="6FF38AFC30814D829CF043A44A2A2376">
-    <w:name w:val="6FF38AFC30814D829CF043A44A2A2376"/>
-    <w:rsid w:val="00136076"/>
-  </w:style>
-  <w:style w:type="paragraph" w:customStyle="1" w:styleId="5CB61A51AC564E4F970F4511EDE3954C">
-    <w:name w:val="5CB61A51AC564E4F970F4511EDE3954C"/>
-    <w:rsid w:val="00136076"/>
-  </w:style>
-  <w:style w:type="paragraph" w:customStyle="1" w:styleId="4A560B80657F4170AD0AA48DEC2B72A9">
-    <w:name w:val="4A560B80657F4170AD0AA48DEC2B72A9"/>
-    <w:rsid w:val="00136076"/>
+  <w:style w:type="paragraph" w:customStyle="1" w:styleId="9CD79AA69D9B4674A5B8D3EECA9B49BA">
+    <w:name w:val="9CD79AA69D9B4674A5B8D3EECA9B49BA"/>
+    <w:rsid w:val="002C4F86"/>
   </w:style>
 </w:styles>
 </file>
@@ -6189,7 +5708,7 @@
 </file>
 
 <file path=word/webextensions/webextension1.xml><?xml version="1.0" encoding="utf-8"?>
-<we:webextension xmlns:we="http://schemas.microsoft.com/office/webextensions/webextension/2010/11" id="{001C15A6-C731-4141-9B2E-06CFD5B1DC75}">
+<we:webextension xmlns:we="http://schemas.microsoft.com/office/webextensions/webextension/2010/11" id="{4D1E1D04-B9B0-4A53-99DF-7FDF31F2A82E}">
   <we:reference id="WA200009156" version="1.0.0.7" store="Omex" storeType="OMEX"/>
   <we:alternateReferences>
     <we:reference id="WA200009156" version="1.0.0.7" store="WA200009156" storeType="OMEX"/>
@@ -7417,7 +6936,7 @@
 </file>
 
 <file path=customXml/itemProps1.xml><?xml version="1.0" encoding="utf-8"?>
-<ds:datastoreItem xmlns:ds="http://schemas.openxmlformats.org/officeDocument/2006/customXml" ds:itemID="{B63D2A97-7094-4666-9D2A-B8C1ED1DB008}">
+<ds:datastoreItem xmlns:ds="http://schemas.openxmlformats.org/officeDocument/2006/customXml" ds:itemID="{622FC466-8B25-4695-AEB3-28EB5AEDA92A}">
   <ds:schemaRefs>
     <ds:schemaRef ds:uri="urn:microsoft-dynamics-businesscentral/internal/extended/reports/Standard_Sales_Quote/1304/"/>
   </ds:schemaRefs>
@@ -7425,9 +6944,15 @@
 </file>
 
 <file path=customXml/itemProps2.xml><?xml version="1.0" encoding="utf-8"?>
-<ds:datastoreItem xmlns:ds="http://schemas.openxmlformats.org/officeDocument/2006/customXml" ds:itemID="{99280D81-BD1A-41B3-974D-561DAC72FC99}">
+<ds:datastoreItem xmlns:ds="http://schemas.openxmlformats.org/officeDocument/2006/customXml" ds:itemID="{6ECCC8C6-8B62-4F89-A854-4267C4E441F8}">
   <ds:schemaRefs>
     <ds:schemaRef ds:uri="urn:microsoft-dynamics-nav/reports/Standard_Sales_Quote/1304/"/>
   </ds:schemaRefs>
 </ds:datastoreItem>
+</file>
+
+<file path=docMetadata/LabelInfo.xml><?xml version="1.0" encoding="utf-8"?>
+<clbl:labelList xmlns:clbl="http://schemas.microsoft.com/office/2020/mipLabelMetadata">
+  <clbl:label id="{f42aa342-8706-4288-bd11-ebb85995028c}" enabled="1" method="Standard" siteId="{72f988bf-86f1-41af-91ab-2d7cd011db47}" contentBits="0" removed="0"/>
+</clbl:labelList>
 </file>